--- a/Memoria_TFM_Final.docx
+++ b/Memoria_TFM_Final.docx
@@ -458,45 +458,8 @@
           <w:spacing w:val="20"/>
           <w:sz w:val="28"/>
         </w:rPr>
-        <w:t>Nombre y apellidos</w:t>
-      </w:r>
-      <w:r>
-        <w:rPr>
-          <w:rFonts w:cstheme="minorHAnsi"/>
-          <w:spacing w:val="20"/>
-          <w:sz w:val="28"/>
-        </w:rPr>
-        <w:t xml:space="preserve"> del tutor</w:t>
-      </w:r>
-    </w:p>
-    <w:p>
-      <w:pPr>
-        <w:pStyle w:val="Sinespaciado"/>
-        <w:jc w:val="center"/>
-        <w:rPr>
-          <w:rFonts w:cstheme="minorHAnsi"/>
-          <w:spacing w:val="20"/>
-          <w:sz w:val="28"/>
-        </w:rPr>
-      </w:pPr>
-      <w:r>
-        <w:rPr>
-          <w:rFonts w:cstheme="minorHAnsi"/>
-          <w:spacing w:val="20"/>
-          <w:sz w:val="28"/>
-        </w:rPr>
-        <w:t>Tutor externo (si lo hubiera) Nombre y apellidos del tutor</w:t>
-      </w:r>
-    </w:p>
-    <w:p>
-      <w:pPr>
-        <w:pStyle w:val="CdigoFuente"/>
-        <w:rPr>
-          <w:rFonts w:asciiTheme="minorHAnsi" w:hAnsiTheme="minorHAnsi" w:cstheme="minorHAnsi"/>
-          <w:spacing w:val="20"/>
-          <w:sz w:val="28"/>
-        </w:rPr>
-      </w:pPr>
+        <w:t>Miguel Sánchez Novo</w:t>
+      </w:r>
     </w:p>
     <w:p>
       <w:pPr>
@@ -529,7 +492,6 @@
           <w:szCs w:val="20"/>
           <w:lang w:eastAsia="es-ES"/>
         </w:rPr>
-        <w:lastRenderedPageBreak/>
         <w:t>Julio 2026</w:t>
       </w:r>
       <w:r>
@@ -1253,6 +1215,7 @@
           <w:rFonts w:asciiTheme="minorHAnsi" w:hAnsiTheme="minorHAnsi" w:cstheme="minorHAnsi"/>
           <w:szCs w:val="48"/>
         </w:rPr>
+        <w:lastRenderedPageBreak/>
         <w:t>Dedicatoria</w:t>
       </w:r>
       <w:r>
@@ -1522,7 +1485,7 @@
           <w:rFonts w:cstheme="minorHAnsi"/>
           <w:szCs w:val="24"/>
         </w:rPr>
-        <w:t>La metodología comprende la construcción de un pipeline de extracción web propio (Web Scraping con Playwright) que recopiló más de 3.600 anuncios inmobiliarios reales del portal pisos.com. Sobre ese volumen bruto, se aplicó una fase de etiquetado visual automatizado mediante la API de Gemini (estrategia Teacher-Student de Weak Supervision), generando un corpus dinámico que ya supera los 660 inmuebles con etiquetas de calidad visual validadas. Este volumen crece a diario mediante etiquetado automatizado, respetando los límites de cuota gratuita de la API de Google Gemini (1.500 peticiones/día). Sobre este corpus, se desarrolló un algoritmo HistGradientBoosting monolítico con restricciones monotónicas y Target Encoding geográfico. Esta técnica obliga al modelo a respetar la lógica económica del mercado, solucionando el problema de la multicolinealidad espacial.</w:t>
+        <w:t>La metodología comprende la construcción de un pipeline de extracción web propio (Web Scraping con Playwright) que recopiló más de 3.600 anuncios inmobiliarios reales del portal pisos.com. Sobre ese volumen bruto, se aplicó una fase de etiquetado visual automatizado mediante la API de Gemini (estrategia Teacher-Student de Weak Supervision), generando un corpus dinámico que ya supera los 660 inmuebles con etiquetas de calidad visual validadas. Este volumen crece a diario mediante etiquetado automatizado, respetando los límites de cuota gratuita de la API de Google Gemini. Sobre este corpus, se desarrolló un algoritmo HistGradientBoosting monolítico con restricciones monotónicas y Target Encoding geográfico. Esta técnica obliga al modelo a respetar la lógica económica del mercado, solucionando el problema de la multicolinealidad espacial.</w:t>
       </w:r>
     </w:p>
     <w:p>
@@ -1537,7 +1500,7 @@
           <w:rFonts w:cstheme="minorHAnsi"/>
           <w:szCs w:val="24"/>
         </w:rPr>
-        <w:t>Los resultados demuestran una alta capacidad predictiva sobre el conjunto de prueba (Test Set, 20% reservado), alcanzando una Raíz del Error Cuadrático Medio (RMSE) de 264.055 € y un coeficiente de determinación ($R^2$) de 0,931. El RMSE debe leerse en el contexto del dataset: procede del mercado real y abarca tanto viviendas de lujo en zonas céntricas como pisos a reformar en la periferia, lo que eleva la varianza del precio. A medida que el corpus crezca, este error absoluto seguirá descendiendo.</w:t>
+        <w:t>Los resultados demuestran una alta capacidad predictiva sobre el conjunto de prueba (Test Set, 20% reservado), alcanzando una Raíz del Error Cuadrático Medio (RMSE) de 264.055 € y un coeficiente de determinación (R^2) de 0,931. El RMSE debe leerse en el contexto del dataset: procede del mercado real y abarca tanto viviendas de lujo en zonas céntricas como pisos a reformar en la periferia, lo que eleva la varianza del precio. A medida que el corpus crezca, este error absoluto seguirá descendiendo.</w:t>
       </w:r>
     </w:p>
     <w:p>
@@ -1736,7 +1699,39 @@
           <w:szCs w:val="24"/>
           <w:lang w:val="en-US"/>
         </w:rPr>
-        <w:t>The results demonstrate a high predictive capacity on the hold-out test set (20%), achieving a Root Mean Squared Error (RMSE) of 264,055 € and a coefficient of determination ($R^2$) of 0.931. The RMSE reflects the heteroscedastic nature of a real-market dataset spanning luxury properties and entry-level housing alike — an expected and well-documented limitation that will diminish as the corpus scales up.</w:t>
+        <w:t>The results demonstrate a high predictive capacity on the hold-out test set (20%), achieving a Root Mean Squared Error (RMSE) of 2</w:t>
+      </w:r>
+      <w:r>
+        <w:rPr>
+          <w:rFonts w:cstheme="minorHAnsi"/>
+          <w:szCs w:val="24"/>
+          <w:lang w:val="en-US"/>
+        </w:rPr>
+        <w:t>57</w:t>
+      </w:r>
+      <w:r>
+        <w:rPr>
+          <w:rFonts w:cstheme="minorHAnsi"/>
+          <w:szCs w:val="24"/>
+          <w:lang w:val="en-US"/>
+        </w:rPr>
+        <w:t>,</w:t>
+      </w:r>
+      <w:r>
+        <w:rPr>
+          <w:rFonts w:cstheme="minorHAnsi"/>
+          <w:szCs w:val="24"/>
+          <w:lang w:val="en-US"/>
+        </w:rPr>
+        <w:t>29</w:t>
+      </w:r>
+      <w:r>
+        <w:rPr>
+          <w:rFonts w:cstheme="minorHAnsi"/>
+          <w:szCs w:val="24"/>
+          <w:lang w:val="en-US"/>
+        </w:rPr>
+        <w:t>5 € and a coefficient of determination (R^2) of 0.931. The RMSE reflects the heteroscedastic nature of a real-market dataset spanning luxury properties and entry-level housing alike — an expected and well-documented limitation that will diminish as the corpus scales up.</w:t>
       </w:r>
     </w:p>
     <w:p>
@@ -2022,7 +2017,7 @@
             </w:rPr>
             <w:fldChar w:fldCharType="separate"/>
           </w:r>
-          <w:hyperlink w:anchor="_Toc237340285" w:history="1">
+          <w:hyperlink w:anchor="_Toc237344931" w:history="1">
             <w:r>
               <w:rPr>
                 <w:rStyle w:val="Hipervnculo"/>
@@ -2064,7 +2059,7 @@
               <w:rPr>
                 <w:webHidden/>
               </w:rPr>
-              <w:instrText xml:space="preserve"> PAGEREF _Toc237340285 \h </w:instrText>
+              <w:instrText xml:space="preserve"> PAGEREF _Toc237344931 \h </w:instrText>
             </w:r>
             <w:r>
               <w:rPr>
@@ -2105,7 +2100,7 @@
               <w14:ligatures w14:val="standardContextual"/>
             </w:rPr>
           </w:pPr>
-          <w:hyperlink w:anchor="_Toc237340286" w:history="1">
+          <w:hyperlink w:anchor="_Toc237344932" w:history="1">
             <w:r>
               <w:rPr>
                 <w:rStyle w:val="Hipervnculo"/>
@@ -2154,7 +2149,7 @@
                 <w:noProof/>
                 <w:webHidden/>
               </w:rPr>
-              <w:instrText xml:space="preserve"> PAGEREF _Toc237340286 \h </w:instrText>
+              <w:instrText xml:space="preserve"> PAGEREF _Toc237344932 \h </w:instrText>
             </w:r>
             <w:r>
               <w:rPr>
@@ -2199,7 +2194,7 @@
               <w14:ligatures w14:val="standardContextual"/>
             </w:rPr>
           </w:pPr>
-          <w:hyperlink w:anchor="_Toc237340287" w:history="1">
+          <w:hyperlink w:anchor="_Toc237344933" w:history="1">
             <w:r>
               <w:rPr>
                 <w:rStyle w:val="Hipervnculo"/>
@@ -2248,7 +2243,7 @@
                 <w:noProof/>
                 <w:webHidden/>
               </w:rPr>
-              <w:instrText xml:space="preserve"> PAGEREF _Toc237340287 \h </w:instrText>
+              <w:instrText xml:space="preserve"> PAGEREF _Toc237344933 \h </w:instrText>
             </w:r>
             <w:r>
               <w:rPr>
@@ -2293,7 +2288,7 @@
               <w14:ligatures w14:val="standardContextual"/>
             </w:rPr>
           </w:pPr>
-          <w:hyperlink w:anchor="_Toc237340288" w:history="1">
+          <w:hyperlink w:anchor="_Toc237344934" w:history="1">
             <w:r>
               <w:rPr>
                 <w:rStyle w:val="Hipervnculo"/>
@@ -2342,7 +2337,7 @@
                 <w:noProof/>
                 <w:webHidden/>
               </w:rPr>
-              <w:instrText xml:space="preserve"> PAGEREF _Toc237340288 \h </w:instrText>
+              <w:instrText xml:space="preserve"> PAGEREF _Toc237344934 \h </w:instrText>
             </w:r>
             <w:r>
               <w:rPr>
@@ -2387,7 +2382,7 @@
               <w14:ligatures w14:val="standardContextual"/>
             </w:rPr>
           </w:pPr>
-          <w:hyperlink w:anchor="_Toc237340289" w:history="1">
+          <w:hyperlink w:anchor="_Toc237344935" w:history="1">
             <w:r>
               <w:rPr>
                 <w:rStyle w:val="Hipervnculo"/>
@@ -2436,7 +2431,7 @@
                 <w:noProof/>
                 <w:webHidden/>
               </w:rPr>
-              <w:instrText xml:space="preserve"> PAGEREF _Toc237340289 \h </w:instrText>
+              <w:instrText xml:space="preserve"> PAGEREF _Toc237344935 \h </w:instrText>
             </w:r>
             <w:r>
               <w:rPr>
@@ -2481,7 +2476,7 @@
               <w14:ligatures w14:val="standardContextual"/>
             </w:rPr>
           </w:pPr>
-          <w:hyperlink w:anchor="_Toc237340290" w:history="1">
+          <w:hyperlink w:anchor="_Toc237344936" w:history="1">
             <w:r>
               <w:rPr>
                 <w:rStyle w:val="Hipervnculo"/>
@@ -2530,7 +2525,7 @@
                 <w:noProof/>
                 <w:webHidden/>
               </w:rPr>
-              <w:instrText xml:space="preserve"> PAGEREF _Toc237340290 \h </w:instrText>
+              <w:instrText xml:space="preserve"> PAGEREF _Toc237344936 \h </w:instrText>
             </w:r>
             <w:r>
               <w:rPr>
@@ -2550,7 +2545,7 @@
                 <w:noProof/>
                 <w:webHidden/>
               </w:rPr>
-              <w:t>7</w:t>
+              <w:t>6</w:t>
             </w:r>
             <w:r>
               <w:rPr>
@@ -2575,13 +2570,12 @@
               <w14:ligatures w14:val="standardContextual"/>
             </w:rPr>
           </w:pPr>
-          <w:hyperlink w:anchor="_Toc237340291" w:history="1">
+          <w:hyperlink w:anchor="_Toc237344937" w:history="1">
             <w:r>
               <w:rPr>
                 <w:rStyle w:val="Hipervnculo"/>
-                <w:rFonts w:eastAsia="Times New Roman" w:cstheme="minorHAnsi"/>
-                <w:noProof/>
-                <w:lang w:eastAsia="es-ES"/>
+                <w:rFonts w:cstheme="minorHAnsi"/>
+                <w:noProof/>
               </w:rPr>
               <w:t>1.6</w:t>
             </w:r>
@@ -2601,56 +2595,136 @@
             <w:r>
               <w:rPr>
                 <w:rStyle w:val="Hipervnculo"/>
-                <w:rFonts w:eastAsia="Times New Roman" w:cstheme="minorHAnsi"/>
-                <w:noProof/>
+                <w:rFonts w:cstheme="minorHAnsi"/>
+                <w:noProof/>
+              </w:rPr>
+              <w:t>Estructura del documento</w:t>
+            </w:r>
+            <w:r>
+              <w:rPr>
+                <w:noProof/>
+                <w:webHidden/>
+              </w:rPr>
+              <w:tab/>
+            </w:r>
+            <w:r>
+              <w:rPr>
+                <w:noProof/>
+                <w:webHidden/>
+              </w:rPr>
+              <w:fldChar w:fldCharType="begin"/>
+            </w:r>
+            <w:r>
+              <w:rPr>
+                <w:noProof/>
+                <w:webHidden/>
+              </w:rPr>
+              <w:instrText xml:space="preserve"> PAGEREF _Toc237344937 \h </w:instrText>
+            </w:r>
+            <w:r>
+              <w:rPr>
+                <w:noProof/>
+                <w:webHidden/>
+              </w:rPr>
+            </w:r>
+            <w:r>
+              <w:rPr>
+                <w:noProof/>
+                <w:webHidden/>
+              </w:rPr>
+              <w:fldChar w:fldCharType="separate"/>
+            </w:r>
+            <w:r>
+              <w:rPr>
+                <w:noProof/>
+                <w:webHidden/>
+              </w:rPr>
+              <w:t>7</w:t>
+            </w:r>
+            <w:r>
+              <w:rPr>
+                <w:noProof/>
+                <w:webHidden/>
+              </w:rPr>
+              <w:fldChar w:fldCharType="end"/>
+            </w:r>
+          </w:hyperlink>
+        </w:p>
+        <w:p>
+          <w:pPr>
+            <w:pStyle w:val="TDC1"/>
+            <w:rPr>
+              <w:rFonts w:eastAsiaTheme="minorEastAsia"/>
+              <w:bCs w:val="0"/>
+              <w:iCs w:val="0"/>
+              <w:kern w:val="2"/>
+              <w:lang w:eastAsia="es-ES"/>
+              <w14:ligatures w14:val="standardContextual"/>
+            </w:rPr>
+          </w:pPr>
+          <w:hyperlink w:anchor="_Toc237344938" w:history="1">
+            <w:r>
+              <w:rPr>
+                <w:rStyle w:val="Hipervnculo"/>
+                <w:rFonts w:cstheme="minorHAnsi"/>
+              </w:rPr>
+              <w:t>Capítulo 2</w:t>
+            </w:r>
+            <w:r>
+              <w:rPr>
+                <w:rFonts w:eastAsiaTheme="minorEastAsia"/>
+                <w:bCs w:val="0"/>
+                <w:iCs w:val="0"/>
+                <w:kern w:val="2"/>
                 <w:lang w:eastAsia="es-ES"/>
-              </w:rPr>
-              <w:t>Este marco de trabajo estructurado e iterativo abarca desde la comprensión inicial del negocio y la extracción de datos (mediante Web Scraping automatizado e IA generativa), pasando por un riguroso preprocesamiento y experimentación de modelos (HistGradientBoosting), hasta llegar a la evaluación estadística y el despliegue final en una aplicación web interactiva (Streamlit). El detalle exhaustivo de cada una de estas etapas se desarrolla en profundidad en los capítulos posteriores de esta memoria.</w:t>
-            </w:r>
-            <w:r>
-              <w:rPr>
-                <w:noProof/>
-                <w:webHidden/>
+                <w14:ligatures w14:val="standardContextual"/>
               </w:rPr>
               <w:tab/>
             </w:r>
             <w:r>
               <w:rPr>
-                <w:noProof/>
+                <w:rStyle w:val="Hipervnculo"/>
+                <w:rFonts w:cstheme="minorHAnsi"/>
+              </w:rPr>
+              <w:t>Marco teórico y estado del arte</w:t>
+            </w:r>
+            <w:r>
+              <w:rPr>
+                <w:webHidden/>
+              </w:rPr>
+              <w:tab/>
+            </w:r>
+            <w:r>
+              <w:rPr>
                 <w:webHidden/>
               </w:rPr>
               <w:fldChar w:fldCharType="begin"/>
             </w:r>
             <w:r>
               <w:rPr>
-                <w:noProof/>
-                <w:webHidden/>
-              </w:rPr>
-              <w:instrText xml:space="preserve"> PAGEREF _Toc237340291 \h </w:instrText>
-            </w:r>
-            <w:r>
-              <w:rPr>
-                <w:noProof/>
-                <w:webHidden/>
-              </w:rPr>
-            </w:r>
-            <w:r>
-              <w:rPr>
-                <w:noProof/>
+                <w:webHidden/>
+              </w:rPr>
+              <w:instrText xml:space="preserve"> PAGEREF _Toc237344938 \h </w:instrText>
+            </w:r>
+            <w:r>
+              <w:rPr>
+                <w:webHidden/>
+              </w:rPr>
+            </w:r>
+            <w:r>
+              <w:rPr>
                 <w:webHidden/>
               </w:rPr>
               <w:fldChar w:fldCharType="separate"/>
             </w:r>
             <w:r>
               <w:rPr>
-                <w:noProof/>
-                <w:webHidden/>
-              </w:rPr>
-              <w:t>7</w:t>
-            </w:r>
-            <w:r>
-              <w:rPr>
-                <w:noProof/>
+                <w:webHidden/>
+              </w:rPr>
+              <w:t>8</w:t>
+            </w:r>
+            <w:r>
+              <w:rPr>
                 <w:webHidden/>
               </w:rPr>
               <w:fldChar w:fldCharType="end"/>
@@ -2671,14 +2745,14 @@
               <w14:ligatures w14:val="standardContextual"/>
             </w:rPr>
           </w:pPr>
-          <w:hyperlink w:anchor="_Toc237340292" w:history="1">
+          <w:hyperlink w:anchor="_Toc237344939" w:history="1">
             <w:r>
               <w:rPr>
                 <w:rStyle w:val="Hipervnculo"/>
                 <w:rFonts w:cstheme="minorHAnsi"/>
                 <w:noProof/>
               </w:rPr>
-              <w:t>1.7</w:t>
+              <w:t>2.1</w:t>
             </w:r>
             <w:r>
               <w:rPr>
@@ -2699,7 +2773,7 @@
                 <w:rFonts w:cstheme="minorHAnsi"/>
                 <w:noProof/>
               </w:rPr>
-              <w:t>Estructura del documento</w:t>
+              <w:t>Fundamentos teóricos relevantes</w:t>
             </w:r>
             <w:r>
               <w:rPr>
@@ -2720,7 +2794,7 @@
                 <w:noProof/>
                 <w:webHidden/>
               </w:rPr>
-              <w:instrText xml:space="preserve"> PAGEREF _Toc237340292 \h </w:instrText>
+              <w:instrText xml:space="preserve"> PAGEREF _Toc237344939 \h </w:instrText>
             </w:r>
             <w:r>
               <w:rPr>
@@ -2740,92 +2814,11 @@
                 <w:noProof/>
                 <w:webHidden/>
               </w:rPr>
-              <w:t>7</w:t>
-            </w:r>
-            <w:r>
-              <w:rPr>
-                <w:noProof/>
-                <w:webHidden/>
-              </w:rPr>
-              <w:fldChar w:fldCharType="end"/>
-            </w:r>
-          </w:hyperlink>
-        </w:p>
-        <w:p>
-          <w:pPr>
-            <w:pStyle w:val="TDC1"/>
-            <w:rPr>
-              <w:rFonts w:eastAsiaTheme="minorEastAsia"/>
-              <w:bCs w:val="0"/>
-              <w:iCs w:val="0"/>
-              <w:kern w:val="2"/>
-              <w:lang w:eastAsia="es-ES"/>
-              <w14:ligatures w14:val="standardContextual"/>
-            </w:rPr>
-          </w:pPr>
-          <w:hyperlink w:anchor="_Toc237340293" w:history="1">
-            <w:r>
-              <w:rPr>
-                <w:rStyle w:val="Hipervnculo"/>
-                <w:rFonts w:cstheme="minorHAnsi"/>
-              </w:rPr>
-              <w:t>Capítulo 2</w:t>
-            </w:r>
-            <w:r>
-              <w:rPr>
-                <w:rFonts w:eastAsiaTheme="minorEastAsia"/>
-                <w:bCs w:val="0"/>
-                <w:iCs w:val="0"/>
-                <w:kern w:val="2"/>
-                <w:lang w:eastAsia="es-ES"/>
-                <w14:ligatures w14:val="standardContextual"/>
-              </w:rPr>
-              <w:tab/>
-            </w:r>
-            <w:r>
-              <w:rPr>
-                <w:rStyle w:val="Hipervnculo"/>
-                <w:rFonts w:cstheme="minorHAnsi"/>
-              </w:rPr>
-              <w:t>Marco teórico y estado del arte</w:t>
-            </w:r>
-            <w:r>
-              <w:rPr>
-                <w:webHidden/>
-              </w:rPr>
-              <w:tab/>
-            </w:r>
-            <w:r>
-              <w:rPr>
-                <w:webHidden/>
-              </w:rPr>
-              <w:fldChar w:fldCharType="begin"/>
-            </w:r>
-            <w:r>
-              <w:rPr>
-                <w:webHidden/>
-              </w:rPr>
-              <w:instrText xml:space="preserve"> PAGEREF _Toc237340293 \h </w:instrText>
-            </w:r>
-            <w:r>
-              <w:rPr>
-                <w:webHidden/>
-              </w:rPr>
-            </w:r>
-            <w:r>
-              <w:rPr>
-                <w:webHidden/>
-              </w:rPr>
-              <w:fldChar w:fldCharType="separate"/>
-            </w:r>
-            <w:r>
-              <w:rPr>
-                <w:webHidden/>
-              </w:rPr>
-              <w:t>9</w:t>
-            </w:r>
-            <w:r>
-              <w:rPr>
+              <w:t>8</w:t>
+            </w:r>
+            <w:r>
+              <w:rPr>
+                <w:noProof/>
                 <w:webHidden/>
               </w:rPr>
               <w:fldChar w:fldCharType="end"/>
@@ -2846,14 +2839,14 @@
               <w14:ligatures w14:val="standardContextual"/>
             </w:rPr>
           </w:pPr>
-          <w:hyperlink w:anchor="_Toc237340294" w:history="1">
+          <w:hyperlink w:anchor="_Toc237344940" w:history="1">
             <w:r>
               <w:rPr>
                 <w:rStyle w:val="Hipervnculo"/>
                 <w:rFonts w:cstheme="minorHAnsi"/>
                 <w:noProof/>
               </w:rPr>
-              <w:t>2.1</w:t>
+              <w:t>2.2</w:t>
             </w:r>
             <w:r>
               <w:rPr>
@@ -2874,7 +2867,7 @@
                 <w:rFonts w:cstheme="minorHAnsi"/>
                 <w:noProof/>
               </w:rPr>
-              <w:t>Fundamentos teóricos relevantes</w:t>
+              <w:t>Técnicas y modelos relacionados</w:t>
             </w:r>
             <w:r>
               <w:rPr>
@@ -2895,7 +2888,7 @@
                 <w:noProof/>
                 <w:webHidden/>
               </w:rPr>
-              <w:instrText xml:space="preserve"> PAGEREF _Toc237340294 \h </w:instrText>
+              <w:instrText xml:space="preserve"> PAGEREF _Toc237344940 \h </w:instrText>
             </w:r>
             <w:r>
               <w:rPr>
@@ -2915,7 +2908,7 @@
                 <w:noProof/>
                 <w:webHidden/>
               </w:rPr>
-              <w:t>9</w:t>
+              <w:t>10</w:t>
             </w:r>
             <w:r>
               <w:rPr>
@@ -2940,14 +2933,14 @@
               <w14:ligatures w14:val="standardContextual"/>
             </w:rPr>
           </w:pPr>
-          <w:hyperlink w:anchor="_Toc237340295" w:history="1">
+          <w:hyperlink w:anchor="_Toc237344941" w:history="1">
             <w:r>
               <w:rPr>
                 <w:rStyle w:val="Hipervnculo"/>
                 <w:rFonts w:cstheme="minorHAnsi"/>
                 <w:noProof/>
               </w:rPr>
-              <w:t>2.2</w:t>
+              <w:t>2.3</w:t>
             </w:r>
             <w:r>
               <w:rPr>
@@ -2968,7 +2961,7 @@
                 <w:rFonts w:cstheme="minorHAnsi"/>
                 <w:noProof/>
               </w:rPr>
-              <w:t>Técnicas y modelos relacionados</w:t>
+              <w:t>Revisión de trabajos previos</w:t>
             </w:r>
             <w:r>
               <w:rPr>
@@ -2989,7 +2982,7 @@
                 <w:noProof/>
                 <w:webHidden/>
               </w:rPr>
-              <w:instrText xml:space="preserve"> PAGEREF _Toc237340295 \h </w:instrText>
+              <w:instrText xml:space="preserve"> PAGEREF _Toc237344941 \h </w:instrText>
             </w:r>
             <w:r>
               <w:rPr>
@@ -3009,7 +3002,7 @@
                 <w:noProof/>
                 <w:webHidden/>
               </w:rPr>
-              <w:t>11</w:t>
+              <w:t>12</w:t>
             </w:r>
             <w:r>
               <w:rPr>
@@ -3034,14 +3027,14 @@
               <w14:ligatures w14:val="standardContextual"/>
             </w:rPr>
           </w:pPr>
-          <w:hyperlink w:anchor="_Toc237340296" w:history="1">
+          <w:hyperlink w:anchor="_Toc237344942" w:history="1">
             <w:r>
               <w:rPr>
                 <w:rStyle w:val="Hipervnculo"/>
                 <w:rFonts w:cstheme="minorHAnsi"/>
                 <w:noProof/>
               </w:rPr>
-              <w:t>2.3</w:t>
+              <w:t>2.4</w:t>
             </w:r>
             <w:r>
               <w:rPr>
@@ -3062,7 +3055,7 @@
                 <w:rFonts w:cstheme="minorHAnsi"/>
                 <w:noProof/>
               </w:rPr>
-              <w:t>Revisión de trabajos previos</w:t>
+              <w:t>Justificación de la propuesta planteada</w:t>
             </w:r>
             <w:r>
               <w:rPr>
@@ -3083,7 +3076,7 @@
                 <w:noProof/>
                 <w:webHidden/>
               </w:rPr>
-              <w:instrText xml:space="preserve"> PAGEREF _Toc237340296 \h </w:instrText>
+              <w:instrText xml:space="preserve"> PAGEREF _Toc237344942 \h </w:instrText>
             </w:r>
             <w:r>
               <w:rPr>
@@ -3103,11 +3096,92 @@
                 <w:noProof/>
                 <w:webHidden/>
               </w:rPr>
-              <w:t>13</w:t>
-            </w:r>
-            <w:r>
-              <w:rPr>
-                <w:noProof/>
+              <w:t>14</w:t>
+            </w:r>
+            <w:r>
+              <w:rPr>
+                <w:noProof/>
+                <w:webHidden/>
+              </w:rPr>
+              <w:fldChar w:fldCharType="end"/>
+            </w:r>
+          </w:hyperlink>
+        </w:p>
+        <w:p>
+          <w:pPr>
+            <w:pStyle w:val="TDC1"/>
+            <w:rPr>
+              <w:rFonts w:eastAsiaTheme="minorEastAsia"/>
+              <w:bCs w:val="0"/>
+              <w:iCs w:val="0"/>
+              <w:kern w:val="2"/>
+              <w:lang w:eastAsia="es-ES"/>
+              <w14:ligatures w14:val="standardContextual"/>
+            </w:rPr>
+          </w:pPr>
+          <w:hyperlink w:anchor="_Toc237344943" w:history="1">
+            <w:r>
+              <w:rPr>
+                <w:rStyle w:val="Hipervnculo"/>
+                <w:rFonts w:cstheme="minorHAnsi"/>
+              </w:rPr>
+              <w:t>Capítulo 3</w:t>
+            </w:r>
+            <w:r>
+              <w:rPr>
+                <w:rFonts w:eastAsiaTheme="minorEastAsia"/>
+                <w:bCs w:val="0"/>
+                <w:iCs w:val="0"/>
+                <w:kern w:val="2"/>
+                <w:lang w:eastAsia="es-ES"/>
+                <w14:ligatures w14:val="standardContextual"/>
+              </w:rPr>
+              <w:tab/>
+            </w:r>
+            <w:r>
+              <w:rPr>
+                <w:rStyle w:val="Hipervnculo"/>
+                <w:rFonts w:cstheme="minorHAnsi"/>
+              </w:rPr>
+              <w:t>Descripción del problema y requisitos</w:t>
+            </w:r>
+            <w:r>
+              <w:rPr>
+                <w:webHidden/>
+              </w:rPr>
+              <w:tab/>
+            </w:r>
+            <w:r>
+              <w:rPr>
+                <w:webHidden/>
+              </w:rPr>
+              <w:fldChar w:fldCharType="begin"/>
+            </w:r>
+            <w:r>
+              <w:rPr>
+                <w:webHidden/>
+              </w:rPr>
+              <w:instrText xml:space="preserve"> PAGEREF _Toc237344943 \h </w:instrText>
+            </w:r>
+            <w:r>
+              <w:rPr>
+                <w:webHidden/>
+              </w:rPr>
+            </w:r>
+            <w:r>
+              <w:rPr>
+                <w:webHidden/>
+              </w:rPr>
+              <w:fldChar w:fldCharType="separate"/>
+            </w:r>
+            <w:r>
+              <w:rPr>
+                <w:webHidden/>
+              </w:rPr>
+              <w:t>16</w:t>
+            </w:r>
+            <w:r>
+              <w:rPr>
                 <w:webHidden/>
               </w:rPr>
               <w:fldChar w:fldCharType="end"/>
@@ -3128,14 +3202,14 @@
               <w14:ligatures w14:val="standardContextual"/>
             </w:rPr>
           </w:pPr>
-          <w:hyperlink w:anchor="_Toc237340297" w:history="1">
+          <w:hyperlink w:anchor="_Toc237344944" w:history="1">
             <w:r>
               <w:rPr>
                 <w:rStyle w:val="Hipervnculo"/>
                 <w:rFonts w:cstheme="minorHAnsi"/>
                 <w:noProof/>
               </w:rPr>
-              <w:t>2.4</w:t>
+              <w:t>3.1</w:t>
             </w:r>
             <w:r>
               <w:rPr>
@@ -3156,7 +3230,7 @@
                 <w:rFonts w:cstheme="minorHAnsi"/>
                 <w:noProof/>
               </w:rPr>
-              <w:t>Justificación de la propuesta planteada</w:t>
+              <w:t>Descripción detallada del problema</w:t>
             </w:r>
             <w:r>
               <w:rPr>
@@ -3177,7 +3251,7 @@
                 <w:noProof/>
                 <w:webHidden/>
               </w:rPr>
-              <w:instrText xml:space="preserve"> PAGEREF _Toc237340297 \h </w:instrText>
+              <w:instrText xml:space="preserve"> PAGEREF _Toc237344944 \h </w:instrText>
             </w:r>
             <w:r>
               <w:rPr>
@@ -3197,92 +3271,11 @@
                 <w:noProof/>
                 <w:webHidden/>
               </w:rPr>
-              <w:t>15</w:t>
-            </w:r>
-            <w:r>
-              <w:rPr>
-                <w:noProof/>
-                <w:webHidden/>
-              </w:rPr>
-              <w:fldChar w:fldCharType="end"/>
-            </w:r>
-          </w:hyperlink>
-        </w:p>
-        <w:p>
-          <w:pPr>
-            <w:pStyle w:val="TDC1"/>
-            <w:rPr>
-              <w:rFonts w:eastAsiaTheme="minorEastAsia"/>
-              <w:bCs w:val="0"/>
-              <w:iCs w:val="0"/>
-              <w:kern w:val="2"/>
-              <w:lang w:eastAsia="es-ES"/>
-              <w14:ligatures w14:val="standardContextual"/>
-            </w:rPr>
-          </w:pPr>
-          <w:hyperlink w:anchor="_Toc237340298" w:history="1">
-            <w:r>
-              <w:rPr>
-                <w:rStyle w:val="Hipervnculo"/>
-                <w:rFonts w:cstheme="minorHAnsi"/>
-              </w:rPr>
-              <w:t>Capítulo 3</w:t>
-            </w:r>
-            <w:r>
-              <w:rPr>
-                <w:rFonts w:eastAsiaTheme="minorEastAsia"/>
-                <w:bCs w:val="0"/>
-                <w:iCs w:val="0"/>
-                <w:kern w:val="2"/>
-                <w:lang w:eastAsia="es-ES"/>
-                <w14:ligatures w14:val="standardContextual"/>
-              </w:rPr>
-              <w:tab/>
-            </w:r>
-            <w:r>
-              <w:rPr>
-                <w:rStyle w:val="Hipervnculo"/>
-                <w:rFonts w:cstheme="minorHAnsi"/>
-              </w:rPr>
-              <w:t>Descripción del problema y requisitos</w:t>
-            </w:r>
-            <w:r>
-              <w:rPr>
-                <w:webHidden/>
-              </w:rPr>
-              <w:tab/>
-            </w:r>
-            <w:r>
-              <w:rPr>
-                <w:webHidden/>
-              </w:rPr>
-              <w:fldChar w:fldCharType="begin"/>
-            </w:r>
-            <w:r>
-              <w:rPr>
-                <w:webHidden/>
-              </w:rPr>
-              <w:instrText xml:space="preserve"> PAGEREF _Toc237340298 \h </w:instrText>
-            </w:r>
-            <w:r>
-              <w:rPr>
-                <w:webHidden/>
-              </w:rPr>
-            </w:r>
-            <w:r>
-              <w:rPr>
-                <w:webHidden/>
-              </w:rPr>
-              <w:fldChar w:fldCharType="separate"/>
-            </w:r>
-            <w:r>
-              <w:rPr>
-                <w:webHidden/>
-              </w:rPr>
-              <w:t>17</w:t>
-            </w:r>
-            <w:r>
-              <w:rPr>
+              <w:t>16</w:t>
+            </w:r>
+            <w:r>
+              <w:rPr>
+                <w:noProof/>
                 <w:webHidden/>
               </w:rPr>
               <w:fldChar w:fldCharType="end"/>
@@ -3303,14 +3296,14 @@
               <w14:ligatures w14:val="standardContextual"/>
             </w:rPr>
           </w:pPr>
-          <w:hyperlink w:anchor="_Toc237340299" w:history="1">
+          <w:hyperlink w:anchor="_Toc237344945" w:history="1">
             <w:r>
               <w:rPr>
                 <w:rStyle w:val="Hipervnculo"/>
                 <w:rFonts w:cstheme="minorHAnsi"/>
                 <w:noProof/>
               </w:rPr>
-              <w:t>3.1</w:t>
+              <w:t>3.2</w:t>
             </w:r>
             <w:r>
               <w:rPr>
@@ -3331,7 +3324,7 @@
                 <w:rFonts w:cstheme="minorHAnsi"/>
                 <w:noProof/>
               </w:rPr>
-              <w:t>Descripción detallada del problema</w:t>
+              <w:t>Especificación de requisitos</w:t>
             </w:r>
             <w:r>
               <w:rPr>
@@ -3352,7 +3345,7 @@
                 <w:noProof/>
                 <w:webHidden/>
               </w:rPr>
-              <w:instrText xml:space="preserve"> PAGEREF _Toc237340299 \h </w:instrText>
+              <w:instrText xml:space="preserve"> PAGEREF _Toc237344945 \h </w:instrText>
             </w:r>
             <w:r>
               <w:rPr>
@@ -3372,7 +3365,191 @@
                 <w:noProof/>
                 <w:webHidden/>
               </w:rPr>
-              <w:t>17</w:t>
+              <w:t>16</w:t>
+            </w:r>
+            <w:r>
+              <w:rPr>
+                <w:noProof/>
+                <w:webHidden/>
+              </w:rPr>
+              <w:fldChar w:fldCharType="end"/>
+            </w:r>
+          </w:hyperlink>
+        </w:p>
+        <w:p>
+          <w:pPr>
+            <w:pStyle w:val="TDC3"/>
+            <w:rPr>
+              <w:rFonts w:eastAsiaTheme="minorEastAsia"/>
+              <w:noProof/>
+              <w:kern w:val="2"/>
+              <w:sz w:val="24"/>
+              <w:szCs w:val="24"/>
+              <w:lang w:eastAsia="es-ES"/>
+              <w14:ligatures w14:val="standardContextual"/>
+            </w:rPr>
+          </w:pPr>
+          <w:hyperlink w:anchor="_Toc237344946" w:history="1">
+            <w:r>
+              <w:rPr>
+                <w:rStyle w:val="Hipervnculo"/>
+                <w:rFonts w:cstheme="minorHAnsi"/>
+                <w:noProof/>
+              </w:rPr>
+              <w:t>3.2.1</w:t>
+            </w:r>
+            <w:r>
+              <w:rPr>
+                <w:rFonts w:eastAsiaTheme="minorEastAsia"/>
+                <w:noProof/>
+                <w:kern w:val="2"/>
+                <w:sz w:val="24"/>
+                <w:szCs w:val="24"/>
+                <w:lang w:eastAsia="es-ES"/>
+                <w14:ligatures w14:val="standardContextual"/>
+              </w:rPr>
+              <w:tab/>
+            </w:r>
+            <w:r>
+              <w:rPr>
+                <w:rStyle w:val="Hipervnculo"/>
+                <w:rFonts w:cstheme="minorHAnsi"/>
+                <w:noProof/>
+              </w:rPr>
+              <w:t>Requisitos funcionales</w:t>
+            </w:r>
+            <w:r>
+              <w:rPr>
+                <w:noProof/>
+                <w:webHidden/>
+              </w:rPr>
+              <w:tab/>
+            </w:r>
+            <w:r>
+              <w:rPr>
+                <w:noProof/>
+                <w:webHidden/>
+              </w:rPr>
+              <w:fldChar w:fldCharType="begin"/>
+            </w:r>
+            <w:r>
+              <w:rPr>
+                <w:noProof/>
+                <w:webHidden/>
+              </w:rPr>
+              <w:instrText xml:space="preserve"> PAGEREF _Toc237344946 \h </w:instrText>
+            </w:r>
+            <w:r>
+              <w:rPr>
+                <w:noProof/>
+                <w:webHidden/>
+              </w:rPr>
+            </w:r>
+            <w:r>
+              <w:rPr>
+                <w:noProof/>
+                <w:webHidden/>
+              </w:rPr>
+              <w:fldChar w:fldCharType="separate"/>
+            </w:r>
+            <w:r>
+              <w:rPr>
+                <w:noProof/>
+                <w:webHidden/>
+              </w:rPr>
+              <w:t>16</w:t>
+            </w:r>
+            <w:r>
+              <w:rPr>
+                <w:noProof/>
+                <w:webHidden/>
+              </w:rPr>
+              <w:fldChar w:fldCharType="end"/>
+            </w:r>
+          </w:hyperlink>
+        </w:p>
+        <w:p>
+          <w:pPr>
+            <w:pStyle w:val="TDC3"/>
+            <w:rPr>
+              <w:rFonts w:eastAsiaTheme="minorEastAsia"/>
+              <w:noProof/>
+              <w:kern w:val="2"/>
+              <w:sz w:val="24"/>
+              <w:szCs w:val="24"/>
+              <w:lang w:eastAsia="es-ES"/>
+              <w14:ligatures w14:val="standardContextual"/>
+            </w:rPr>
+          </w:pPr>
+          <w:hyperlink w:anchor="_Toc237344947" w:history="1">
+            <w:r>
+              <w:rPr>
+                <w:rStyle w:val="Hipervnculo"/>
+                <w:rFonts w:cstheme="minorHAnsi"/>
+                <w:noProof/>
+              </w:rPr>
+              <w:t>3.2.2</w:t>
+            </w:r>
+            <w:r>
+              <w:rPr>
+                <w:rFonts w:eastAsiaTheme="minorEastAsia"/>
+                <w:noProof/>
+                <w:kern w:val="2"/>
+                <w:sz w:val="24"/>
+                <w:szCs w:val="24"/>
+                <w:lang w:eastAsia="es-ES"/>
+                <w14:ligatures w14:val="standardContextual"/>
+              </w:rPr>
+              <w:tab/>
+            </w:r>
+            <w:r>
+              <w:rPr>
+                <w:rStyle w:val="Hipervnculo"/>
+                <w:rFonts w:cstheme="minorHAnsi"/>
+                <w:noProof/>
+              </w:rPr>
+              <w:t>Requisitos no funcionales</w:t>
+            </w:r>
+            <w:r>
+              <w:rPr>
+                <w:noProof/>
+                <w:webHidden/>
+              </w:rPr>
+              <w:tab/>
+            </w:r>
+            <w:r>
+              <w:rPr>
+                <w:noProof/>
+                <w:webHidden/>
+              </w:rPr>
+              <w:fldChar w:fldCharType="begin"/>
+            </w:r>
+            <w:r>
+              <w:rPr>
+                <w:noProof/>
+                <w:webHidden/>
+              </w:rPr>
+              <w:instrText xml:space="preserve"> PAGEREF _Toc237344947 \h </w:instrText>
+            </w:r>
+            <w:r>
+              <w:rPr>
+                <w:noProof/>
+                <w:webHidden/>
+              </w:rPr>
+            </w:r>
+            <w:r>
+              <w:rPr>
+                <w:noProof/>
+                <w:webHidden/>
+              </w:rPr>
+              <w:fldChar w:fldCharType="separate"/>
+            </w:r>
+            <w:r>
+              <w:rPr>
+                <w:noProof/>
+                <w:webHidden/>
+              </w:rPr>
+              <w:t>18</w:t>
             </w:r>
             <w:r>
               <w:rPr>
@@ -3397,14 +3574,14 @@
               <w14:ligatures w14:val="standardContextual"/>
             </w:rPr>
           </w:pPr>
-          <w:hyperlink w:anchor="_Toc237340300" w:history="1">
+          <w:hyperlink w:anchor="_Toc237344948" w:history="1">
             <w:r>
               <w:rPr>
                 <w:rStyle w:val="Hipervnculo"/>
                 <w:rFonts w:cstheme="minorHAnsi"/>
                 <w:noProof/>
               </w:rPr>
-              <w:t>3.2</w:t>
+              <w:t>3.3</w:t>
             </w:r>
             <w:r>
               <w:rPr>
@@ -3425,7 +3602,7 @@
                 <w:rFonts w:cstheme="minorHAnsi"/>
                 <w:noProof/>
               </w:rPr>
-              <w:t>Especificación de requisitos</w:t>
+              <w:t>Restricciones técnicas y éticas</w:t>
             </w:r>
             <w:r>
               <w:rPr>
@@ -3446,7 +3623,7 @@
                 <w:noProof/>
                 <w:webHidden/>
               </w:rPr>
-              <w:instrText xml:space="preserve"> PAGEREF _Toc237340300 \h </w:instrText>
+              <w:instrText xml:space="preserve"> PAGEREF _Toc237344948 \h </w:instrText>
             </w:r>
             <w:r>
               <w:rPr>
@@ -3466,7 +3643,7 @@
                 <w:noProof/>
                 <w:webHidden/>
               </w:rPr>
-              <w:t>17</w:t>
+              <w:t>23</w:t>
             </w:r>
             <w:r>
               <w:rPr>
@@ -3479,33 +3656,30 @@
         </w:p>
         <w:p>
           <w:pPr>
-            <w:pStyle w:val="TDC3"/>
+            <w:pStyle w:val="TDC1"/>
             <w:rPr>
               <w:rFonts w:eastAsiaTheme="minorEastAsia"/>
-              <w:noProof/>
+              <w:bCs w:val="0"/>
+              <w:iCs w:val="0"/>
               <w:kern w:val="2"/>
-              <w:sz w:val="24"/>
-              <w:szCs w:val="24"/>
               <w:lang w:eastAsia="es-ES"/>
               <w14:ligatures w14:val="standardContextual"/>
             </w:rPr>
           </w:pPr>
-          <w:hyperlink w:anchor="_Toc237340301" w:history="1">
+          <w:hyperlink w:anchor="_Toc237344949" w:history="1">
             <w:r>
               <w:rPr>
                 <w:rStyle w:val="Hipervnculo"/>
                 <w:rFonts w:cstheme="minorHAnsi"/>
-                <w:noProof/>
-              </w:rPr>
-              <w:t>3.2.1</w:t>
+              </w:rPr>
+              <w:t>Capítulo 4</w:t>
             </w:r>
             <w:r>
               <w:rPr>
                 <w:rFonts w:eastAsiaTheme="minorEastAsia"/>
-                <w:noProof/>
+                <w:bCs w:val="0"/>
+                <w:iCs w:val="0"/>
                 <w:kern w:val="2"/>
-                <w:sz w:val="24"/>
-                <w:szCs w:val="24"/>
                 <w:lang w:eastAsia="es-ES"/>
                 <w14:ligatures w14:val="standardContextual"/>
               </w:rPr>
@@ -3515,146 +3689,46 @@
               <w:rPr>
                 <w:rStyle w:val="Hipervnculo"/>
                 <w:rFonts w:cstheme="minorHAnsi"/>
-                <w:noProof/>
-              </w:rPr>
-              <w:t>Requisitos funcionales</w:t>
-            </w:r>
-            <w:r>
-              <w:rPr>
-                <w:noProof/>
+              </w:rPr>
+              <w:t>Datos y fuentes de información</w:t>
+            </w:r>
+            <w:r>
+              <w:rPr>
                 <w:webHidden/>
               </w:rPr>
               <w:tab/>
             </w:r>
             <w:r>
               <w:rPr>
-                <w:noProof/>
                 <w:webHidden/>
               </w:rPr>
               <w:fldChar w:fldCharType="begin"/>
             </w:r>
             <w:r>
               <w:rPr>
-                <w:noProof/>
-                <w:webHidden/>
-              </w:rPr>
-              <w:instrText xml:space="preserve"> PAGEREF _Toc237340301 \h </w:instrText>
-            </w:r>
-            <w:r>
-              <w:rPr>
-                <w:noProof/>
-                <w:webHidden/>
-              </w:rPr>
-            </w:r>
-            <w:r>
-              <w:rPr>
-                <w:noProof/>
+                <w:webHidden/>
+              </w:rPr>
+              <w:instrText xml:space="preserve"> PAGEREF _Toc237344949 \h </w:instrText>
+            </w:r>
+            <w:r>
+              <w:rPr>
+                <w:webHidden/>
+              </w:rPr>
+            </w:r>
+            <w:r>
+              <w:rPr>
                 <w:webHidden/>
               </w:rPr>
               <w:fldChar w:fldCharType="separate"/>
             </w:r>
             <w:r>
               <w:rPr>
-                <w:noProof/>
-                <w:webHidden/>
-              </w:rPr>
-              <w:t>17</w:t>
-            </w:r>
-            <w:r>
-              <w:rPr>
-                <w:noProof/>
-                <w:webHidden/>
-              </w:rPr>
-              <w:fldChar w:fldCharType="end"/>
-            </w:r>
-          </w:hyperlink>
-        </w:p>
-        <w:p>
-          <w:pPr>
-            <w:pStyle w:val="TDC3"/>
-            <w:rPr>
-              <w:rFonts w:eastAsiaTheme="minorEastAsia"/>
-              <w:noProof/>
-              <w:kern w:val="2"/>
-              <w:sz w:val="24"/>
-              <w:szCs w:val="24"/>
-              <w:lang w:eastAsia="es-ES"/>
-              <w14:ligatures w14:val="standardContextual"/>
-            </w:rPr>
-          </w:pPr>
-          <w:hyperlink w:anchor="_Toc237340302" w:history="1">
-            <w:r>
-              <w:rPr>
-                <w:rStyle w:val="Hipervnculo"/>
-                <w:rFonts w:cstheme="minorHAnsi"/>
-                <w:noProof/>
-              </w:rPr>
-              <w:t>3.2.2</w:t>
-            </w:r>
-            <w:r>
-              <w:rPr>
-                <w:rFonts w:eastAsiaTheme="minorEastAsia"/>
-                <w:noProof/>
-                <w:kern w:val="2"/>
-                <w:sz w:val="24"/>
-                <w:szCs w:val="24"/>
-                <w:lang w:eastAsia="es-ES"/>
-                <w14:ligatures w14:val="standardContextual"/>
-              </w:rPr>
-              <w:tab/>
-            </w:r>
-            <w:r>
-              <w:rPr>
-                <w:rStyle w:val="Hipervnculo"/>
-                <w:rFonts w:cstheme="minorHAnsi"/>
-                <w:noProof/>
-              </w:rPr>
-              <w:t>Requisitos no funcionales</w:t>
-            </w:r>
-            <w:r>
-              <w:rPr>
-                <w:noProof/>
-                <w:webHidden/>
-              </w:rPr>
-              <w:tab/>
-            </w:r>
-            <w:r>
-              <w:rPr>
-                <w:noProof/>
-                <w:webHidden/>
-              </w:rPr>
-              <w:fldChar w:fldCharType="begin"/>
-            </w:r>
-            <w:r>
-              <w:rPr>
-                <w:noProof/>
-                <w:webHidden/>
-              </w:rPr>
-              <w:instrText xml:space="preserve"> PAGEREF _Toc237340302 \h </w:instrText>
-            </w:r>
-            <w:r>
-              <w:rPr>
-                <w:noProof/>
-                <w:webHidden/>
-              </w:rPr>
-            </w:r>
-            <w:r>
-              <w:rPr>
-                <w:noProof/>
-                <w:webHidden/>
-              </w:rPr>
-              <w:fldChar w:fldCharType="separate"/>
-            </w:r>
-            <w:r>
-              <w:rPr>
-                <w:noProof/>
-                <w:webHidden/>
-              </w:rPr>
-              <w:t>19</w:t>
-            </w:r>
-            <w:r>
-              <w:rPr>
-                <w:noProof/>
+                <w:webHidden/>
+              </w:rPr>
+              <w:t>26</w:t>
+            </w:r>
+            <w:r>
+              <w:rPr>
                 <w:webHidden/>
               </w:rPr>
               <w:fldChar w:fldCharType="end"/>
@@ -3675,14 +3749,14 @@
               <w14:ligatures w14:val="standardContextual"/>
             </w:rPr>
           </w:pPr>
-          <w:hyperlink w:anchor="_Toc237340303" w:history="1">
+          <w:hyperlink w:anchor="_Toc237344950" w:history="1">
             <w:r>
               <w:rPr>
                 <w:rStyle w:val="Hipervnculo"/>
                 <w:rFonts w:cstheme="minorHAnsi"/>
                 <w:noProof/>
               </w:rPr>
-              <w:t>3.3</w:t>
+              <w:t>4.1</w:t>
             </w:r>
             <w:r>
               <w:rPr>
@@ -3703,7 +3777,7 @@
                 <w:rFonts w:cstheme="minorHAnsi"/>
                 <w:noProof/>
               </w:rPr>
-              <w:t>Restricciones técnicas y éticas</w:t>
+              <w:t>Origen y descripción de los datos</w:t>
             </w:r>
             <w:r>
               <w:rPr>
@@ -3724,7 +3798,7 @@
                 <w:noProof/>
                 <w:webHidden/>
               </w:rPr>
-              <w:instrText xml:space="preserve"> PAGEREF _Toc237340303 \h </w:instrText>
+              <w:instrText xml:space="preserve"> PAGEREF _Toc237344950 \h </w:instrText>
             </w:r>
             <w:r>
               <w:rPr>
@@ -3744,92 +3818,11 @@
                 <w:noProof/>
                 <w:webHidden/>
               </w:rPr>
-              <w:t>24</w:t>
-            </w:r>
-            <w:r>
-              <w:rPr>
-                <w:noProof/>
-                <w:webHidden/>
-              </w:rPr>
-              <w:fldChar w:fldCharType="end"/>
-            </w:r>
-          </w:hyperlink>
-        </w:p>
-        <w:p>
-          <w:pPr>
-            <w:pStyle w:val="TDC1"/>
-            <w:rPr>
-              <w:rFonts w:eastAsiaTheme="minorEastAsia"/>
-              <w:bCs w:val="0"/>
-              <w:iCs w:val="0"/>
-              <w:kern w:val="2"/>
-              <w:lang w:eastAsia="es-ES"/>
-              <w14:ligatures w14:val="standardContextual"/>
-            </w:rPr>
-          </w:pPr>
-          <w:hyperlink w:anchor="_Toc237340304" w:history="1">
-            <w:r>
-              <w:rPr>
-                <w:rStyle w:val="Hipervnculo"/>
-                <w:rFonts w:cstheme="minorHAnsi"/>
-              </w:rPr>
-              <w:t>Capítulo 4</w:t>
-            </w:r>
-            <w:r>
-              <w:rPr>
-                <w:rFonts w:eastAsiaTheme="minorEastAsia"/>
-                <w:bCs w:val="0"/>
-                <w:iCs w:val="0"/>
-                <w:kern w:val="2"/>
-                <w:lang w:eastAsia="es-ES"/>
-                <w14:ligatures w14:val="standardContextual"/>
-              </w:rPr>
-              <w:tab/>
-            </w:r>
-            <w:r>
-              <w:rPr>
-                <w:rStyle w:val="Hipervnculo"/>
-                <w:rFonts w:cstheme="minorHAnsi"/>
-              </w:rPr>
-              <w:t>Datos y fuentes de información</w:t>
-            </w:r>
-            <w:r>
-              <w:rPr>
-                <w:webHidden/>
-              </w:rPr>
-              <w:tab/>
-            </w:r>
-            <w:r>
-              <w:rPr>
-                <w:webHidden/>
-              </w:rPr>
-              <w:fldChar w:fldCharType="begin"/>
-            </w:r>
-            <w:r>
-              <w:rPr>
-                <w:webHidden/>
-              </w:rPr>
-              <w:instrText xml:space="preserve"> PAGEREF _Toc237340304 \h </w:instrText>
-            </w:r>
-            <w:r>
-              <w:rPr>
-                <w:webHidden/>
-              </w:rPr>
-            </w:r>
-            <w:r>
-              <w:rPr>
-                <w:webHidden/>
-              </w:rPr>
-              <w:fldChar w:fldCharType="separate"/>
-            </w:r>
-            <w:r>
-              <w:rPr>
-                <w:webHidden/>
-              </w:rPr>
-              <w:t>27</w:t>
-            </w:r>
-            <w:r>
-              <w:rPr>
+              <w:t>26</w:t>
+            </w:r>
+            <w:r>
+              <w:rPr>
+                <w:noProof/>
                 <w:webHidden/>
               </w:rPr>
               <w:fldChar w:fldCharType="end"/>
@@ -3850,14 +3843,14 @@
               <w14:ligatures w14:val="standardContextual"/>
             </w:rPr>
           </w:pPr>
-          <w:hyperlink w:anchor="_Toc237340305" w:history="1">
+          <w:hyperlink w:anchor="_Toc237344951" w:history="1">
             <w:r>
               <w:rPr>
                 <w:rStyle w:val="Hipervnculo"/>
                 <w:rFonts w:cstheme="minorHAnsi"/>
                 <w:noProof/>
               </w:rPr>
-              <w:t>4.1</w:t>
+              <w:t>4.2</w:t>
             </w:r>
             <w:r>
               <w:rPr>
@@ -3878,7 +3871,7 @@
                 <w:rFonts w:cstheme="minorHAnsi"/>
                 <w:noProof/>
               </w:rPr>
-              <w:t>Origen y descripción de los datos</w:t>
+              <w:t>Análisis exploratorio de los datos</w:t>
             </w:r>
             <w:r>
               <w:rPr>
@@ -3899,7 +3892,7 @@
                 <w:noProof/>
                 <w:webHidden/>
               </w:rPr>
-              <w:instrText xml:space="preserve"> PAGEREF _Toc237340305 \h </w:instrText>
+              <w:instrText xml:space="preserve"> PAGEREF _Toc237344951 \h </w:instrText>
             </w:r>
             <w:r>
               <w:rPr>
@@ -3919,7 +3912,7 @@
                 <w:noProof/>
                 <w:webHidden/>
               </w:rPr>
-              <w:t>27</w:t>
+              <w:t>28</w:t>
             </w:r>
             <w:r>
               <w:rPr>
@@ -3944,14 +3937,14 @@
               <w14:ligatures w14:val="standardContextual"/>
             </w:rPr>
           </w:pPr>
-          <w:hyperlink w:anchor="_Toc237340306" w:history="1">
+          <w:hyperlink w:anchor="_Toc237344952" w:history="1">
             <w:r>
               <w:rPr>
                 <w:rStyle w:val="Hipervnculo"/>
                 <w:rFonts w:cstheme="minorHAnsi"/>
                 <w:noProof/>
               </w:rPr>
-              <w:t>4.2</w:t>
+              <w:t>4.3</w:t>
             </w:r>
             <w:r>
               <w:rPr>
@@ -3972,7 +3965,7 @@
                 <w:rFonts w:cstheme="minorHAnsi"/>
                 <w:noProof/>
               </w:rPr>
-              <w:t>Análisis exploratorio de los datos</w:t>
+              <w:t>Preprocesado y limpieza</w:t>
             </w:r>
             <w:r>
               <w:rPr>
@@ -3993,7 +3986,7 @@
                 <w:noProof/>
                 <w:webHidden/>
               </w:rPr>
-              <w:instrText xml:space="preserve"> PAGEREF _Toc237340306 \h </w:instrText>
+              <w:instrText xml:space="preserve"> PAGEREF _Toc237344952 \h </w:instrText>
             </w:r>
             <w:r>
               <w:rPr>
@@ -4013,7 +4006,7 @@
                 <w:noProof/>
                 <w:webHidden/>
               </w:rPr>
-              <w:t>29</w:t>
+              <w:t>32</w:t>
             </w:r>
             <w:r>
               <w:rPr>
@@ -4038,14 +4031,14 @@
               <w14:ligatures w14:val="standardContextual"/>
             </w:rPr>
           </w:pPr>
-          <w:hyperlink w:anchor="_Toc237340307" w:history="1">
+          <w:hyperlink w:anchor="_Toc237344953" w:history="1">
             <w:r>
               <w:rPr>
                 <w:rStyle w:val="Hipervnculo"/>
                 <w:rFonts w:cstheme="minorHAnsi"/>
                 <w:noProof/>
               </w:rPr>
-              <w:t>4.3</w:t>
+              <w:t>4.4</w:t>
             </w:r>
             <w:r>
               <w:rPr>
@@ -4066,7 +4059,7 @@
                 <w:rFonts w:cstheme="minorHAnsi"/>
                 <w:noProof/>
               </w:rPr>
-              <w:t>Preprocesado y limpieza</w:t>
+              <w:t>Ingeniería de características</w:t>
             </w:r>
             <w:r>
               <w:rPr>
@@ -4087,7 +4080,7 @@
                 <w:noProof/>
                 <w:webHidden/>
               </w:rPr>
-              <w:instrText xml:space="preserve"> PAGEREF _Toc237340307 \h </w:instrText>
+              <w:instrText xml:space="preserve"> PAGEREF _Toc237344953 \h </w:instrText>
             </w:r>
             <w:r>
               <w:rPr>
@@ -4107,7 +4100,7 @@
                 <w:noProof/>
                 <w:webHidden/>
               </w:rPr>
-              <w:t>33</w:t>
+              <w:t>32</w:t>
             </w:r>
             <w:r>
               <w:rPr>
@@ -4132,14 +4125,14 @@
               <w14:ligatures w14:val="standardContextual"/>
             </w:rPr>
           </w:pPr>
-          <w:hyperlink w:anchor="_Toc237340308" w:history="1">
+          <w:hyperlink w:anchor="_Toc237344954" w:history="1">
             <w:r>
               <w:rPr>
                 <w:rStyle w:val="Hipervnculo"/>
                 <w:rFonts w:cstheme="minorHAnsi"/>
                 <w:noProof/>
               </w:rPr>
-              <w:t>4.4</w:t>
+              <w:t>4.5</w:t>
             </w:r>
             <w:r>
               <w:rPr>
@@ -4160,7 +4153,7 @@
                 <w:rFonts w:cstheme="minorHAnsi"/>
                 <w:noProof/>
               </w:rPr>
-              <w:t>Ingeniería de características</w:t>
+              <w:t>Consideraciones sobre calidad, privacidad y sesgo</w:t>
             </w:r>
             <w:r>
               <w:rPr>
@@ -4181,7 +4174,7 @@
                 <w:noProof/>
                 <w:webHidden/>
               </w:rPr>
-              <w:instrText xml:space="preserve"> PAGEREF _Toc237340308 \h </w:instrText>
+              <w:instrText xml:space="preserve"> PAGEREF _Toc237344954 \h </w:instrText>
             </w:r>
             <w:r>
               <w:rPr>
@@ -4201,11 +4194,92 @@
                 <w:noProof/>
                 <w:webHidden/>
               </w:rPr>
-              <w:t>33</w:t>
-            </w:r>
-            <w:r>
-              <w:rPr>
-                <w:noProof/>
+              <w:t>34</w:t>
+            </w:r>
+            <w:r>
+              <w:rPr>
+                <w:noProof/>
+                <w:webHidden/>
+              </w:rPr>
+              <w:fldChar w:fldCharType="end"/>
+            </w:r>
+          </w:hyperlink>
+        </w:p>
+        <w:p>
+          <w:pPr>
+            <w:pStyle w:val="TDC1"/>
+            <w:rPr>
+              <w:rFonts w:eastAsiaTheme="minorEastAsia"/>
+              <w:bCs w:val="0"/>
+              <w:iCs w:val="0"/>
+              <w:kern w:val="2"/>
+              <w:lang w:eastAsia="es-ES"/>
+              <w14:ligatures w14:val="standardContextual"/>
+            </w:rPr>
+          </w:pPr>
+          <w:hyperlink w:anchor="_Toc237344955" w:history="1">
+            <w:r>
+              <w:rPr>
+                <w:rStyle w:val="Hipervnculo"/>
+                <w:rFonts w:cstheme="minorHAnsi"/>
+              </w:rPr>
+              <w:t>Capítulo 5</w:t>
+            </w:r>
+            <w:r>
+              <w:rPr>
+                <w:rFonts w:eastAsiaTheme="minorEastAsia"/>
+                <w:bCs w:val="0"/>
+                <w:iCs w:val="0"/>
+                <w:kern w:val="2"/>
+                <w:lang w:eastAsia="es-ES"/>
+                <w14:ligatures w14:val="standardContextual"/>
+              </w:rPr>
+              <w:tab/>
+            </w:r>
+            <w:r>
+              <w:rPr>
+                <w:rStyle w:val="Hipervnculo"/>
+                <w:rFonts w:cstheme="minorHAnsi"/>
+              </w:rPr>
+              <w:t>Metodología y diseño de la solución</w:t>
+            </w:r>
+            <w:r>
+              <w:rPr>
+                <w:webHidden/>
+              </w:rPr>
+              <w:tab/>
+            </w:r>
+            <w:r>
+              <w:rPr>
+                <w:webHidden/>
+              </w:rPr>
+              <w:fldChar w:fldCharType="begin"/>
+            </w:r>
+            <w:r>
+              <w:rPr>
+                <w:webHidden/>
+              </w:rPr>
+              <w:instrText xml:space="preserve"> PAGEREF _Toc237344955 \h </w:instrText>
+            </w:r>
+            <w:r>
+              <w:rPr>
+                <w:webHidden/>
+              </w:rPr>
+            </w:r>
+            <w:r>
+              <w:rPr>
+                <w:webHidden/>
+              </w:rPr>
+              <w:fldChar w:fldCharType="separate"/>
+            </w:r>
+            <w:r>
+              <w:rPr>
+                <w:webHidden/>
+              </w:rPr>
+              <w:t>37</w:t>
+            </w:r>
+            <w:r>
+              <w:rPr>
                 <w:webHidden/>
               </w:rPr>
               <w:fldChar w:fldCharType="end"/>
@@ -4226,14 +4300,14 @@
               <w14:ligatures w14:val="standardContextual"/>
             </w:rPr>
           </w:pPr>
-          <w:hyperlink w:anchor="_Toc237340309" w:history="1">
+          <w:hyperlink w:anchor="_Toc237344956" w:history="1">
             <w:r>
               <w:rPr>
                 <w:rStyle w:val="Hipervnculo"/>
                 <w:rFonts w:cstheme="minorHAnsi"/>
                 <w:noProof/>
               </w:rPr>
-              <w:t>4.5</w:t>
+              <w:t>5.1</w:t>
             </w:r>
             <w:r>
               <w:rPr>
@@ -4254,7 +4328,7 @@
                 <w:rFonts w:cstheme="minorHAnsi"/>
                 <w:noProof/>
               </w:rPr>
-              <w:t>Consideraciones sobre calidad, privacidad y sesgo</w:t>
+              <w:t>Enfoque metodológico</w:t>
             </w:r>
             <w:r>
               <w:rPr>
@@ -4275,7 +4349,7 @@
                 <w:noProof/>
                 <w:webHidden/>
               </w:rPr>
-              <w:instrText xml:space="preserve"> PAGEREF _Toc237340309 \h </w:instrText>
+              <w:instrText xml:space="preserve"> PAGEREF _Toc237344956 \h </w:instrText>
             </w:r>
             <w:r>
               <w:rPr>
@@ -4295,92 +4369,11 @@
                 <w:noProof/>
                 <w:webHidden/>
               </w:rPr>
-              <w:t>35</w:t>
-            </w:r>
-            <w:r>
-              <w:rPr>
-                <w:noProof/>
-                <w:webHidden/>
-              </w:rPr>
-              <w:fldChar w:fldCharType="end"/>
-            </w:r>
-          </w:hyperlink>
-        </w:p>
-        <w:p>
-          <w:pPr>
-            <w:pStyle w:val="TDC1"/>
-            <w:rPr>
-              <w:rFonts w:eastAsiaTheme="minorEastAsia"/>
-              <w:bCs w:val="0"/>
-              <w:iCs w:val="0"/>
-              <w:kern w:val="2"/>
-              <w:lang w:eastAsia="es-ES"/>
-              <w14:ligatures w14:val="standardContextual"/>
-            </w:rPr>
-          </w:pPr>
-          <w:hyperlink w:anchor="_Toc237340310" w:history="1">
-            <w:r>
-              <w:rPr>
-                <w:rStyle w:val="Hipervnculo"/>
-                <w:rFonts w:cstheme="minorHAnsi"/>
-              </w:rPr>
-              <w:t>Capítulo 5</w:t>
-            </w:r>
-            <w:r>
-              <w:rPr>
-                <w:rFonts w:eastAsiaTheme="minorEastAsia"/>
-                <w:bCs w:val="0"/>
-                <w:iCs w:val="0"/>
-                <w:kern w:val="2"/>
-                <w:lang w:eastAsia="es-ES"/>
-                <w14:ligatures w14:val="standardContextual"/>
-              </w:rPr>
-              <w:tab/>
-            </w:r>
-            <w:r>
-              <w:rPr>
-                <w:rStyle w:val="Hipervnculo"/>
-                <w:rFonts w:cstheme="minorHAnsi"/>
-              </w:rPr>
-              <w:t>Metodología y diseño de la solución</w:t>
-            </w:r>
-            <w:r>
-              <w:rPr>
-                <w:webHidden/>
-              </w:rPr>
-              <w:tab/>
-            </w:r>
-            <w:r>
-              <w:rPr>
-                <w:webHidden/>
-              </w:rPr>
-              <w:fldChar w:fldCharType="begin"/>
-            </w:r>
-            <w:r>
-              <w:rPr>
-                <w:webHidden/>
-              </w:rPr>
-              <w:instrText xml:space="preserve"> PAGEREF _Toc237340310 \h </w:instrText>
-            </w:r>
-            <w:r>
-              <w:rPr>
-                <w:webHidden/>
-              </w:rPr>
-            </w:r>
-            <w:r>
-              <w:rPr>
-                <w:webHidden/>
-              </w:rPr>
-              <w:fldChar w:fldCharType="separate"/>
-            </w:r>
-            <w:r>
-              <w:rPr>
-                <w:webHidden/>
-              </w:rPr>
-              <w:t>38</w:t>
-            </w:r>
-            <w:r>
-              <w:rPr>
+              <w:t>37</w:t>
+            </w:r>
+            <w:r>
+              <w:rPr>
+                <w:noProof/>
                 <w:webHidden/>
               </w:rPr>
               <w:fldChar w:fldCharType="end"/>
@@ -4401,14 +4394,14 @@
               <w14:ligatures w14:val="standardContextual"/>
             </w:rPr>
           </w:pPr>
-          <w:hyperlink w:anchor="_Toc237340311" w:history="1">
+          <w:hyperlink w:anchor="_Toc237344957" w:history="1">
             <w:r>
               <w:rPr>
                 <w:rStyle w:val="Hipervnculo"/>
                 <w:rFonts w:cstheme="minorHAnsi"/>
                 <w:noProof/>
               </w:rPr>
-              <w:t>5.1</w:t>
+              <w:t>5.2</w:t>
             </w:r>
             <w:r>
               <w:rPr>
@@ -4429,7 +4422,7 @@
                 <w:rFonts w:cstheme="minorHAnsi"/>
                 <w:noProof/>
               </w:rPr>
-              <w:t>Enfoque metodológico</w:t>
+              <w:t>Arquitectura del sistema</w:t>
             </w:r>
             <w:r>
               <w:rPr>
@@ -4450,7 +4443,7 @@
                 <w:noProof/>
                 <w:webHidden/>
               </w:rPr>
-              <w:instrText xml:space="preserve"> PAGEREF _Toc237340311 \h </w:instrText>
+              <w:instrText xml:space="preserve"> PAGEREF _Toc237344957 \h </w:instrText>
             </w:r>
             <w:r>
               <w:rPr>
@@ -4495,14 +4488,14 @@
               <w14:ligatures w14:val="standardContextual"/>
             </w:rPr>
           </w:pPr>
-          <w:hyperlink w:anchor="_Toc237340312" w:history="1">
+          <w:hyperlink w:anchor="_Toc237344958" w:history="1">
             <w:r>
               <w:rPr>
                 <w:rStyle w:val="Hipervnculo"/>
                 <w:rFonts w:cstheme="minorHAnsi"/>
                 <w:noProof/>
               </w:rPr>
-              <w:t>5.2</w:t>
+              <w:t>5.3</w:t>
             </w:r>
             <w:r>
               <w:rPr>
@@ -4523,7 +4516,7 @@
                 <w:rFonts w:cstheme="minorHAnsi"/>
                 <w:noProof/>
               </w:rPr>
-              <w:t>Arquitectura del sistema</w:t>
+              <w:t>Selección de modelos y algoritmos</w:t>
             </w:r>
             <w:r>
               <w:rPr>
@@ -4544,7 +4537,7 @@
                 <w:noProof/>
                 <w:webHidden/>
               </w:rPr>
-              <w:instrText xml:space="preserve"> PAGEREF _Toc237340312 \h </w:instrText>
+              <w:instrText xml:space="preserve"> PAGEREF _Toc237344958 \h </w:instrText>
             </w:r>
             <w:r>
               <w:rPr>
@@ -4564,7 +4557,7 @@
                 <w:noProof/>
                 <w:webHidden/>
               </w:rPr>
-              <w:t>39</w:t>
+              <w:t>40</w:t>
             </w:r>
             <w:r>
               <w:rPr>
@@ -4589,14 +4582,14 @@
               <w14:ligatures w14:val="standardContextual"/>
             </w:rPr>
           </w:pPr>
-          <w:hyperlink w:anchor="_Toc237340313" w:history="1">
+          <w:hyperlink w:anchor="_Toc237344959" w:history="1">
             <w:r>
               <w:rPr>
                 <w:rStyle w:val="Hipervnculo"/>
                 <w:rFonts w:cstheme="minorHAnsi"/>
                 <w:noProof/>
               </w:rPr>
-              <w:t>5.3</w:t>
+              <w:t>5.4</w:t>
             </w:r>
             <w:r>
               <w:rPr>
@@ -4617,7 +4610,7 @@
                 <w:rFonts w:cstheme="minorHAnsi"/>
                 <w:noProof/>
               </w:rPr>
-              <w:t>Selección de modelos y algoritmos</w:t>
+              <w:t>Herramientas y tecnologías empleadas</w:t>
             </w:r>
             <w:r>
               <w:rPr>
@@ -4638,7 +4631,7 @@
                 <w:noProof/>
                 <w:webHidden/>
               </w:rPr>
-              <w:instrText xml:space="preserve"> PAGEREF _Toc237340313 \h </w:instrText>
+              <w:instrText xml:space="preserve"> PAGEREF _Toc237344959 \h </w:instrText>
             </w:r>
             <w:r>
               <w:rPr>
@@ -4658,7 +4651,7 @@
                 <w:noProof/>
                 <w:webHidden/>
               </w:rPr>
-              <w:t>41</w:t>
+              <w:t>43</w:t>
             </w:r>
             <w:r>
               <w:rPr>
@@ -4683,14 +4676,14 @@
               <w14:ligatures w14:val="standardContextual"/>
             </w:rPr>
           </w:pPr>
-          <w:hyperlink w:anchor="_Toc237340314" w:history="1">
+          <w:hyperlink w:anchor="_Toc237344960" w:history="1">
             <w:r>
               <w:rPr>
                 <w:rStyle w:val="Hipervnculo"/>
                 <w:rFonts w:cstheme="minorHAnsi"/>
                 <w:noProof/>
               </w:rPr>
-              <w:t>5.4</w:t>
+              <w:t>5.5</w:t>
             </w:r>
             <w:r>
               <w:rPr>
@@ -4711,7 +4704,7 @@
                 <w:rFonts w:cstheme="minorHAnsi"/>
                 <w:noProof/>
               </w:rPr>
-              <w:t>Herramientas y tecnologías empleadas</w:t>
+              <w:t>Flujo de trabajo y pipeline de datos</w:t>
             </w:r>
             <w:r>
               <w:rPr>
@@ -4732,7 +4725,7 @@
                 <w:noProof/>
                 <w:webHidden/>
               </w:rPr>
-              <w:instrText xml:space="preserve"> PAGEREF _Toc237340314 \h </w:instrText>
+              <w:instrText xml:space="preserve"> PAGEREF _Toc237344960 \h </w:instrText>
             </w:r>
             <w:r>
               <w:rPr>
@@ -4752,11 +4745,92 @@
                 <w:noProof/>
                 <w:webHidden/>
               </w:rPr>
-              <w:t>44</w:t>
-            </w:r>
-            <w:r>
-              <w:rPr>
-                <w:noProof/>
+              <w:t>45</w:t>
+            </w:r>
+            <w:r>
+              <w:rPr>
+                <w:noProof/>
+                <w:webHidden/>
+              </w:rPr>
+              <w:fldChar w:fldCharType="end"/>
+            </w:r>
+          </w:hyperlink>
+        </w:p>
+        <w:p>
+          <w:pPr>
+            <w:pStyle w:val="TDC1"/>
+            <w:rPr>
+              <w:rFonts w:eastAsiaTheme="minorEastAsia"/>
+              <w:bCs w:val="0"/>
+              <w:iCs w:val="0"/>
+              <w:kern w:val="2"/>
+              <w:lang w:eastAsia="es-ES"/>
+              <w14:ligatures w14:val="standardContextual"/>
+            </w:rPr>
+          </w:pPr>
+          <w:hyperlink w:anchor="_Toc237344961" w:history="1">
+            <w:r>
+              <w:rPr>
+                <w:rStyle w:val="Hipervnculo"/>
+                <w:rFonts w:cstheme="minorHAnsi"/>
+              </w:rPr>
+              <w:t>Capítulo 6</w:t>
+            </w:r>
+            <w:r>
+              <w:rPr>
+                <w:rFonts w:eastAsiaTheme="minorEastAsia"/>
+                <w:bCs w:val="0"/>
+                <w:iCs w:val="0"/>
+                <w:kern w:val="2"/>
+                <w:lang w:eastAsia="es-ES"/>
+                <w14:ligatures w14:val="standardContextual"/>
+              </w:rPr>
+              <w:tab/>
+            </w:r>
+            <w:r>
+              <w:rPr>
+                <w:rStyle w:val="Hipervnculo"/>
+                <w:rFonts w:cstheme="minorHAnsi"/>
+              </w:rPr>
+              <w:t>Implementación</w:t>
+            </w:r>
+            <w:r>
+              <w:rPr>
+                <w:webHidden/>
+              </w:rPr>
+              <w:tab/>
+            </w:r>
+            <w:r>
+              <w:rPr>
+                <w:webHidden/>
+              </w:rPr>
+              <w:fldChar w:fldCharType="begin"/>
+            </w:r>
+            <w:r>
+              <w:rPr>
+                <w:webHidden/>
+              </w:rPr>
+              <w:instrText xml:space="preserve"> PAGEREF _Toc237344961 \h </w:instrText>
+            </w:r>
+            <w:r>
+              <w:rPr>
+                <w:webHidden/>
+              </w:rPr>
+            </w:r>
+            <w:r>
+              <w:rPr>
+                <w:webHidden/>
+              </w:rPr>
+              <w:fldChar w:fldCharType="separate"/>
+            </w:r>
+            <w:r>
+              <w:rPr>
+                <w:webHidden/>
+              </w:rPr>
+              <w:t>46</w:t>
+            </w:r>
+            <w:r>
+              <w:rPr>
                 <w:webHidden/>
               </w:rPr>
               <w:fldChar w:fldCharType="end"/>
@@ -4777,14 +4851,14 @@
               <w14:ligatures w14:val="standardContextual"/>
             </w:rPr>
           </w:pPr>
-          <w:hyperlink w:anchor="_Toc237340315" w:history="1">
+          <w:hyperlink w:anchor="_Toc237344962" w:history="1">
             <w:r>
               <w:rPr>
                 <w:rStyle w:val="Hipervnculo"/>
                 <w:rFonts w:cstheme="minorHAnsi"/>
                 <w:noProof/>
               </w:rPr>
-              <w:t>5.5</w:t>
+              <w:t>6.1</w:t>
             </w:r>
             <w:r>
               <w:rPr>
@@ -4805,7 +4879,7 @@
                 <w:rFonts w:cstheme="minorHAnsi"/>
                 <w:noProof/>
               </w:rPr>
-              <w:t>Flujo de trabajo y pipeline de datos</w:t>
+              <w:t>Entorno de desarrollo</w:t>
             </w:r>
             <w:r>
               <w:rPr>
@@ -4826,7 +4900,7 @@
                 <w:noProof/>
                 <w:webHidden/>
               </w:rPr>
-              <w:instrText xml:space="preserve"> PAGEREF _Toc237340315 \h </w:instrText>
+              <w:instrText xml:space="preserve"> PAGEREF _Toc237344962 \h </w:instrText>
             </w:r>
             <w:r>
               <w:rPr>
@@ -4851,87 +4925,6 @@
             <w:r>
               <w:rPr>
                 <w:noProof/>
-                <w:webHidden/>
-              </w:rPr>
-              <w:fldChar w:fldCharType="end"/>
-            </w:r>
-          </w:hyperlink>
-        </w:p>
-        <w:p>
-          <w:pPr>
-            <w:pStyle w:val="TDC1"/>
-            <w:rPr>
-              <w:rFonts w:eastAsiaTheme="minorEastAsia"/>
-              <w:bCs w:val="0"/>
-              <w:iCs w:val="0"/>
-              <w:kern w:val="2"/>
-              <w:lang w:eastAsia="es-ES"/>
-              <w14:ligatures w14:val="standardContextual"/>
-            </w:rPr>
-          </w:pPr>
-          <w:hyperlink w:anchor="_Toc237340316" w:history="1">
-            <w:r>
-              <w:rPr>
-                <w:rStyle w:val="Hipervnculo"/>
-                <w:rFonts w:cstheme="minorHAnsi"/>
-              </w:rPr>
-              <w:t>Capítulo 6</w:t>
-            </w:r>
-            <w:r>
-              <w:rPr>
-                <w:rFonts w:eastAsiaTheme="minorEastAsia"/>
-                <w:bCs w:val="0"/>
-                <w:iCs w:val="0"/>
-                <w:kern w:val="2"/>
-                <w:lang w:eastAsia="es-ES"/>
-                <w14:ligatures w14:val="standardContextual"/>
-              </w:rPr>
-              <w:tab/>
-            </w:r>
-            <w:r>
-              <w:rPr>
-                <w:rStyle w:val="Hipervnculo"/>
-                <w:rFonts w:cstheme="minorHAnsi"/>
-              </w:rPr>
-              <w:t>Implementación</w:t>
-            </w:r>
-            <w:r>
-              <w:rPr>
-                <w:webHidden/>
-              </w:rPr>
-              <w:tab/>
-            </w:r>
-            <w:r>
-              <w:rPr>
-                <w:webHidden/>
-              </w:rPr>
-              <w:fldChar w:fldCharType="begin"/>
-            </w:r>
-            <w:r>
-              <w:rPr>
-                <w:webHidden/>
-              </w:rPr>
-              <w:instrText xml:space="preserve"> PAGEREF _Toc237340316 \h </w:instrText>
-            </w:r>
-            <w:r>
-              <w:rPr>
-                <w:webHidden/>
-              </w:rPr>
-            </w:r>
-            <w:r>
-              <w:rPr>
-                <w:webHidden/>
-              </w:rPr>
-              <w:fldChar w:fldCharType="separate"/>
-            </w:r>
-            <w:r>
-              <w:rPr>
-                <w:webHidden/>
-              </w:rPr>
-              <w:t>47</w:t>
-            </w:r>
-            <w:r>
-              <w:rPr>
                 <w:webHidden/>
               </w:rPr>
               <w:fldChar w:fldCharType="end"/>
@@ -4952,14 +4945,14 @@
               <w14:ligatures w14:val="standardContextual"/>
             </w:rPr>
           </w:pPr>
-          <w:hyperlink w:anchor="_Toc237340317" w:history="1">
+          <w:hyperlink w:anchor="_Toc237344963" w:history="1">
             <w:r>
               <w:rPr>
                 <w:rStyle w:val="Hipervnculo"/>
                 <w:rFonts w:cstheme="minorHAnsi"/>
                 <w:noProof/>
               </w:rPr>
-              <w:t>6.1</w:t>
+              <w:t>6.2</w:t>
             </w:r>
             <w:r>
               <w:rPr>
@@ -4980,7 +4973,7 @@
                 <w:rFonts w:cstheme="minorHAnsi"/>
                 <w:noProof/>
               </w:rPr>
-              <w:t>Entorno de desarrollo</w:t>
+              <w:t>Implementación del sistema</w:t>
             </w:r>
             <w:r>
               <w:rPr>
@@ -5001,7 +4994,7 @@
                 <w:noProof/>
                 <w:webHidden/>
               </w:rPr>
-              <w:instrText xml:space="preserve"> PAGEREF _Toc237340317 \h </w:instrText>
+              <w:instrText xml:space="preserve"> PAGEREF _Toc237344963 \h </w:instrText>
             </w:r>
             <w:r>
               <w:rPr>
@@ -5021,7 +5014,7 @@
                 <w:noProof/>
                 <w:webHidden/>
               </w:rPr>
-              <w:t>47</w:t>
+              <w:t>48</w:t>
             </w:r>
             <w:r>
               <w:rPr>
@@ -5046,14 +5039,14 @@
               <w14:ligatures w14:val="standardContextual"/>
             </w:rPr>
           </w:pPr>
-          <w:hyperlink w:anchor="_Toc237340318" w:history="1">
+          <w:hyperlink w:anchor="_Toc237344964" w:history="1">
             <w:r>
               <w:rPr>
                 <w:rStyle w:val="Hipervnculo"/>
                 <w:rFonts w:cstheme="minorHAnsi"/>
                 <w:noProof/>
               </w:rPr>
-              <w:t>6.2</w:t>
+              <w:t>6.3</w:t>
             </w:r>
             <w:r>
               <w:rPr>
@@ -5074,7 +5067,7 @@
                 <w:rFonts w:cstheme="minorHAnsi"/>
                 <w:noProof/>
               </w:rPr>
-              <w:t>Implementación del sistema</w:t>
+              <w:t>Entrenamiento de modelos</w:t>
             </w:r>
             <w:r>
               <w:rPr>
@@ -5095,7 +5088,7 @@
                 <w:noProof/>
                 <w:webHidden/>
               </w:rPr>
-              <w:instrText xml:space="preserve"> PAGEREF _Toc237340318 \h </w:instrText>
+              <w:instrText xml:space="preserve"> PAGEREF _Toc237344964 \h </w:instrText>
             </w:r>
             <w:r>
               <w:rPr>
@@ -5115,7 +5108,7 @@
                 <w:noProof/>
                 <w:webHidden/>
               </w:rPr>
-              <w:t>49</w:t>
+              <w:t>50</w:t>
             </w:r>
             <w:r>
               <w:rPr>
@@ -5140,14 +5133,14 @@
               <w14:ligatures w14:val="standardContextual"/>
             </w:rPr>
           </w:pPr>
-          <w:hyperlink w:anchor="_Toc237340319" w:history="1">
+          <w:hyperlink w:anchor="_Toc237344965" w:history="1">
             <w:r>
               <w:rPr>
                 <w:rStyle w:val="Hipervnculo"/>
                 <w:rFonts w:cstheme="minorHAnsi"/>
                 <w:noProof/>
               </w:rPr>
-              <w:t>6.3</w:t>
+              <w:t>6.4</w:t>
             </w:r>
             <w:r>
               <w:rPr>
@@ -5168,7 +5161,7 @@
                 <w:rFonts w:cstheme="minorHAnsi"/>
                 <w:noProof/>
               </w:rPr>
-              <w:t>Entrenamiento de modelos</w:t>
+              <w:t>Ajuste de hiperparámetros</w:t>
             </w:r>
             <w:r>
               <w:rPr>
@@ -5189,7 +5182,7 @@
                 <w:noProof/>
                 <w:webHidden/>
               </w:rPr>
-              <w:instrText xml:space="preserve"> PAGEREF _Toc237340319 \h </w:instrText>
+              <w:instrText xml:space="preserve"> PAGEREF _Toc237344965 \h </w:instrText>
             </w:r>
             <w:r>
               <w:rPr>
@@ -5234,14 +5227,14 @@
               <w14:ligatures w14:val="standardContextual"/>
             </w:rPr>
           </w:pPr>
-          <w:hyperlink w:anchor="_Toc237340320" w:history="1">
+          <w:hyperlink w:anchor="_Toc237344966" w:history="1">
             <w:r>
               <w:rPr>
                 <w:rStyle w:val="Hipervnculo"/>
                 <w:rFonts w:cstheme="minorHAnsi"/>
                 <w:noProof/>
               </w:rPr>
-              <w:t>6.4</w:t>
+              <w:t>6.5</w:t>
             </w:r>
             <w:r>
               <w:rPr>
@@ -5262,7 +5255,7 @@
                 <w:rFonts w:cstheme="minorHAnsi"/>
                 <w:noProof/>
               </w:rPr>
-              <w:t>Ajuste de hiperparámetros</w:t>
+              <w:t>Consideraciones de escalabilidad y rendimiento</w:t>
             </w:r>
             <w:r>
               <w:rPr>
@@ -5283,7 +5276,7 @@
                 <w:noProof/>
                 <w:webHidden/>
               </w:rPr>
-              <w:instrText xml:space="preserve"> PAGEREF _Toc237340320 \h </w:instrText>
+              <w:instrText xml:space="preserve"> PAGEREF _Toc237344966 \h </w:instrText>
             </w:r>
             <w:r>
               <w:rPr>
@@ -5303,11 +5296,92 @@
                 <w:noProof/>
                 <w:webHidden/>
               </w:rPr>
-              <w:t>52</w:t>
-            </w:r>
-            <w:r>
-              <w:rPr>
-                <w:noProof/>
+              <w:t>53</w:t>
+            </w:r>
+            <w:r>
+              <w:rPr>
+                <w:noProof/>
+                <w:webHidden/>
+              </w:rPr>
+              <w:fldChar w:fldCharType="end"/>
+            </w:r>
+          </w:hyperlink>
+        </w:p>
+        <w:p>
+          <w:pPr>
+            <w:pStyle w:val="TDC1"/>
+            <w:rPr>
+              <w:rFonts w:eastAsiaTheme="minorEastAsia"/>
+              <w:bCs w:val="0"/>
+              <w:iCs w:val="0"/>
+              <w:kern w:val="2"/>
+              <w:lang w:eastAsia="es-ES"/>
+              <w14:ligatures w14:val="standardContextual"/>
+            </w:rPr>
+          </w:pPr>
+          <w:hyperlink w:anchor="_Toc237344967" w:history="1">
+            <w:r>
+              <w:rPr>
+                <w:rStyle w:val="Hipervnculo"/>
+                <w:rFonts w:cstheme="minorHAnsi"/>
+              </w:rPr>
+              <w:t>Capítulo 7</w:t>
+            </w:r>
+            <w:r>
+              <w:rPr>
+                <w:rFonts w:eastAsiaTheme="minorEastAsia"/>
+                <w:bCs w:val="0"/>
+                <w:iCs w:val="0"/>
+                <w:kern w:val="2"/>
+                <w:lang w:eastAsia="es-ES"/>
+                <w14:ligatures w14:val="standardContextual"/>
+              </w:rPr>
+              <w:tab/>
+            </w:r>
+            <w:r>
+              <w:rPr>
+                <w:rStyle w:val="Hipervnculo"/>
+                <w:rFonts w:cstheme="minorHAnsi"/>
+              </w:rPr>
+              <w:t>Evaluación y resultados</w:t>
+            </w:r>
+            <w:r>
+              <w:rPr>
+                <w:webHidden/>
+              </w:rPr>
+              <w:tab/>
+            </w:r>
+            <w:r>
+              <w:rPr>
+                <w:webHidden/>
+              </w:rPr>
+              <w:fldChar w:fldCharType="begin"/>
+            </w:r>
+            <w:r>
+              <w:rPr>
+                <w:webHidden/>
+              </w:rPr>
+              <w:instrText xml:space="preserve"> PAGEREF _Toc237344967 \h </w:instrText>
+            </w:r>
+            <w:r>
+              <w:rPr>
+                <w:webHidden/>
+              </w:rPr>
+            </w:r>
+            <w:r>
+              <w:rPr>
+                <w:webHidden/>
+              </w:rPr>
+              <w:fldChar w:fldCharType="separate"/>
+            </w:r>
+            <w:r>
+              <w:rPr>
+                <w:webHidden/>
+              </w:rPr>
+              <w:t>55</w:t>
+            </w:r>
+            <w:r>
+              <w:rPr>
                 <w:webHidden/>
               </w:rPr>
               <w:fldChar w:fldCharType="end"/>
@@ -5328,14 +5402,14 @@
               <w14:ligatures w14:val="standardContextual"/>
             </w:rPr>
           </w:pPr>
-          <w:hyperlink w:anchor="_Toc237340321" w:history="1">
+          <w:hyperlink w:anchor="_Toc237344968" w:history="1">
             <w:r>
               <w:rPr>
                 <w:rStyle w:val="Hipervnculo"/>
                 <w:rFonts w:cstheme="minorHAnsi"/>
                 <w:noProof/>
               </w:rPr>
-              <w:t>6.5</w:t>
+              <w:t>7.1</w:t>
             </w:r>
             <w:r>
               <w:rPr>
@@ -5356,7 +5430,7 @@
                 <w:rFonts w:cstheme="minorHAnsi"/>
                 <w:noProof/>
               </w:rPr>
-              <w:t>Consideraciones de escalabilidad y rendimiento</w:t>
+              <w:t>Métricas de evaluación</w:t>
             </w:r>
             <w:r>
               <w:rPr>
@@ -5377,7 +5451,7 @@
                 <w:noProof/>
                 <w:webHidden/>
               </w:rPr>
-              <w:instrText xml:space="preserve"> PAGEREF _Toc237340321 \h </w:instrText>
+              <w:instrText xml:space="preserve"> PAGEREF _Toc237344968 \h </w:instrText>
             </w:r>
             <w:r>
               <w:rPr>
@@ -5397,92 +5471,11 @@
                 <w:noProof/>
                 <w:webHidden/>
               </w:rPr>
-              <w:t>54</w:t>
-            </w:r>
-            <w:r>
-              <w:rPr>
-                <w:noProof/>
-                <w:webHidden/>
-              </w:rPr>
-              <w:fldChar w:fldCharType="end"/>
-            </w:r>
-          </w:hyperlink>
-        </w:p>
-        <w:p>
-          <w:pPr>
-            <w:pStyle w:val="TDC1"/>
-            <w:rPr>
-              <w:rFonts w:eastAsiaTheme="minorEastAsia"/>
-              <w:bCs w:val="0"/>
-              <w:iCs w:val="0"/>
-              <w:kern w:val="2"/>
-              <w:lang w:eastAsia="es-ES"/>
-              <w14:ligatures w14:val="standardContextual"/>
-            </w:rPr>
-          </w:pPr>
-          <w:hyperlink w:anchor="_Toc237340322" w:history="1">
-            <w:r>
-              <w:rPr>
-                <w:rStyle w:val="Hipervnculo"/>
-                <w:rFonts w:cstheme="minorHAnsi"/>
-              </w:rPr>
-              <w:t>Capítulo 7</w:t>
-            </w:r>
-            <w:r>
-              <w:rPr>
-                <w:rFonts w:eastAsiaTheme="minorEastAsia"/>
-                <w:bCs w:val="0"/>
-                <w:iCs w:val="0"/>
-                <w:kern w:val="2"/>
-                <w:lang w:eastAsia="es-ES"/>
-                <w14:ligatures w14:val="standardContextual"/>
-              </w:rPr>
-              <w:tab/>
-            </w:r>
-            <w:r>
-              <w:rPr>
-                <w:rStyle w:val="Hipervnculo"/>
-                <w:rFonts w:cstheme="minorHAnsi"/>
-              </w:rPr>
-              <w:t>Evaluación y resultados</w:t>
-            </w:r>
-            <w:r>
-              <w:rPr>
-                <w:webHidden/>
-              </w:rPr>
-              <w:tab/>
-            </w:r>
-            <w:r>
-              <w:rPr>
-                <w:webHidden/>
-              </w:rPr>
-              <w:fldChar w:fldCharType="begin"/>
-            </w:r>
-            <w:r>
-              <w:rPr>
-                <w:webHidden/>
-              </w:rPr>
-              <w:instrText xml:space="preserve"> PAGEREF _Toc237340322 \h </w:instrText>
-            </w:r>
-            <w:r>
-              <w:rPr>
-                <w:webHidden/>
-              </w:rPr>
-            </w:r>
-            <w:r>
-              <w:rPr>
-                <w:webHidden/>
-              </w:rPr>
-              <w:fldChar w:fldCharType="separate"/>
-            </w:r>
-            <w:r>
-              <w:rPr>
-                <w:webHidden/>
-              </w:rPr>
-              <w:t>56</w:t>
-            </w:r>
-            <w:r>
-              <w:rPr>
+              <w:t>55</w:t>
+            </w:r>
+            <w:r>
+              <w:rPr>
+                <w:noProof/>
                 <w:webHidden/>
               </w:rPr>
               <w:fldChar w:fldCharType="end"/>
@@ -5503,14 +5496,14 @@
               <w14:ligatures w14:val="standardContextual"/>
             </w:rPr>
           </w:pPr>
-          <w:hyperlink w:anchor="_Toc237340323" w:history="1">
+          <w:hyperlink w:anchor="_Toc237344969" w:history="1">
             <w:r>
               <w:rPr>
                 <w:rStyle w:val="Hipervnculo"/>
                 <w:rFonts w:cstheme="minorHAnsi"/>
                 <w:noProof/>
               </w:rPr>
-              <w:t>7.1</w:t>
+              <w:t>7.2</w:t>
             </w:r>
             <w:r>
               <w:rPr>
@@ -5531,7 +5524,7 @@
                 <w:rFonts w:cstheme="minorHAnsi"/>
                 <w:noProof/>
               </w:rPr>
-              <w:t>Métricas de evaluación</w:t>
+              <w:t>Diseño experimental</w:t>
             </w:r>
             <w:r>
               <w:rPr>
@@ -5552,7 +5545,7 @@
                 <w:noProof/>
                 <w:webHidden/>
               </w:rPr>
-              <w:instrText xml:space="preserve"> PAGEREF _Toc237340323 \h </w:instrText>
+              <w:instrText xml:space="preserve"> PAGEREF _Toc237344969 \h </w:instrText>
             </w:r>
             <w:r>
               <w:rPr>
@@ -5572,7 +5565,7 @@
                 <w:noProof/>
                 <w:webHidden/>
               </w:rPr>
-              <w:t>56</w:t>
+              <w:t>57</w:t>
             </w:r>
             <w:r>
               <w:rPr>
@@ -5597,14 +5590,14 @@
               <w14:ligatures w14:val="standardContextual"/>
             </w:rPr>
           </w:pPr>
-          <w:hyperlink w:anchor="_Toc237340324" w:history="1">
+          <w:hyperlink w:anchor="_Toc237344970" w:history="1">
             <w:r>
               <w:rPr>
                 <w:rStyle w:val="Hipervnculo"/>
                 <w:rFonts w:cstheme="minorHAnsi"/>
                 <w:noProof/>
               </w:rPr>
-              <w:t>7.2</w:t>
+              <w:t>7.3</w:t>
             </w:r>
             <w:r>
               <w:rPr>
@@ -5625,7 +5618,7 @@
                 <w:rFonts w:cstheme="minorHAnsi"/>
                 <w:noProof/>
               </w:rPr>
-              <w:t>Diseño experimental</w:t>
+              <w:t>Resultados obtenidos</w:t>
             </w:r>
             <w:r>
               <w:rPr>
@@ -5646,7 +5639,7 @@
                 <w:noProof/>
                 <w:webHidden/>
               </w:rPr>
-              <w:instrText xml:space="preserve"> PAGEREF _Toc237340324 \h </w:instrText>
+              <w:instrText xml:space="preserve"> PAGEREF _Toc237344970 \h </w:instrText>
             </w:r>
             <w:r>
               <w:rPr>
@@ -5666,7 +5659,7 @@
                 <w:noProof/>
                 <w:webHidden/>
               </w:rPr>
-              <w:t>58</w:t>
+              <w:t>59</w:t>
             </w:r>
             <w:r>
               <w:rPr>
@@ -5691,14 +5684,14 @@
               <w14:ligatures w14:val="standardContextual"/>
             </w:rPr>
           </w:pPr>
-          <w:hyperlink w:anchor="_Toc237340325" w:history="1">
+          <w:hyperlink w:anchor="_Toc237344971" w:history="1">
             <w:r>
               <w:rPr>
                 <w:rStyle w:val="Hipervnculo"/>
                 <w:rFonts w:cstheme="minorHAnsi"/>
                 <w:noProof/>
               </w:rPr>
-              <w:t>7.3</w:t>
+              <w:t>7.4</w:t>
             </w:r>
             <w:r>
               <w:rPr>
@@ -5719,7 +5712,7 @@
                 <w:rFonts w:cstheme="minorHAnsi"/>
                 <w:noProof/>
               </w:rPr>
-              <w:t>Resultados obtenidos</w:t>
+              <w:t>Comparación con otras soluciones</w:t>
             </w:r>
             <w:r>
               <w:rPr>
@@ -5740,7 +5733,7 @@
                 <w:noProof/>
                 <w:webHidden/>
               </w:rPr>
-              <w:instrText xml:space="preserve"> PAGEREF _Toc237340325 \h </w:instrText>
+              <w:instrText xml:space="preserve"> PAGEREF _Toc237344971 \h </w:instrText>
             </w:r>
             <w:r>
               <w:rPr>
@@ -5760,7 +5753,7 @@
                 <w:noProof/>
                 <w:webHidden/>
               </w:rPr>
-              <w:t>60</w:t>
+              <w:t>62</w:t>
             </w:r>
             <w:r>
               <w:rPr>
@@ -5785,14 +5778,14 @@
               <w14:ligatures w14:val="standardContextual"/>
             </w:rPr>
           </w:pPr>
-          <w:hyperlink w:anchor="_Toc237340326" w:history="1">
+          <w:hyperlink w:anchor="_Toc237344972" w:history="1">
             <w:r>
               <w:rPr>
                 <w:rStyle w:val="Hipervnculo"/>
                 <w:rFonts w:cstheme="minorHAnsi"/>
                 <w:noProof/>
               </w:rPr>
-              <w:t>7.4</w:t>
+              <w:t>7.5</w:t>
             </w:r>
             <w:r>
               <w:rPr>
@@ -5813,7 +5806,7 @@
                 <w:rFonts w:cstheme="minorHAnsi"/>
                 <w:noProof/>
               </w:rPr>
-              <w:t>Comparación con otras soluciones</w:t>
+              <w:t>Análisis crítico de los resultados</w:t>
             </w:r>
             <w:r>
               <w:rPr>
@@ -5834,7 +5827,7 @@
                 <w:noProof/>
                 <w:webHidden/>
               </w:rPr>
-              <w:instrText xml:space="preserve"> PAGEREF _Toc237340326 \h </w:instrText>
+              <w:instrText xml:space="preserve"> PAGEREF _Toc237344972 \h </w:instrText>
             </w:r>
             <w:r>
               <w:rPr>
@@ -5854,11 +5847,92 @@
                 <w:noProof/>
                 <w:webHidden/>
               </w:rPr>
-              <w:t>63</w:t>
-            </w:r>
-            <w:r>
-              <w:rPr>
-                <w:noProof/>
+              <w:t>64</w:t>
+            </w:r>
+            <w:r>
+              <w:rPr>
+                <w:noProof/>
+                <w:webHidden/>
+              </w:rPr>
+              <w:fldChar w:fldCharType="end"/>
+            </w:r>
+          </w:hyperlink>
+        </w:p>
+        <w:p>
+          <w:pPr>
+            <w:pStyle w:val="TDC1"/>
+            <w:rPr>
+              <w:rFonts w:eastAsiaTheme="minorEastAsia"/>
+              <w:bCs w:val="0"/>
+              <w:iCs w:val="0"/>
+              <w:kern w:val="2"/>
+              <w:lang w:eastAsia="es-ES"/>
+              <w14:ligatures w14:val="standardContextual"/>
+            </w:rPr>
+          </w:pPr>
+          <w:hyperlink w:anchor="_Toc237344973" w:history="1">
+            <w:r>
+              <w:rPr>
+                <w:rStyle w:val="Hipervnculo"/>
+                <w:rFonts w:cstheme="minorHAnsi"/>
+              </w:rPr>
+              <w:t>Capítulo 8</w:t>
+            </w:r>
+            <w:r>
+              <w:rPr>
+                <w:rFonts w:eastAsiaTheme="minorEastAsia"/>
+                <w:bCs w:val="0"/>
+                <w:iCs w:val="0"/>
+                <w:kern w:val="2"/>
+                <w:lang w:eastAsia="es-ES"/>
+                <w14:ligatures w14:val="standardContextual"/>
+              </w:rPr>
+              <w:tab/>
+            </w:r>
+            <w:r>
+              <w:rPr>
+                <w:rStyle w:val="Hipervnculo"/>
+                <w:rFonts w:cstheme="minorHAnsi"/>
+              </w:rPr>
+              <w:t>Discusión</w:t>
+            </w:r>
+            <w:r>
+              <w:rPr>
+                <w:webHidden/>
+              </w:rPr>
+              <w:tab/>
+            </w:r>
+            <w:r>
+              <w:rPr>
+                <w:webHidden/>
+              </w:rPr>
+              <w:fldChar w:fldCharType="begin"/>
+            </w:r>
+            <w:r>
+              <w:rPr>
+                <w:webHidden/>
+              </w:rPr>
+              <w:instrText xml:space="preserve"> PAGEREF _Toc237344973 \h </w:instrText>
+            </w:r>
+            <w:r>
+              <w:rPr>
+                <w:webHidden/>
+              </w:rPr>
+            </w:r>
+            <w:r>
+              <w:rPr>
+                <w:webHidden/>
+              </w:rPr>
+              <w:fldChar w:fldCharType="separate"/>
+            </w:r>
+            <w:r>
+              <w:rPr>
+                <w:webHidden/>
+              </w:rPr>
+              <w:t>66</w:t>
+            </w:r>
+            <w:r>
+              <w:rPr>
                 <w:webHidden/>
               </w:rPr>
               <w:fldChar w:fldCharType="end"/>
@@ -5879,14 +5953,14 @@
               <w14:ligatures w14:val="standardContextual"/>
             </w:rPr>
           </w:pPr>
-          <w:hyperlink w:anchor="_Toc237340327" w:history="1">
+          <w:hyperlink w:anchor="_Toc237344974" w:history="1">
             <w:r>
               <w:rPr>
                 <w:rStyle w:val="Hipervnculo"/>
                 <w:rFonts w:cstheme="minorHAnsi"/>
                 <w:noProof/>
               </w:rPr>
-              <w:t>7.5</w:t>
+              <w:t>8.1</w:t>
             </w:r>
             <w:r>
               <w:rPr>
@@ -5907,7 +5981,7 @@
                 <w:rFonts w:cstheme="minorHAnsi"/>
                 <w:noProof/>
               </w:rPr>
-              <w:t>Análisis crítico de los resultados</w:t>
+              <w:t>Interpretación de los resultados</w:t>
             </w:r>
             <w:r>
               <w:rPr>
@@ -5928,7 +6002,7 @@
                 <w:noProof/>
                 <w:webHidden/>
               </w:rPr>
-              <w:instrText xml:space="preserve"> PAGEREF _Toc237340327 \h </w:instrText>
+              <w:instrText xml:space="preserve"> PAGEREF _Toc237344974 \h </w:instrText>
             </w:r>
             <w:r>
               <w:rPr>
@@ -5948,92 +6022,11 @@
                 <w:noProof/>
                 <w:webHidden/>
               </w:rPr>
-              <w:t>65</w:t>
-            </w:r>
-            <w:r>
-              <w:rPr>
-                <w:noProof/>
-                <w:webHidden/>
-              </w:rPr>
-              <w:fldChar w:fldCharType="end"/>
-            </w:r>
-          </w:hyperlink>
-        </w:p>
-        <w:p>
-          <w:pPr>
-            <w:pStyle w:val="TDC1"/>
-            <w:rPr>
-              <w:rFonts w:eastAsiaTheme="minorEastAsia"/>
-              <w:bCs w:val="0"/>
-              <w:iCs w:val="0"/>
-              <w:kern w:val="2"/>
-              <w:lang w:eastAsia="es-ES"/>
-              <w14:ligatures w14:val="standardContextual"/>
-            </w:rPr>
-          </w:pPr>
-          <w:hyperlink w:anchor="_Toc237340328" w:history="1">
-            <w:r>
-              <w:rPr>
-                <w:rStyle w:val="Hipervnculo"/>
-                <w:rFonts w:cstheme="minorHAnsi"/>
-              </w:rPr>
-              <w:t>Capítulo 8</w:t>
-            </w:r>
-            <w:r>
-              <w:rPr>
-                <w:rFonts w:eastAsiaTheme="minorEastAsia"/>
-                <w:bCs w:val="0"/>
-                <w:iCs w:val="0"/>
-                <w:kern w:val="2"/>
-                <w:lang w:eastAsia="es-ES"/>
-                <w14:ligatures w14:val="standardContextual"/>
-              </w:rPr>
-              <w:tab/>
-            </w:r>
-            <w:r>
-              <w:rPr>
-                <w:rStyle w:val="Hipervnculo"/>
-                <w:rFonts w:cstheme="minorHAnsi"/>
-              </w:rPr>
-              <w:t>Discusión</w:t>
-            </w:r>
-            <w:r>
-              <w:rPr>
-                <w:webHidden/>
-              </w:rPr>
-              <w:tab/>
-            </w:r>
-            <w:r>
-              <w:rPr>
-                <w:webHidden/>
-              </w:rPr>
-              <w:fldChar w:fldCharType="begin"/>
-            </w:r>
-            <w:r>
-              <w:rPr>
-                <w:webHidden/>
-              </w:rPr>
-              <w:instrText xml:space="preserve"> PAGEREF _Toc237340328 \h </w:instrText>
-            </w:r>
-            <w:r>
-              <w:rPr>
-                <w:webHidden/>
-              </w:rPr>
-            </w:r>
-            <w:r>
-              <w:rPr>
-                <w:webHidden/>
-              </w:rPr>
-              <w:fldChar w:fldCharType="separate"/>
-            </w:r>
-            <w:r>
-              <w:rPr>
-                <w:webHidden/>
-              </w:rPr>
-              <w:t>67</w:t>
-            </w:r>
-            <w:r>
-              <w:rPr>
+              <w:t>66</w:t>
+            </w:r>
+            <w:r>
+              <w:rPr>
+                <w:noProof/>
                 <w:webHidden/>
               </w:rPr>
               <w:fldChar w:fldCharType="end"/>
@@ -6054,14 +6047,14 @@
               <w14:ligatures w14:val="standardContextual"/>
             </w:rPr>
           </w:pPr>
-          <w:hyperlink w:anchor="_Toc237340329" w:history="1">
+          <w:hyperlink w:anchor="_Toc237344975" w:history="1">
             <w:r>
               <w:rPr>
                 <w:rStyle w:val="Hipervnculo"/>
                 <w:rFonts w:cstheme="minorHAnsi"/>
                 <w:noProof/>
               </w:rPr>
-              <w:t>8.1</w:t>
+              <w:t>8.2</w:t>
             </w:r>
             <w:r>
               <w:rPr>
@@ -6082,7 +6075,7 @@
                 <w:rFonts w:cstheme="minorHAnsi"/>
                 <w:noProof/>
               </w:rPr>
-              <w:t>Interpretación de los resultados</w:t>
+              <w:t>Impacto técnico y aplicado</w:t>
             </w:r>
             <w:r>
               <w:rPr>
@@ -6103,7 +6096,7 @@
                 <w:noProof/>
                 <w:webHidden/>
               </w:rPr>
-              <w:instrText xml:space="preserve"> PAGEREF _Toc237340329 \h </w:instrText>
+              <w:instrText xml:space="preserve"> PAGEREF _Toc237344975 \h </w:instrText>
             </w:r>
             <w:r>
               <w:rPr>
@@ -6148,14 +6141,14 @@
               <w14:ligatures w14:val="standardContextual"/>
             </w:rPr>
           </w:pPr>
-          <w:hyperlink w:anchor="_Toc237340330" w:history="1">
+          <w:hyperlink w:anchor="_Toc237344976" w:history="1">
             <w:r>
               <w:rPr>
                 <w:rStyle w:val="Hipervnculo"/>
                 <w:rFonts w:cstheme="minorHAnsi"/>
                 <w:noProof/>
               </w:rPr>
-              <w:t>8.2</w:t>
+              <w:t>8.3</w:t>
             </w:r>
             <w:r>
               <w:rPr>
@@ -6176,7 +6169,7 @@
                 <w:rFonts w:cstheme="minorHAnsi"/>
                 <w:noProof/>
               </w:rPr>
-              <w:t>Impacto técnico y aplicado</w:t>
+              <w:t>Limitaciones del trabajo</w:t>
             </w:r>
             <w:r>
               <w:rPr>
@@ -6197,7 +6190,7 @@
                 <w:noProof/>
                 <w:webHidden/>
               </w:rPr>
-              <w:instrText xml:space="preserve"> PAGEREF _Toc237340330 \h </w:instrText>
+              <w:instrText xml:space="preserve"> PAGEREF _Toc237344976 \h </w:instrText>
             </w:r>
             <w:r>
               <w:rPr>
@@ -6217,7 +6210,7 @@
                 <w:noProof/>
                 <w:webHidden/>
               </w:rPr>
-              <w:t>68</w:t>
+              <w:t>69</w:t>
             </w:r>
             <w:r>
               <w:rPr>
@@ -6242,14 +6235,14 @@
               <w14:ligatures w14:val="standardContextual"/>
             </w:rPr>
           </w:pPr>
-          <w:hyperlink w:anchor="_Toc237340331" w:history="1">
+          <w:hyperlink w:anchor="_Toc237344977" w:history="1">
             <w:r>
               <w:rPr>
                 <w:rStyle w:val="Hipervnculo"/>
                 <w:rFonts w:cstheme="minorHAnsi"/>
                 <w:noProof/>
               </w:rPr>
-              <w:t>8.3</w:t>
+              <w:t>8.4</w:t>
             </w:r>
             <w:r>
               <w:rPr>
@@ -6270,7 +6263,7 @@
                 <w:rFonts w:cstheme="minorHAnsi"/>
                 <w:noProof/>
               </w:rPr>
-              <w:t>Limitaciones del trabajo</w:t>
+              <w:t>Implicaciones éticas y legales</w:t>
             </w:r>
             <w:r>
               <w:rPr>
@@ -6291,7 +6284,7 @@
                 <w:noProof/>
                 <w:webHidden/>
               </w:rPr>
-              <w:instrText xml:space="preserve"> PAGEREF _Toc237340331 \h </w:instrText>
+              <w:instrText xml:space="preserve"> PAGEREF _Toc237344977 \h </w:instrText>
             </w:r>
             <w:r>
               <w:rPr>
@@ -6311,11 +6304,92 @@
                 <w:noProof/>
                 <w:webHidden/>
               </w:rPr>
-              <w:t>70</w:t>
-            </w:r>
-            <w:r>
-              <w:rPr>
-                <w:noProof/>
+              <w:t>71</w:t>
+            </w:r>
+            <w:r>
+              <w:rPr>
+                <w:noProof/>
+                <w:webHidden/>
+              </w:rPr>
+              <w:fldChar w:fldCharType="end"/>
+            </w:r>
+          </w:hyperlink>
+        </w:p>
+        <w:p>
+          <w:pPr>
+            <w:pStyle w:val="TDC1"/>
+            <w:rPr>
+              <w:rFonts w:eastAsiaTheme="minorEastAsia"/>
+              <w:bCs w:val="0"/>
+              <w:iCs w:val="0"/>
+              <w:kern w:val="2"/>
+              <w:lang w:eastAsia="es-ES"/>
+              <w14:ligatures w14:val="standardContextual"/>
+            </w:rPr>
+          </w:pPr>
+          <w:hyperlink w:anchor="_Toc237344978" w:history="1">
+            <w:r>
+              <w:rPr>
+                <w:rStyle w:val="Hipervnculo"/>
+                <w:rFonts w:cstheme="minorHAnsi"/>
+              </w:rPr>
+              <w:t>Capítulo 9</w:t>
+            </w:r>
+            <w:r>
+              <w:rPr>
+                <w:rFonts w:eastAsiaTheme="minorEastAsia"/>
+                <w:bCs w:val="0"/>
+                <w:iCs w:val="0"/>
+                <w:kern w:val="2"/>
+                <w:lang w:eastAsia="es-ES"/>
+                <w14:ligatures w14:val="standardContextual"/>
+              </w:rPr>
+              <w:tab/>
+            </w:r>
+            <w:r>
+              <w:rPr>
+                <w:rStyle w:val="Hipervnculo"/>
+                <w:rFonts w:cstheme="minorHAnsi"/>
+              </w:rPr>
+              <w:t>Conclusiones y líneas futuras</w:t>
+            </w:r>
+            <w:r>
+              <w:rPr>
+                <w:webHidden/>
+              </w:rPr>
+              <w:tab/>
+            </w:r>
+            <w:r>
+              <w:rPr>
+                <w:webHidden/>
+              </w:rPr>
+              <w:fldChar w:fldCharType="begin"/>
+            </w:r>
+            <w:r>
+              <w:rPr>
+                <w:webHidden/>
+              </w:rPr>
+              <w:instrText xml:space="preserve"> PAGEREF _Toc237344978 \h </w:instrText>
+            </w:r>
+            <w:r>
+              <w:rPr>
+                <w:webHidden/>
+              </w:rPr>
+            </w:r>
+            <w:r>
+              <w:rPr>
+                <w:webHidden/>
+              </w:rPr>
+              <w:fldChar w:fldCharType="separate"/>
+            </w:r>
+            <w:r>
+              <w:rPr>
+                <w:webHidden/>
+              </w:rPr>
+              <w:t>73</w:t>
+            </w:r>
+            <w:r>
+              <w:rPr>
                 <w:webHidden/>
               </w:rPr>
               <w:fldChar w:fldCharType="end"/>
@@ -6336,14 +6410,14 @@
               <w14:ligatures w14:val="standardContextual"/>
             </w:rPr>
           </w:pPr>
-          <w:hyperlink w:anchor="_Toc237340332" w:history="1">
+          <w:hyperlink w:anchor="_Toc237344979" w:history="1">
             <w:r>
               <w:rPr>
                 <w:rStyle w:val="Hipervnculo"/>
                 <w:rFonts w:cstheme="minorHAnsi"/>
                 <w:noProof/>
               </w:rPr>
-              <w:t>8.4</w:t>
+              <w:t>9.1</w:t>
             </w:r>
             <w:r>
               <w:rPr>
@@ -6364,7 +6438,7 @@
                 <w:rFonts w:cstheme="minorHAnsi"/>
                 <w:noProof/>
               </w:rPr>
-              <w:t>Implicaciones éticas y legales</w:t>
+              <w:t>Conclusiones</w:t>
             </w:r>
             <w:r>
               <w:rPr>
@@ -6385,7 +6459,7 @@
                 <w:noProof/>
                 <w:webHidden/>
               </w:rPr>
-              <w:instrText xml:space="preserve"> PAGEREF _Toc237340332 \h </w:instrText>
+              <w:instrText xml:space="preserve"> PAGEREF _Toc237344979 \h </w:instrText>
             </w:r>
             <w:r>
               <w:rPr>
@@ -6405,92 +6479,11 @@
                 <w:noProof/>
                 <w:webHidden/>
               </w:rPr>
-              <w:t>72</w:t>
-            </w:r>
-            <w:r>
-              <w:rPr>
-                <w:noProof/>
-                <w:webHidden/>
-              </w:rPr>
-              <w:fldChar w:fldCharType="end"/>
-            </w:r>
-          </w:hyperlink>
-        </w:p>
-        <w:p>
-          <w:pPr>
-            <w:pStyle w:val="TDC1"/>
-            <w:rPr>
-              <w:rFonts w:eastAsiaTheme="minorEastAsia"/>
-              <w:bCs w:val="0"/>
-              <w:iCs w:val="0"/>
-              <w:kern w:val="2"/>
-              <w:lang w:eastAsia="es-ES"/>
-              <w14:ligatures w14:val="standardContextual"/>
-            </w:rPr>
-          </w:pPr>
-          <w:hyperlink w:anchor="_Toc237340333" w:history="1">
-            <w:r>
-              <w:rPr>
-                <w:rStyle w:val="Hipervnculo"/>
-                <w:rFonts w:cstheme="minorHAnsi"/>
-              </w:rPr>
-              <w:t>Capítulo 9</w:t>
-            </w:r>
-            <w:r>
-              <w:rPr>
-                <w:rFonts w:eastAsiaTheme="minorEastAsia"/>
-                <w:bCs w:val="0"/>
-                <w:iCs w:val="0"/>
-                <w:kern w:val="2"/>
-                <w:lang w:eastAsia="es-ES"/>
-                <w14:ligatures w14:val="standardContextual"/>
-              </w:rPr>
-              <w:tab/>
-            </w:r>
-            <w:r>
-              <w:rPr>
-                <w:rStyle w:val="Hipervnculo"/>
-                <w:rFonts w:cstheme="minorHAnsi"/>
-              </w:rPr>
-              <w:t>Conclusiones y líneas futuras</w:t>
-            </w:r>
-            <w:r>
-              <w:rPr>
-                <w:webHidden/>
-              </w:rPr>
-              <w:tab/>
-            </w:r>
-            <w:r>
-              <w:rPr>
-                <w:webHidden/>
-              </w:rPr>
-              <w:fldChar w:fldCharType="begin"/>
-            </w:r>
-            <w:r>
-              <w:rPr>
-                <w:webHidden/>
-              </w:rPr>
-              <w:instrText xml:space="preserve"> PAGEREF _Toc237340333 \h </w:instrText>
-            </w:r>
-            <w:r>
-              <w:rPr>
-                <w:webHidden/>
-              </w:rPr>
-            </w:r>
-            <w:r>
-              <w:rPr>
-                <w:webHidden/>
-              </w:rPr>
-              <w:fldChar w:fldCharType="separate"/>
-            </w:r>
-            <w:r>
-              <w:rPr>
-                <w:webHidden/>
-              </w:rPr>
-              <w:t>74</w:t>
-            </w:r>
-            <w:r>
-              <w:rPr>
+              <w:t>73</w:t>
+            </w:r>
+            <w:r>
+              <w:rPr>
+                <w:noProof/>
                 <w:webHidden/>
               </w:rPr>
               <w:fldChar w:fldCharType="end"/>
@@ -6511,14 +6504,14 @@
               <w14:ligatures w14:val="standardContextual"/>
             </w:rPr>
           </w:pPr>
-          <w:hyperlink w:anchor="_Toc237340334" w:history="1">
+          <w:hyperlink w:anchor="_Toc237344980" w:history="1">
             <w:r>
               <w:rPr>
                 <w:rStyle w:val="Hipervnculo"/>
                 <w:rFonts w:cstheme="minorHAnsi"/>
                 <w:noProof/>
               </w:rPr>
-              <w:t>9.1</w:t>
+              <w:t>9.2</w:t>
             </w:r>
             <w:r>
               <w:rPr>
@@ -6539,7 +6532,7 @@
                 <w:rFonts w:cstheme="minorHAnsi"/>
                 <w:noProof/>
               </w:rPr>
-              <w:t>Conclusiones</w:t>
+              <w:t>Cumplimiento de objetivos</w:t>
             </w:r>
             <w:r>
               <w:rPr>
@@ -6560,7 +6553,7 @@
                 <w:noProof/>
                 <w:webHidden/>
               </w:rPr>
-              <w:instrText xml:space="preserve"> PAGEREF _Toc237340334 \h </w:instrText>
+              <w:instrText xml:space="preserve"> PAGEREF _Toc237344980 \h </w:instrText>
             </w:r>
             <w:r>
               <w:rPr>
@@ -6580,7 +6573,7 @@
                 <w:noProof/>
                 <w:webHidden/>
               </w:rPr>
-              <w:t>74</w:t>
+              <w:t>75</w:t>
             </w:r>
             <w:r>
               <w:rPr>
@@ -6605,14 +6598,14 @@
               <w14:ligatures w14:val="standardContextual"/>
             </w:rPr>
           </w:pPr>
-          <w:hyperlink w:anchor="_Toc237340335" w:history="1">
+          <w:hyperlink w:anchor="_Toc237344981" w:history="1">
             <w:r>
               <w:rPr>
                 <w:rStyle w:val="Hipervnculo"/>
                 <w:rFonts w:cstheme="minorHAnsi"/>
                 <w:noProof/>
               </w:rPr>
-              <w:t>9.2</w:t>
+              <w:t>9.3</w:t>
             </w:r>
             <w:r>
               <w:rPr>
@@ -6633,7 +6626,7 @@
                 <w:rFonts w:cstheme="minorHAnsi"/>
                 <w:noProof/>
               </w:rPr>
-              <w:t>Cumplimiento de objetivos</w:t>
+              <w:t>Líneas de trabajo futuras</w:t>
             </w:r>
             <w:r>
               <w:rPr>
@@ -6654,7 +6647,7 @@
                 <w:noProof/>
                 <w:webHidden/>
               </w:rPr>
-              <w:instrText xml:space="preserve"> PAGEREF _Toc237340335 \h </w:instrText>
+              <w:instrText xml:space="preserve"> PAGEREF _Toc237344981 \h </w:instrText>
             </w:r>
             <w:r>
               <w:rPr>
@@ -6674,101 +6667,7 @@
                 <w:noProof/>
                 <w:webHidden/>
               </w:rPr>
-              <w:t>76</w:t>
-            </w:r>
-            <w:r>
-              <w:rPr>
-                <w:noProof/>
-                <w:webHidden/>
-              </w:rPr>
-              <w:fldChar w:fldCharType="end"/>
-            </w:r>
-          </w:hyperlink>
-        </w:p>
-        <w:p>
-          <w:pPr>
-            <w:pStyle w:val="TDC2"/>
-            <w:rPr>
-              <w:rFonts w:eastAsiaTheme="minorEastAsia"/>
-              <w:bCs w:val="0"/>
-              <w:noProof/>
-              <w:kern w:val="2"/>
-              <w:sz w:val="24"/>
-              <w:szCs w:val="24"/>
-              <w:lang w:eastAsia="es-ES"/>
-              <w14:ligatures w14:val="standardContextual"/>
-            </w:rPr>
-          </w:pPr>
-          <w:hyperlink w:anchor="_Toc237340336" w:history="1">
-            <w:r>
-              <w:rPr>
-                <w:rStyle w:val="Hipervnculo"/>
-                <w:rFonts w:cstheme="minorHAnsi"/>
-                <w:noProof/>
-              </w:rPr>
-              <w:t>9.3</w:t>
-            </w:r>
-            <w:r>
-              <w:rPr>
-                <w:rFonts w:eastAsiaTheme="minorEastAsia"/>
-                <w:bCs w:val="0"/>
-                <w:noProof/>
-                <w:kern w:val="2"/>
-                <w:sz w:val="24"/>
-                <w:szCs w:val="24"/>
-                <w:lang w:eastAsia="es-ES"/>
-                <w14:ligatures w14:val="standardContextual"/>
-              </w:rPr>
-              <w:tab/>
-            </w:r>
-            <w:r>
-              <w:rPr>
-                <w:rStyle w:val="Hipervnculo"/>
-                <w:rFonts w:cstheme="minorHAnsi"/>
-                <w:noProof/>
-              </w:rPr>
-              <w:t>Líneas de trabajo futuras</w:t>
-            </w:r>
-            <w:r>
-              <w:rPr>
-                <w:noProof/>
-                <w:webHidden/>
-              </w:rPr>
-              <w:tab/>
-            </w:r>
-            <w:r>
-              <w:rPr>
-                <w:noProof/>
-                <w:webHidden/>
-              </w:rPr>
-              <w:fldChar w:fldCharType="begin"/>
-            </w:r>
-            <w:r>
-              <w:rPr>
-                <w:noProof/>
-                <w:webHidden/>
-              </w:rPr>
-              <w:instrText xml:space="preserve"> PAGEREF _Toc237340336 \h </w:instrText>
-            </w:r>
-            <w:r>
-              <w:rPr>
-                <w:noProof/>
-                <w:webHidden/>
-              </w:rPr>
-            </w:r>
-            <w:r>
-              <w:rPr>
-                <w:noProof/>
-                <w:webHidden/>
-              </w:rPr>
-              <w:fldChar w:fldCharType="separate"/>
-            </w:r>
-            <w:r>
-              <w:rPr>
-                <w:noProof/>
-                <w:webHidden/>
-              </w:rPr>
-              <w:t>78</w:t>
+              <w:t>77</w:t>
             </w:r>
             <w:r>
               <w:rPr>
@@ -6791,7 +6690,7 @@
               <w14:ligatures w14:val="standardContextual"/>
             </w:rPr>
           </w:pPr>
-          <w:hyperlink w:anchor="_Toc237340337" w:history="1">
+          <w:hyperlink w:anchor="_Toc237344982" w:history="1">
             <w:r>
               <w:rPr>
                 <w:rStyle w:val="Hipervnculo"/>
@@ -6815,7 +6714,7 @@
               <w:rPr>
                 <w:webHidden/>
               </w:rPr>
-              <w:instrText xml:space="preserve"> PAGEREF _Toc237340337 \h </w:instrText>
+              <w:instrText xml:space="preserve"> PAGEREF _Toc237344982 \h </w:instrText>
             </w:r>
             <w:r>
               <w:rPr>
@@ -6832,7 +6731,7 @@
               <w:rPr>
                 <w:webHidden/>
               </w:rPr>
-              <w:t>80</w:t>
+              <w:t>79</w:t>
             </w:r>
             <w:r>
               <w:rPr>
@@ -6854,7 +6753,7 @@
               <w14:ligatures w14:val="standardContextual"/>
             </w:rPr>
           </w:pPr>
-          <w:hyperlink w:anchor="_Toc237340338" w:history="1">
+          <w:hyperlink w:anchor="_Toc237344983" w:history="1">
             <w:r>
               <w:rPr>
                 <w:rStyle w:val="Hipervnculo"/>
@@ -6878,7 +6777,7 @@
               <w:rPr>
                 <w:webHidden/>
               </w:rPr>
-              <w:instrText xml:space="preserve"> PAGEREF _Toc237340338 \h </w:instrText>
+              <w:instrText xml:space="preserve"> PAGEREF _Toc237344983 \h </w:instrText>
             </w:r>
             <w:r>
               <w:rPr>
@@ -6895,7 +6794,7 @@
               <w:rPr>
                 <w:webHidden/>
               </w:rPr>
-              <w:t>84</w:t>
+              <w:t>83</w:t>
             </w:r>
             <w:r>
               <w:rPr>
@@ -6917,7 +6816,7 @@
               <w14:ligatures w14:val="standardContextual"/>
             </w:rPr>
           </w:pPr>
-          <w:hyperlink w:anchor="_Toc237340339" w:history="1">
+          <w:hyperlink w:anchor="_Toc237344984" w:history="1">
             <w:r>
               <w:rPr>
                 <w:rStyle w:val="Hipervnculo"/>
@@ -6941,7 +6840,7 @@
               <w:rPr>
                 <w:webHidden/>
               </w:rPr>
-              <w:instrText xml:space="preserve"> PAGEREF _Toc237340339 \h </w:instrText>
+              <w:instrText xml:space="preserve"> PAGEREF _Toc237344984 \h </w:instrText>
             </w:r>
             <w:r>
               <w:rPr>
@@ -6958,7 +6857,7 @@
               <w:rPr>
                 <w:webHidden/>
               </w:rPr>
-              <w:t>86</w:t>
+              <w:t>85</w:t>
             </w:r>
             <w:r>
               <w:rPr>
@@ -6980,7 +6879,7 @@
               <w14:ligatures w14:val="standardContextual"/>
             </w:rPr>
           </w:pPr>
-          <w:hyperlink w:anchor="_Toc237340340" w:history="1">
+          <w:hyperlink w:anchor="_Toc237344985" w:history="1">
             <w:r>
               <w:rPr>
                 <w:rStyle w:val="Hipervnculo"/>
@@ -7004,7 +6903,7 @@
               <w:rPr>
                 <w:webHidden/>
               </w:rPr>
-              <w:instrText xml:space="preserve"> PAGEREF _Toc237340340 \h </w:instrText>
+              <w:instrText xml:space="preserve"> PAGEREF _Toc237344985 \h </w:instrText>
             </w:r>
             <w:r>
               <w:rPr>
@@ -7021,7 +6920,7 @@
               <w:rPr>
                 <w:webHidden/>
               </w:rPr>
-              <w:t>87</w:t>
+              <w:t>86</w:t>
             </w:r>
             <w:r>
               <w:rPr>
@@ -7115,68 +7014,93 @@
       <w:r>
         <w:rPr>
           <w:rFonts w:cstheme="minorHAnsi"/>
+          <w:color w:val="auto"/>
+          <w:u w:val="none"/>
         </w:rPr>
         <w:fldChar w:fldCharType="begin"/>
       </w:r>
       <w:r>
         <w:rPr>
           <w:rFonts w:cstheme="minorHAnsi"/>
-        </w:rPr>
-        <w:instrText xml:space="preserve"> TOC \c "Figura" </w:instrText>
-      </w:r>
-      <w:r>
-        <w:rPr>
-          <w:rFonts w:cstheme="minorHAnsi"/>
+          <w:color w:val="auto"/>
+          <w:u w:val="none"/>
+        </w:rPr>
+        <w:instrText xml:space="preserve"> TOC \c "Figura"  \h</w:instrText>
+      </w:r>
+      <w:r>
+        <w:rPr>
+          <w:rFonts w:cstheme="minorHAnsi"/>
+          <w:color w:val="auto"/>
+          <w:u w:val="none"/>
         </w:rPr>
         <w:fldChar w:fldCharType="separate"/>
       </w:r>
-      <w:r>
-        <w:rPr>
-          <w:noProof/>
-        </w:rPr>
-        <w:t>Figura 1: Transformación logarítmica de la variable precio</w:t>
-      </w:r>
-      <w:r>
-        <w:rPr>
-          <w:noProof/>
-        </w:rPr>
-        <w:tab/>
-      </w:r>
-      <w:r>
-        <w:rPr>
-          <w:noProof/>
-        </w:rPr>
-        <w:fldChar w:fldCharType="begin"/>
-      </w:r>
-      <w:r>
-        <w:rPr>
-          <w:noProof/>
-        </w:rPr>
-        <w:instrText xml:space="preserve"> PAGEREF _Toc237340341 \h </w:instrText>
-      </w:r>
-      <w:r>
-        <w:rPr>
-          <w:noProof/>
-        </w:rPr>
-      </w:r>
-      <w:r>
-        <w:rPr>
-          <w:noProof/>
-        </w:rPr>
-        <w:fldChar w:fldCharType="separate"/>
-      </w:r>
-      <w:r>
-        <w:rPr>
-          <w:noProof/>
-        </w:rPr>
-        <w:t>17</w:t>
-      </w:r>
-      <w:r>
-        <w:rPr>
-          <w:noProof/>
-        </w:rPr>
-        <w:fldChar w:fldCharType="end"/>
-      </w:r>
+      <w:hyperlink w:anchor="_Toc237344986" w:history="1">
+        <w:r>
+          <w:rPr>
+            <w:rStyle w:val="Hipervnculo"/>
+            <w:noProof/>
+            <w:color w:val="auto"/>
+            <w:u w:val="none"/>
+          </w:rPr>
+          <w:t>Figura 1: Transformación logarítmica de la variable precio</w:t>
+        </w:r>
+        <w:r>
+          <w:rPr>
+            <w:noProof/>
+            <w:color w:val="auto"/>
+            <w:u w:val="none"/>
+          </w:rPr>
+          <w:tab/>
+        </w:r>
+        <w:r>
+          <w:rPr>
+            <w:noProof/>
+            <w:color w:val="auto"/>
+            <w:u w:val="none"/>
+          </w:rPr>
+          <w:fldChar w:fldCharType="begin"/>
+        </w:r>
+        <w:r>
+          <w:rPr>
+            <w:noProof/>
+            <w:color w:val="auto"/>
+            <w:u w:val="none"/>
+          </w:rPr>
+          <w:instrText xml:space="preserve"> PAGEREF _Toc237344986 \h </w:instrText>
+        </w:r>
+        <w:r>
+          <w:rPr>
+            <w:noProof/>
+            <w:color w:val="auto"/>
+            <w:u w:val="none"/>
+          </w:rPr>
+        </w:r>
+        <w:r>
+          <w:rPr>
+            <w:noProof/>
+            <w:color w:val="auto"/>
+            <w:u w:val="none"/>
+          </w:rPr>
+          <w:fldChar w:fldCharType="separate"/>
+        </w:r>
+        <w:r>
+          <w:rPr>
+            <w:noProof/>
+            <w:color w:val="auto"/>
+            <w:u w:val="none"/>
+          </w:rPr>
+          <w:t>16</w:t>
+        </w:r>
+        <w:r>
+          <w:rPr>
+            <w:noProof/>
+            <w:color w:val="auto"/>
+            <w:u w:val="none"/>
+          </w:rPr>
+          <w:fldChar w:fldCharType="end"/>
+        </w:r>
+      </w:hyperlink>
     </w:p>
     <w:p>
       <w:pPr>
@@ -7195,54 +7119,73 @@
           <w14:ligatures w14:val="standardContextual"/>
         </w:rPr>
       </w:pPr>
-      <w:r>
-        <w:rPr>
-          <w:rFonts w:cstheme="minorHAnsi"/>
-          <w:noProof/>
-        </w:rPr>
-        <w:t>Figura 2. Diagrama de los Problemas Detectados</w:t>
-      </w:r>
-      <w:r>
-        <w:rPr>
-          <w:noProof/>
-        </w:rPr>
-        <w:tab/>
-      </w:r>
-      <w:r>
-        <w:rPr>
-          <w:noProof/>
-        </w:rPr>
-        <w:fldChar w:fldCharType="begin"/>
-      </w:r>
-      <w:r>
-        <w:rPr>
-          <w:noProof/>
-        </w:rPr>
-        <w:instrText xml:space="preserve"> PAGEREF _Toc237340342 \h </w:instrText>
-      </w:r>
-      <w:r>
-        <w:rPr>
-          <w:noProof/>
-        </w:rPr>
-      </w:r>
-      <w:r>
-        <w:rPr>
-          <w:noProof/>
-        </w:rPr>
-        <w:fldChar w:fldCharType="separate"/>
-      </w:r>
-      <w:r>
-        <w:rPr>
-          <w:noProof/>
-        </w:rPr>
-        <w:t>17</w:t>
-      </w:r>
-      <w:r>
-        <w:rPr>
-          <w:noProof/>
-        </w:rPr>
-        <w:fldChar w:fldCharType="end"/>
-      </w:r>
+      <w:hyperlink w:anchor="_Toc237344987" w:history="1">
+        <w:r>
+          <w:rPr>
+            <w:rStyle w:val="Hipervnculo"/>
+            <w:rFonts w:cstheme="minorHAnsi"/>
+            <w:noProof/>
+            <w:color w:val="auto"/>
+            <w:u w:val="none"/>
+          </w:rPr>
+          <w:t>Figura 2. Diagrama de los Problemas Detectados</w:t>
+        </w:r>
+        <w:r>
+          <w:rPr>
+            <w:noProof/>
+            <w:color w:val="auto"/>
+            <w:u w:val="none"/>
+          </w:rPr>
+          <w:tab/>
+        </w:r>
+        <w:r>
+          <w:rPr>
+            <w:noProof/>
+            <w:color w:val="auto"/>
+            <w:u w:val="none"/>
+          </w:rPr>
+          <w:fldChar w:fldCharType="begin"/>
+        </w:r>
+        <w:r>
+          <w:rPr>
+            <w:noProof/>
+            <w:color w:val="auto"/>
+            <w:u w:val="none"/>
+          </w:rPr>
+          <w:instrText xml:space="preserve"> PAGEREF _Toc237344987 \h </w:instrText>
+        </w:r>
+        <w:r>
+          <w:rPr>
+            <w:noProof/>
+            <w:color w:val="auto"/>
+            <w:u w:val="none"/>
+          </w:rPr>
+        </w:r>
+        <w:r>
+          <w:rPr>
+            <w:noProof/>
+            <w:color w:val="auto"/>
+            <w:u w:val="none"/>
+          </w:rPr>
+          <w:fldChar w:fldCharType="separate"/>
+        </w:r>
+        <w:r>
+          <w:rPr>
+            <w:noProof/>
+            <w:color w:val="auto"/>
+            <w:u w:val="none"/>
+          </w:rPr>
+          <w:t>16</w:t>
+        </w:r>
+        <w:r>
+          <w:rPr>
+            <w:noProof/>
+            <w:color w:val="auto"/>
+            <w:u w:val="none"/>
+          </w:rPr>
+          <w:fldChar w:fldCharType="end"/>
+        </w:r>
+      </w:hyperlink>
     </w:p>
     <w:p>
       <w:pPr>
@@ -7261,53 +7204,72 @@
           <w14:ligatures w14:val="standardContextual"/>
         </w:rPr>
       </w:pPr>
-      <w:r>
-        <w:rPr>
-          <w:noProof/>
-        </w:rPr>
-        <w:t>Figura 3: Matriz de correlación de variables numéricas</w:t>
-      </w:r>
-      <w:r>
-        <w:rPr>
-          <w:noProof/>
-        </w:rPr>
-        <w:tab/>
-      </w:r>
-      <w:r>
-        <w:rPr>
-          <w:noProof/>
-        </w:rPr>
-        <w:fldChar w:fldCharType="begin"/>
-      </w:r>
-      <w:r>
-        <w:rPr>
-          <w:noProof/>
-        </w:rPr>
-        <w:instrText xml:space="preserve"> PAGEREF _Toc237340343 \h </w:instrText>
-      </w:r>
-      <w:r>
-        <w:rPr>
-          <w:noProof/>
-        </w:rPr>
-      </w:r>
-      <w:r>
-        <w:rPr>
-          <w:noProof/>
-        </w:rPr>
-        <w:fldChar w:fldCharType="separate"/>
-      </w:r>
-      <w:r>
-        <w:rPr>
-          <w:noProof/>
-        </w:rPr>
-        <w:t>30</w:t>
-      </w:r>
-      <w:r>
-        <w:rPr>
-          <w:noProof/>
-        </w:rPr>
-        <w:fldChar w:fldCharType="end"/>
-      </w:r>
+      <w:hyperlink w:anchor="_Toc237344988" w:history="1">
+        <w:r>
+          <w:rPr>
+            <w:rStyle w:val="Hipervnculo"/>
+            <w:noProof/>
+            <w:color w:val="auto"/>
+            <w:u w:val="none"/>
+          </w:rPr>
+          <w:t>Figura 3: Matriz de correlación de variables numéricas</w:t>
+        </w:r>
+        <w:r>
+          <w:rPr>
+            <w:noProof/>
+            <w:color w:val="auto"/>
+            <w:u w:val="none"/>
+          </w:rPr>
+          <w:tab/>
+        </w:r>
+        <w:r>
+          <w:rPr>
+            <w:noProof/>
+            <w:color w:val="auto"/>
+            <w:u w:val="none"/>
+          </w:rPr>
+          <w:fldChar w:fldCharType="begin"/>
+        </w:r>
+        <w:r>
+          <w:rPr>
+            <w:noProof/>
+            <w:color w:val="auto"/>
+            <w:u w:val="none"/>
+          </w:rPr>
+          <w:instrText xml:space="preserve"> PAGEREF _Toc237344988 \h </w:instrText>
+        </w:r>
+        <w:r>
+          <w:rPr>
+            <w:noProof/>
+            <w:color w:val="auto"/>
+            <w:u w:val="none"/>
+          </w:rPr>
+        </w:r>
+        <w:r>
+          <w:rPr>
+            <w:noProof/>
+            <w:color w:val="auto"/>
+            <w:u w:val="none"/>
+          </w:rPr>
+          <w:fldChar w:fldCharType="separate"/>
+        </w:r>
+        <w:r>
+          <w:rPr>
+            <w:noProof/>
+            <w:color w:val="auto"/>
+            <w:u w:val="none"/>
+          </w:rPr>
+          <w:t>29</w:t>
+        </w:r>
+        <w:r>
+          <w:rPr>
+            <w:noProof/>
+            <w:color w:val="auto"/>
+            <w:u w:val="none"/>
+          </w:rPr>
+          <w:fldChar w:fldCharType="end"/>
+        </w:r>
+      </w:hyperlink>
     </w:p>
     <w:p>
       <w:pPr>
@@ -7326,53 +7288,72 @@
           <w14:ligatures w14:val="standardContextual"/>
         </w:rPr>
       </w:pPr>
-      <w:r>
-        <w:rPr>
-          <w:noProof/>
-        </w:rPr>
-        <w:t>Figura 4: Impacto real de las amenidades (Mediana)</w:t>
-      </w:r>
-      <w:r>
-        <w:rPr>
-          <w:noProof/>
-        </w:rPr>
-        <w:tab/>
-      </w:r>
-      <w:r>
-        <w:rPr>
-          <w:noProof/>
-        </w:rPr>
-        <w:fldChar w:fldCharType="begin"/>
-      </w:r>
-      <w:r>
-        <w:rPr>
-          <w:noProof/>
-        </w:rPr>
-        <w:instrText xml:space="preserve"> PAGEREF _Toc237340344 \h </w:instrText>
-      </w:r>
-      <w:r>
-        <w:rPr>
-          <w:noProof/>
-        </w:rPr>
-      </w:r>
-      <w:r>
-        <w:rPr>
-          <w:noProof/>
-        </w:rPr>
-        <w:fldChar w:fldCharType="separate"/>
-      </w:r>
-      <w:r>
-        <w:rPr>
-          <w:noProof/>
-        </w:rPr>
-        <w:t>31</w:t>
-      </w:r>
-      <w:r>
-        <w:rPr>
-          <w:noProof/>
-        </w:rPr>
-        <w:fldChar w:fldCharType="end"/>
-      </w:r>
+      <w:hyperlink w:anchor="_Toc237344989" w:history="1">
+        <w:r>
+          <w:rPr>
+            <w:rStyle w:val="Hipervnculo"/>
+            <w:noProof/>
+            <w:color w:val="auto"/>
+            <w:u w:val="none"/>
+          </w:rPr>
+          <w:t>Figura 4: Impacto real de las amenidades (Mediana)</w:t>
+        </w:r>
+        <w:r>
+          <w:rPr>
+            <w:noProof/>
+            <w:color w:val="auto"/>
+            <w:u w:val="none"/>
+          </w:rPr>
+          <w:tab/>
+        </w:r>
+        <w:r>
+          <w:rPr>
+            <w:noProof/>
+            <w:color w:val="auto"/>
+            <w:u w:val="none"/>
+          </w:rPr>
+          <w:fldChar w:fldCharType="begin"/>
+        </w:r>
+        <w:r>
+          <w:rPr>
+            <w:noProof/>
+            <w:color w:val="auto"/>
+            <w:u w:val="none"/>
+          </w:rPr>
+          <w:instrText xml:space="preserve"> PAGEREF _Toc237344989 \h </w:instrText>
+        </w:r>
+        <w:r>
+          <w:rPr>
+            <w:noProof/>
+            <w:color w:val="auto"/>
+            <w:u w:val="none"/>
+          </w:rPr>
+        </w:r>
+        <w:r>
+          <w:rPr>
+            <w:noProof/>
+            <w:color w:val="auto"/>
+            <w:u w:val="none"/>
+          </w:rPr>
+          <w:fldChar w:fldCharType="separate"/>
+        </w:r>
+        <w:r>
+          <w:rPr>
+            <w:noProof/>
+            <w:color w:val="auto"/>
+            <w:u w:val="none"/>
+          </w:rPr>
+          <w:t>30</w:t>
+        </w:r>
+        <w:r>
+          <w:rPr>
+            <w:noProof/>
+            <w:color w:val="auto"/>
+            <w:u w:val="none"/>
+          </w:rPr>
+          <w:fldChar w:fldCharType="end"/>
+        </w:r>
+      </w:hyperlink>
     </w:p>
     <w:p>
       <w:pPr>
@@ -7391,53 +7372,72 @@
           <w14:ligatures w14:val="standardContextual"/>
         </w:rPr>
       </w:pPr>
-      <w:r>
-        <w:rPr>
-          <w:noProof/>
-        </w:rPr>
-        <w:t>Figura 5: Validación del modelo ResNet50 (Etiquetado IA)</w:t>
-      </w:r>
-      <w:r>
-        <w:rPr>
-          <w:noProof/>
-        </w:rPr>
-        <w:tab/>
-      </w:r>
-      <w:r>
-        <w:rPr>
-          <w:noProof/>
-        </w:rPr>
-        <w:fldChar w:fldCharType="begin"/>
-      </w:r>
-      <w:r>
-        <w:rPr>
-          <w:noProof/>
-        </w:rPr>
-        <w:instrText xml:space="preserve"> PAGEREF _Toc237340345 \h </w:instrText>
-      </w:r>
-      <w:r>
-        <w:rPr>
-          <w:noProof/>
-        </w:rPr>
-      </w:r>
-      <w:r>
-        <w:rPr>
-          <w:noProof/>
-        </w:rPr>
-        <w:fldChar w:fldCharType="separate"/>
-      </w:r>
-      <w:r>
-        <w:rPr>
-          <w:noProof/>
-        </w:rPr>
-        <w:t>32</w:t>
-      </w:r>
-      <w:r>
-        <w:rPr>
-          <w:noProof/>
-        </w:rPr>
-        <w:fldChar w:fldCharType="end"/>
-      </w:r>
+      <w:hyperlink w:anchor="_Toc237344990" w:history="1">
+        <w:r>
+          <w:rPr>
+            <w:rStyle w:val="Hipervnculo"/>
+            <w:noProof/>
+            <w:color w:val="auto"/>
+            <w:u w:val="none"/>
+          </w:rPr>
+          <w:t>Figura 5: Validación del modelo ResNet50 (Etiquetado IA)</w:t>
+        </w:r>
+        <w:r>
+          <w:rPr>
+            <w:noProof/>
+            <w:color w:val="auto"/>
+            <w:u w:val="none"/>
+          </w:rPr>
+          <w:tab/>
+        </w:r>
+        <w:r>
+          <w:rPr>
+            <w:noProof/>
+            <w:color w:val="auto"/>
+            <w:u w:val="none"/>
+          </w:rPr>
+          <w:fldChar w:fldCharType="begin"/>
+        </w:r>
+        <w:r>
+          <w:rPr>
+            <w:noProof/>
+            <w:color w:val="auto"/>
+            <w:u w:val="none"/>
+          </w:rPr>
+          <w:instrText xml:space="preserve"> PAGEREF _Toc237344990 \h </w:instrText>
+        </w:r>
+        <w:r>
+          <w:rPr>
+            <w:noProof/>
+            <w:color w:val="auto"/>
+            <w:u w:val="none"/>
+          </w:rPr>
+        </w:r>
+        <w:r>
+          <w:rPr>
+            <w:noProof/>
+            <w:color w:val="auto"/>
+            <w:u w:val="none"/>
+          </w:rPr>
+          <w:fldChar w:fldCharType="separate"/>
+        </w:r>
+        <w:r>
+          <w:rPr>
+            <w:noProof/>
+            <w:color w:val="auto"/>
+            <w:u w:val="none"/>
+          </w:rPr>
+          <w:t>31</w:t>
+        </w:r>
+        <w:r>
+          <w:rPr>
+            <w:noProof/>
+            <w:color w:val="auto"/>
+            <w:u w:val="none"/>
+          </w:rPr>
+          <w:fldChar w:fldCharType="end"/>
+        </w:r>
+      </w:hyperlink>
     </w:p>
     <w:p>
       <w:pPr>
@@ -7456,53 +7456,72 @@
           <w14:ligatures w14:val="standardContextual"/>
         </w:rPr>
       </w:pPr>
-      <w:r>
-        <w:rPr>
-          <w:noProof/>
-        </w:rPr>
-        <w:t>Figura 8: Evaluación del modelo maestro: Precio real vs predicho</w:t>
-      </w:r>
-      <w:r>
-        <w:rPr>
-          <w:noProof/>
-        </w:rPr>
-        <w:tab/>
-      </w:r>
-      <w:r>
-        <w:rPr>
-          <w:noProof/>
-        </w:rPr>
-        <w:fldChar w:fldCharType="begin"/>
-      </w:r>
-      <w:r>
-        <w:rPr>
-          <w:noProof/>
-        </w:rPr>
-        <w:instrText xml:space="preserve"> PAGEREF _Toc237340346 \h </w:instrText>
-      </w:r>
-      <w:r>
-        <w:rPr>
-          <w:noProof/>
-        </w:rPr>
-      </w:r>
-      <w:r>
-        <w:rPr>
-          <w:noProof/>
-        </w:rPr>
-        <w:fldChar w:fldCharType="separate"/>
-      </w:r>
-      <w:r>
-        <w:rPr>
-          <w:noProof/>
-        </w:rPr>
-        <w:t>41</w:t>
-      </w:r>
-      <w:r>
-        <w:rPr>
-          <w:noProof/>
-        </w:rPr>
-        <w:fldChar w:fldCharType="end"/>
-      </w:r>
+      <w:hyperlink w:anchor="_Toc237344991" w:history="1">
+        <w:r>
+          <w:rPr>
+            <w:rStyle w:val="Hipervnculo"/>
+            <w:noProof/>
+            <w:color w:val="auto"/>
+            <w:u w:val="none"/>
+          </w:rPr>
+          <w:t>Figura 8: Evaluación del modelo maestro: Precio real vs predicho</w:t>
+        </w:r>
+        <w:r>
+          <w:rPr>
+            <w:noProof/>
+            <w:color w:val="auto"/>
+            <w:u w:val="none"/>
+          </w:rPr>
+          <w:tab/>
+        </w:r>
+        <w:r>
+          <w:rPr>
+            <w:noProof/>
+            <w:color w:val="auto"/>
+            <w:u w:val="none"/>
+          </w:rPr>
+          <w:fldChar w:fldCharType="begin"/>
+        </w:r>
+        <w:r>
+          <w:rPr>
+            <w:noProof/>
+            <w:color w:val="auto"/>
+            <w:u w:val="none"/>
+          </w:rPr>
+          <w:instrText xml:space="preserve"> PAGEREF _Toc237344991 \h </w:instrText>
+        </w:r>
+        <w:r>
+          <w:rPr>
+            <w:noProof/>
+            <w:color w:val="auto"/>
+            <w:u w:val="none"/>
+          </w:rPr>
+        </w:r>
+        <w:r>
+          <w:rPr>
+            <w:noProof/>
+            <w:color w:val="auto"/>
+            <w:u w:val="none"/>
+          </w:rPr>
+          <w:fldChar w:fldCharType="separate"/>
+        </w:r>
+        <w:r>
+          <w:rPr>
+            <w:noProof/>
+            <w:color w:val="auto"/>
+            <w:u w:val="none"/>
+          </w:rPr>
+          <w:t>40</w:t>
+        </w:r>
+        <w:r>
+          <w:rPr>
+            <w:noProof/>
+            <w:color w:val="auto"/>
+            <w:u w:val="none"/>
+          </w:rPr>
+          <w:fldChar w:fldCharType="end"/>
+        </w:r>
+      </w:hyperlink>
     </w:p>
     <w:p>
       <w:pPr>
@@ -7521,53 +7540,72 @@
           <w14:ligatures w14:val="standardContextual"/>
         </w:rPr>
       </w:pPr>
-      <w:r>
-        <w:rPr>
-          <w:noProof/>
-        </w:rPr>
-        <w:t>Figura 9: Distribución de errores (residuos) de predicción</w:t>
-      </w:r>
-      <w:r>
-        <w:rPr>
-          <w:noProof/>
-        </w:rPr>
-        <w:tab/>
-      </w:r>
-      <w:r>
-        <w:rPr>
-          <w:noProof/>
-        </w:rPr>
-        <w:fldChar w:fldCharType="begin"/>
-      </w:r>
-      <w:r>
-        <w:rPr>
-          <w:noProof/>
-        </w:rPr>
-        <w:instrText xml:space="preserve"> PAGEREF _Toc237340347 \h </w:instrText>
-      </w:r>
-      <w:r>
-        <w:rPr>
-          <w:noProof/>
-        </w:rPr>
-      </w:r>
-      <w:r>
-        <w:rPr>
-          <w:noProof/>
-        </w:rPr>
-        <w:fldChar w:fldCharType="separate"/>
-      </w:r>
-      <w:r>
-        <w:rPr>
-          <w:noProof/>
-        </w:rPr>
-        <w:t>44</w:t>
-      </w:r>
-      <w:r>
-        <w:rPr>
-          <w:noProof/>
-        </w:rPr>
-        <w:fldChar w:fldCharType="end"/>
-      </w:r>
+      <w:hyperlink w:anchor="_Toc237344992" w:history="1">
+        <w:r>
+          <w:rPr>
+            <w:rStyle w:val="Hipervnculo"/>
+            <w:noProof/>
+            <w:color w:val="auto"/>
+            <w:u w:val="none"/>
+          </w:rPr>
+          <w:t>Figura 9: Distribución de errores (residuos) de predicción</w:t>
+        </w:r>
+        <w:r>
+          <w:rPr>
+            <w:noProof/>
+            <w:color w:val="auto"/>
+            <w:u w:val="none"/>
+          </w:rPr>
+          <w:tab/>
+        </w:r>
+        <w:r>
+          <w:rPr>
+            <w:noProof/>
+            <w:color w:val="auto"/>
+            <w:u w:val="none"/>
+          </w:rPr>
+          <w:fldChar w:fldCharType="begin"/>
+        </w:r>
+        <w:r>
+          <w:rPr>
+            <w:noProof/>
+            <w:color w:val="auto"/>
+            <w:u w:val="none"/>
+          </w:rPr>
+          <w:instrText xml:space="preserve"> PAGEREF _Toc237344992 \h </w:instrText>
+        </w:r>
+        <w:r>
+          <w:rPr>
+            <w:noProof/>
+            <w:color w:val="auto"/>
+            <w:u w:val="none"/>
+          </w:rPr>
+        </w:r>
+        <w:r>
+          <w:rPr>
+            <w:noProof/>
+            <w:color w:val="auto"/>
+            <w:u w:val="none"/>
+          </w:rPr>
+          <w:fldChar w:fldCharType="separate"/>
+        </w:r>
+        <w:r>
+          <w:rPr>
+            <w:noProof/>
+            <w:color w:val="auto"/>
+            <w:u w:val="none"/>
+          </w:rPr>
+          <w:t>43</w:t>
+        </w:r>
+        <w:r>
+          <w:rPr>
+            <w:noProof/>
+            <w:color w:val="auto"/>
+            <w:u w:val="none"/>
+          </w:rPr>
+          <w:fldChar w:fldCharType="end"/>
+        </w:r>
+      </w:hyperlink>
     </w:p>
     <w:p>
       <w:pPr>
@@ -7586,53 +7624,72 @@
           <w14:ligatures w14:val="standardContextual"/>
         </w:rPr>
       </w:pPr>
-      <w:r>
-        <w:rPr>
-          <w:noProof/>
-        </w:rPr>
-        <w:t>Figura 10: Importancia de las variables (Permutation Feature Importance)</w:t>
-      </w:r>
-      <w:r>
-        <w:rPr>
-          <w:noProof/>
-        </w:rPr>
-        <w:tab/>
-      </w:r>
-      <w:r>
-        <w:rPr>
-          <w:noProof/>
-        </w:rPr>
-        <w:fldChar w:fldCharType="begin"/>
-      </w:r>
-      <w:r>
-        <w:rPr>
-          <w:noProof/>
-        </w:rPr>
-        <w:instrText xml:space="preserve"> PAGEREF _Toc237340348 \h </w:instrText>
-      </w:r>
-      <w:r>
-        <w:rPr>
-          <w:noProof/>
-        </w:rPr>
-      </w:r>
-      <w:r>
-        <w:rPr>
-          <w:noProof/>
-        </w:rPr>
-        <w:fldChar w:fldCharType="separate"/>
-      </w:r>
-      <w:r>
-        <w:rPr>
-          <w:noProof/>
-        </w:rPr>
-        <w:t>62</w:t>
-      </w:r>
-      <w:r>
-        <w:rPr>
-          <w:noProof/>
-        </w:rPr>
-        <w:fldChar w:fldCharType="end"/>
-      </w:r>
+      <w:hyperlink w:anchor="_Toc237344993" w:history="1">
+        <w:r>
+          <w:rPr>
+            <w:rStyle w:val="Hipervnculo"/>
+            <w:noProof/>
+            <w:color w:val="auto"/>
+            <w:u w:val="none"/>
+          </w:rPr>
+          <w:t>Figura 10: Importancia de las variables (Permutation Feature Importance)</w:t>
+        </w:r>
+        <w:r>
+          <w:rPr>
+            <w:noProof/>
+            <w:color w:val="auto"/>
+            <w:u w:val="none"/>
+          </w:rPr>
+          <w:tab/>
+        </w:r>
+        <w:r>
+          <w:rPr>
+            <w:noProof/>
+            <w:color w:val="auto"/>
+            <w:u w:val="none"/>
+          </w:rPr>
+          <w:fldChar w:fldCharType="begin"/>
+        </w:r>
+        <w:r>
+          <w:rPr>
+            <w:noProof/>
+            <w:color w:val="auto"/>
+            <w:u w:val="none"/>
+          </w:rPr>
+          <w:instrText xml:space="preserve"> PAGEREF _Toc237344993 \h </w:instrText>
+        </w:r>
+        <w:r>
+          <w:rPr>
+            <w:noProof/>
+            <w:color w:val="auto"/>
+            <w:u w:val="none"/>
+          </w:rPr>
+        </w:r>
+        <w:r>
+          <w:rPr>
+            <w:noProof/>
+            <w:color w:val="auto"/>
+            <w:u w:val="none"/>
+          </w:rPr>
+          <w:fldChar w:fldCharType="separate"/>
+        </w:r>
+        <w:r>
+          <w:rPr>
+            <w:noProof/>
+            <w:color w:val="auto"/>
+            <w:u w:val="none"/>
+          </w:rPr>
+          <w:t>61</w:t>
+        </w:r>
+        <w:r>
+          <w:rPr>
+            <w:noProof/>
+            <w:color w:val="auto"/>
+            <w:u w:val="none"/>
+          </w:rPr>
+          <w:fldChar w:fldCharType="end"/>
+        </w:r>
+      </w:hyperlink>
     </w:p>
     <w:p>
       <w:pPr>
@@ -7743,68 +7800,93 @@
       <w:r>
         <w:rPr>
           <w:rFonts w:cstheme="minorHAnsi"/>
+          <w:color w:val="auto"/>
+          <w:u w:val="none"/>
         </w:rPr>
         <w:fldChar w:fldCharType="begin"/>
       </w:r>
       <w:r>
         <w:rPr>
           <w:rFonts w:cstheme="minorHAnsi"/>
-        </w:rPr>
-        <w:instrText xml:space="preserve"> TOC \c "Tabla" </w:instrText>
-      </w:r>
-      <w:r>
-        <w:rPr>
-          <w:rFonts w:cstheme="minorHAnsi"/>
+          <w:color w:val="auto"/>
+          <w:u w:val="none"/>
+        </w:rPr>
+        <w:instrText xml:space="preserve"> TOC \c "Tabla"  \h</w:instrText>
+      </w:r>
+      <w:r>
+        <w:rPr>
+          <w:rFonts w:cstheme="minorHAnsi"/>
+          <w:color w:val="auto"/>
+          <w:u w:val="none"/>
         </w:rPr>
         <w:fldChar w:fldCharType="separate"/>
       </w:r>
-      <w:r>
-        <w:rPr>
-          <w:noProof/>
-        </w:rPr>
-        <w:t>Tabla 1: Requisitos funcionales del sistema.</w:t>
-      </w:r>
-      <w:r>
-        <w:rPr>
-          <w:noProof/>
-        </w:rPr>
-        <w:tab/>
-      </w:r>
-      <w:r>
-        <w:rPr>
-          <w:noProof/>
-        </w:rPr>
-        <w:fldChar w:fldCharType="begin"/>
-      </w:r>
-      <w:r>
-        <w:rPr>
-          <w:noProof/>
-        </w:rPr>
-        <w:instrText xml:space="preserve"> PAGEREF _Toc237340349 \h </w:instrText>
-      </w:r>
-      <w:r>
-        <w:rPr>
-          <w:noProof/>
-        </w:rPr>
-      </w:r>
-      <w:r>
-        <w:rPr>
-          <w:noProof/>
-        </w:rPr>
-        <w:fldChar w:fldCharType="separate"/>
-      </w:r>
-      <w:r>
-        <w:rPr>
-          <w:noProof/>
-        </w:rPr>
-        <w:t>19</w:t>
-      </w:r>
-      <w:r>
-        <w:rPr>
-          <w:noProof/>
-        </w:rPr>
-        <w:fldChar w:fldCharType="end"/>
-      </w:r>
+      <w:hyperlink w:anchor="_Toc237344994" w:history="1">
+        <w:r>
+          <w:rPr>
+            <w:rStyle w:val="Hipervnculo"/>
+            <w:noProof/>
+            <w:color w:val="auto"/>
+            <w:u w:val="none"/>
+          </w:rPr>
+          <w:t>Tabla 1: Requisitos funcionales del sistema.</w:t>
+        </w:r>
+        <w:r>
+          <w:rPr>
+            <w:noProof/>
+            <w:color w:val="auto"/>
+            <w:u w:val="none"/>
+          </w:rPr>
+          <w:tab/>
+        </w:r>
+        <w:r>
+          <w:rPr>
+            <w:noProof/>
+            <w:color w:val="auto"/>
+            <w:u w:val="none"/>
+          </w:rPr>
+          <w:fldChar w:fldCharType="begin"/>
+        </w:r>
+        <w:r>
+          <w:rPr>
+            <w:noProof/>
+            <w:color w:val="auto"/>
+            <w:u w:val="none"/>
+          </w:rPr>
+          <w:instrText xml:space="preserve"> PAGEREF _Toc237344994 \h </w:instrText>
+        </w:r>
+        <w:r>
+          <w:rPr>
+            <w:noProof/>
+            <w:color w:val="auto"/>
+            <w:u w:val="none"/>
+          </w:rPr>
+        </w:r>
+        <w:r>
+          <w:rPr>
+            <w:noProof/>
+            <w:color w:val="auto"/>
+            <w:u w:val="none"/>
+          </w:rPr>
+          <w:fldChar w:fldCharType="separate"/>
+        </w:r>
+        <w:r>
+          <w:rPr>
+            <w:noProof/>
+            <w:color w:val="auto"/>
+            <w:u w:val="none"/>
+          </w:rPr>
+          <w:t>18</w:t>
+        </w:r>
+        <w:r>
+          <w:rPr>
+            <w:noProof/>
+            <w:color w:val="auto"/>
+            <w:u w:val="none"/>
+          </w:rPr>
+          <w:fldChar w:fldCharType="end"/>
+        </w:r>
+      </w:hyperlink>
     </w:p>
     <w:p>
       <w:pPr>
@@ -7823,54 +7905,73 @@
           <w14:ligatures w14:val="standardContextual"/>
         </w:rPr>
       </w:pPr>
-      <w:r>
-        <w:rPr>
-          <w:rFonts w:cstheme="minorHAnsi"/>
-          <w:noProof/>
-        </w:rPr>
-        <w:t>Tabla 2: Requisitos no funcionales del sistema.</w:t>
-      </w:r>
-      <w:r>
-        <w:rPr>
-          <w:noProof/>
-        </w:rPr>
-        <w:tab/>
-      </w:r>
-      <w:r>
-        <w:rPr>
-          <w:noProof/>
-        </w:rPr>
-        <w:fldChar w:fldCharType="begin"/>
-      </w:r>
-      <w:r>
-        <w:rPr>
-          <w:noProof/>
-        </w:rPr>
-        <w:instrText xml:space="preserve"> PAGEREF _Toc237340350 \h </w:instrText>
-      </w:r>
-      <w:r>
-        <w:rPr>
-          <w:noProof/>
-        </w:rPr>
-      </w:r>
-      <w:r>
-        <w:rPr>
-          <w:noProof/>
-        </w:rPr>
-        <w:fldChar w:fldCharType="separate"/>
-      </w:r>
-      <w:r>
-        <w:rPr>
-          <w:noProof/>
-        </w:rPr>
-        <w:t>20</w:t>
-      </w:r>
-      <w:r>
-        <w:rPr>
-          <w:noProof/>
-        </w:rPr>
-        <w:fldChar w:fldCharType="end"/>
-      </w:r>
+      <w:hyperlink w:anchor="_Toc237344995" w:history="1">
+        <w:r>
+          <w:rPr>
+            <w:rStyle w:val="Hipervnculo"/>
+            <w:rFonts w:cstheme="minorHAnsi"/>
+            <w:noProof/>
+            <w:color w:val="auto"/>
+            <w:u w:val="none"/>
+          </w:rPr>
+          <w:t>Tabla 2: Requisitos no funcionales del sistema.</w:t>
+        </w:r>
+        <w:r>
+          <w:rPr>
+            <w:noProof/>
+            <w:color w:val="auto"/>
+            <w:u w:val="none"/>
+          </w:rPr>
+          <w:tab/>
+        </w:r>
+        <w:r>
+          <w:rPr>
+            <w:noProof/>
+            <w:color w:val="auto"/>
+            <w:u w:val="none"/>
+          </w:rPr>
+          <w:fldChar w:fldCharType="begin"/>
+        </w:r>
+        <w:r>
+          <w:rPr>
+            <w:noProof/>
+            <w:color w:val="auto"/>
+            <w:u w:val="none"/>
+          </w:rPr>
+          <w:instrText xml:space="preserve"> PAGEREF _Toc237344995 \h </w:instrText>
+        </w:r>
+        <w:r>
+          <w:rPr>
+            <w:noProof/>
+            <w:color w:val="auto"/>
+            <w:u w:val="none"/>
+          </w:rPr>
+        </w:r>
+        <w:r>
+          <w:rPr>
+            <w:noProof/>
+            <w:color w:val="auto"/>
+            <w:u w:val="none"/>
+          </w:rPr>
+          <w:fldChar w:fldCharType="separate"/>
+        </w:r>
+        <w:r>
+          <w:rPr>
+            <w:noProof/>
+            <w:color w:val="auto"/>
+            <w:u w:val="none"/>
+          </w:rPr>
+          <w:t>19</w:t>
+        </w:r>
+        <w:r>
+          <w:rPr>
+            <w:noProof/>
+            <w:color w:val="auto"/>
+            <w:u w:val="none"/>
+          </w:rPr>
+          <w:fldChar w:fldCharType="end"/>
+        </w:r>
+      </w:hyperlink>
     </w:p>
     <w:p>
       <w:pPr>
@@ -7889,53 +7990,72 @@
           <w14:ligatures w14:val="standardContextual"/>
         </w:rPr>
       </w:pPr>
-      <w:r>
-        <w:rPr>
-          <w:noProof/>
-        </w:rPr>
-        <w:t>Tabla 3: Historias de usuario del sistema TasIA.</w:t>
-      </w:r>
-      <w:r>
-        <w:rPr>
-          <w:noProof/>
-        </w:rPr>
-        <w:tab/>
-      </w:r>
-      <w:r>
-        <w:rPr>
-          <w:noProof/>
-        </w:rPr>
-        <w:fldChar w:fldCharType="begin"/>
-      </w:r>
-      <w:r>
-        <w:rPr>
-          <w:noProof/>
-        </w:rPr>
-        <w:instrText xml:space="preserve"> PAGEREF _Toc237340351 \h </w:instrText>
-      </w:r>
-      <w:r>
-        <w:rPr>
-          <w:noProof/>
-        </w:rPr>
-      </w:r>
-      <w:r>
-        <w:rPr>
-          <w:noProof/>
-        </w:rPr>
-        <w:fldChar w:fldCharType="separate"/>
-      </w:r>
-      <w:r>
-        <w:rPr>
-          <w:noProof/>
-        </w:rPr>
-        <w:t>23</w:t>
-      </w:r>
-      <w:r>
-        <w:rPr>
-          <w:noProof/>
-        </w:rPr>
-        <w:fldChar w:fldCharType="end"/>
-      </w:r>
+      <w:hyperlink w:anchor="_Toc237344996" w:history="1">
+        <w:r>
+          <w:rPr>
+            <w:rStyle w:val="Hipervnculo"/>
+            <w:noProof/>
+            <w:color w:val="auto"/>
+            <w:u w:val="none"/>
+          </w:rPr>
+          <w:t>Tabla 3: Historias de usuario del sistema TasIA.</w:t>
+        </w:r>
+        <w:r>
+          <w:rPr>
+            <w:noProof/>
+            <w:color w:val="auto"/>
+            <w:u w:val="none"/>
+          </w:rPr>
+          <w:tab/>
+        </w:r>
+        <w:r>
+          <w:rPr>
+            <w:noProof/>
+            <w:color w:val="auto"/>
+            <w:u w:val="none"/>
+          </w:rPr>
+          <w:fldChar w:fldCharType="begin"/>
+        </w:r>
+        <w:r>
+          <w:rPr>
+            <w:noProof/>
+            <w:color w:val="auto"/>
+            <w:u w:val="none"/>
+          </w:rPr>
+          <w:instrText xml:space="preserve"> PAGEREF _Toc237344996 \h </w:instrText>
+        </w:r>
+        <w:r>
+          <w:rPr>
+            <w:noProof/>
+            <w:color w:val="auto"/>
+            <w:u w:val="none"/>
+          </w:rPr>
+        </w:r>
+        <w:r>
+          <w:rPr>
+            <w:noProof/>
+            <w:color w:val="auto"/>
+            <w:u w:val="none"/>
+          </w:rPr>
+          <w:fldChar w:fldCharType="separate"/>
+        </w:r>
+        <w:r>
+          <w:rPr>
+            <w:noProof/>
+            <w:color w:val="auto"/>
+            <w:u w:val="none"/>
+          </w:rPr>
+          <w:t>22</w:t>
+        </w:r>
+        <w:r>
+          <w:rPr>
+            <w:noProof/>
+            <w:color w:val="auto"/>
+            <w:u w:val="none"/>
+          </w:rPr>
+          <w:fldChar w:fldCharType="end"/>
+        </w:r>
+      </w:hyperlink>
     </w:p>
     <w:p>
       <w:pPr>
@@ -8025,7 +8145,7 @@
         </w:rPr>
         <w:br/>
       </w:r>
-      <w:bookmarkStart w:id="14" w:name="_Toc237340285"/>
+      <w:bookmarkStart w:id="14" w:name="_Toc237344931"/>
       <w:r>
         <w:rPr>
           <w:rFonts w:asciiTheme="minorHAnsi" w:hAnsiTheme="minorHAnsi" w:cstheme="minorHAnsi"/>
@@ -8336,7 +8456,7 @@
           <w:rFonts w:asciiTheme="minorHAnsi" w:hAnsiTheme="minorHAnsi" w:cstheme="minorHAnsi"/>
         </w:rPr>
       </w:pPr>
-      <w:bookmarkStart w:id="15" w:name="_Toc237340286"/>
+      <w:bookmarkStart w:id="15" w:name="_Toc237344932"/>
       <w:r>
         <w:rPr>
           <w:rFonts w:asciiTheme="minorHAnsi" w:hAnsiTheme="minorHAnsi" w:cstheme="minorHAnsi"/>
@@ -8473,7 +8593,7 @@
           <w:rFonts w:asciiTheme="minorHAnsi" w:hAnsiTheme="minorHAnsi" w:cstheme="minorHAnsi"/>
         </w:rPr>
       </w:pPr>
-      <w:bookmarkStart w:id="16" w:name="_Toc237340287"/>
+      <w:bookmarkStart w:id="16" w:name="_Toc237344933"/>
       <w:r>
         <w:rPr>
           <w:rFonts w:asciiTheme="minorHAnsi" w:hAnsiTheme="minorHAnsi" w:cstheme="minorHAnsi"/>
@@ -8537,7 +8657,7 @@
           <w:rFonts w:asciiTheme="minorHAnsi" w:hAnsiTheme="minorHAnsi" w:cstheme="minorHAnsi"/>
         </w:rPr>
       </w:pPr>
-      <w:bookmarkStart w:id="17" w:name="_Toc237340288"/>
+      <w:bookmarkStart w:id="17" w:name="_Toc237344934"/>
       <w:r>
         <w:rPr>
           <w:rFonts w:asciiTheme="minorHAnsi" w:hAnsiTheme="minorHAnsi" w:cstheme="minorHAnsi"/>
@@ -8651,7 +8771,19 @@
         <w:rPr>
           <w:rFonts w:cstheme="minorHAnsi"/>
         </w:rPr>
-        <w:t>iseñar y ejecutar un proceso de extracción, limpieza y preprocesamiento (ETL) para consolidar un repositorio con, al menos, 10.000 registros inmobiliarios reales, evitando la dependencia de datasets académicos preexistentes.</w:t>
+        <w:t>iseñar y ejecutar un proceso de extracción, limpieza y preprocesamiento (ETL) para consolidar un repositorio con</w:t>
+      </w:r>
+      <w:r>
+        <w:rPr>
+          <w:rFonts w:cstheme="minorHAnsi"/>
+        </w:rPr>
+        <w:t xml:space="preserve"> miles de </w:t>
+      </w:r>
+      <w:r>
+        <w:rPr>
+          <w:rFonts w:cstheme="minorHAnsi"/>
+        </w:rPr>
+        <w:t>registros inmobiliarios reales, evitando la dependencia de datasets académicos preexistentes.</w:t>
       </w:r>
     </w:p>
     <w:p>
@@ -8799,7 +8931,7 @@
           <w:rFonts w:asciiTheme="minorHAnsi" w:hAnsiTheme="minorHAnsi" w:cstheme="minorHAnsi"/>
         </w:rPr>
       </w:pPr>
-      <w:bookmarkStart w:id="18" w:name="_Toc237340289"/>
+      <w:bookmarkStart w:id="18" w:name="_Toc237344935"/>
       <w:r>
         <w:rPr>
           <w:rFonts w:asciiTheme="minorHAnsi" w:hAnsiTheme="minorHAnsi" w:cstheme="minorHAnsi"/>
@@ -8936,7 +9068,7 @@
           <w:rFonts w:asciiTheme="minorHAnsi" w:hAnsiTheme="minorHAnsi" w:cstheme="minorHAnsi"/>
         </w:rPr>
       </w:pPr>
-      <w:bookmarkStart w:id="19" w:name="_Toc237340290"/>
+      <w:bookmarkStart w:id="19" w:name="_Toc237344936"/>
       <w:r>
         <w:rPr>
           <w:rFonts w:asciiTheme="minorHAnsi" w:hAnsiTheme="minorHAnsi" w:cstheme="minorHAnsi"/>
@@ -8947,45 +9079,33 @@
     </w:p>
     <w:p>
       <w:pPr>
+        <w:rPr>
+          <w:b/>
+          <w:lang w:eastAsia="es-ES"/>
+        </w:rPr>
+      </w:pPr>
+      <w:r>
+        <w:rPr>
+          <w:lang w:eastAsia="es-ES"/>
+        </w:rPr>
+        <w:t>Este marco de trabajo estructurado e iterativo abarca desde la comprensión inicial del negocio y la extracción de datos (mediante Web Scraping automatizado e IA generativa), pasando por un riguroso preprocesamiento y experimentación de modelos (HistGradientBoosting), hasta llegar a la evaluación estadística y el despliegue final en una aplicación web interactiva (Streamlit). El detalle exhaustivo de cada una de estas etapas se desarrolla en profundidad en los capítulos posteriores de esta memoria.</w:t>
+      </w:r>
+    </w:p>
+    <w:p>
+      <w:pPr>
         <w:pStyle w:val="Ttulo2"/>
         <w:rPr>
-          <w:rFonts w:asciiTheme="minorHAnsi" w:eastAsia="Times New Roman" w:hAnsiTheme="minorHAnsi" w:cstheme="minorHAnsi"/>
-          <w:b w:val="0"/>
-          <w:color w:val="auto"/>
-          <w:sz w:val="24"/>
-          <w:szCs w:val="24"/>
-          <w:lang w:eastAsia="es-ES"/>
-        </w:rPr>
-      </w:pPr>
-      <w:bookmarkStart w:id="20" w:name="_Toc237340291"/>
-      <w:r>
-        <w:rPr>
-          <w:rFonts w:asciiTheme="minorHAnsi" w:eastAsia="Times New Roman" w:hAnsiTheme="minorHAnsi" w:cstheme="minorHAnsi"/>
-          <w:b w:val="0"/>
-          <w:color w:val="auto"/>
-          <w:sz w:val="24"/>
-          <w:szCs w:val="24"/>
-          <w:lang w:eastAsia="es-ES"/>
-        </w:rPr>
-        <w:t>Este marco de trabajo estructurado e iterativo abarca desde la comprensión inicial del negocio y la extracción de datos (mediante Web Scraping automatizado e IA generativa), pasando por un riguroso preprocesamiento y experimentación de modelos (HistGradientBoosting), hasta llegar a la evaluación estadística y el despliegue final en una aplicación web interactiva (Streamlit). El detalle exhaustivo de cada una de estas etapas se desarrolla en profundidad en los capítulos posteriores de esta memoria.</w:t>
+          <w:rFonts w:asciiTheme="minorHAnsi" w:hAnsiTheme="minorHAnsi" w:cstheme="minorHAnsi"/>
+        </w:rPr>
+      </w:pPr>
+      <w:bookmarkStart w:id="20" w:name="_Toc237344937"/>
+      <w:r>
+        <w:rPr>
+          <w:rFonts w:asciiTheme="minorHAnsi" w:hAnsiTheme="minorHAnsi" w:cstheme="minorHAnsi"/>
+        </w:rPr>
+        <w:t>Estructura del documento</w:t>
       </w:r>
       <w:bookmarkEnd w:id="20"/>
-    </w:p>
-    <w:p>
-      <w:pPr>
-        <w:pStyle w:val="Ttulo2"/>
-        <w:rPr>
-          <w:rFonts w:asciiTheme="minorHAnsi" w:hAnsiTheme="minorHAnsi" w:cstheme="minorHAnsi"/>
-        </w:rPr>
-      </w:pPr>
-      <w:bookmarkStart w:id="21" w:name="_Toc237340292"/>
-      <w:r>
-        <w:rPr>
-          <w:rFonts w:asciiTheme="minorHAnsi" w:hAnsiTheme="minorHAnsi" w:cstheme="minorHAnsi"/>
-        </w:rPr>
-        <w:t>Estructura del documento</w:t>
-      </w:r>
-      <w:bookmarkEnd w:id="21"/>
     </w:p>
     <w:p>
       <w:pPr>
@@ -9178,30 +9298,30 @@
         </w:rPr>
         <w:br/>
       </w:r>
-      <w:bookmarkStart w:id="22" w:name="_Toc237340293"/>
+      <w:bookmarkStart w:id="21" w:name="_Toc237344938"/>
       <w:r>
         <w:rPr>
           <w:rFonts w:asciiTheme="minorHAnsi" w:hAnsiTheme="minorHAnsi" w:cstheme="minorHAnsi"/>
         </w:rPr>
         <w:t>Marco teórico y estado del arte</w:t>
       </w:r>
+      <w:bookmarkEnd w:id="21"/>
+    </w:p>
+    <w:p>
+      <w:pPr>
+        <w:pStyle w:val="Ttulo2"/>
+        <w:rPr>
+          <w:rFonts w:asciiTheme="minorHAnsi" w:hAnsiTheme="minorHAnsi" w:cstheme="minorHAnsi"/>
+        </w:rPr>
+      </w:pPr>
+      <w:bookmarkStart w:id="22" w:name="_Toc237344939"/>
+      <w:r>
+        <w:rPr>
+          <w:rFonts w:asciiTheme="minorHAnsi" w:hAnsiTheme="minorHAnsi" w:cstheme="minorHAnsi"/>
+        </w:rPr>
+        <w:t>Fundamentos teóricos relevantes</w:t>
+      </w:r>
       <w:bookmarkEnd w:id="22"/>
-    </w:p>
-    <w:p>
-      <w:pPr>
-        <w:pStyle w:val="Ttulo2"/>
-        <w:rPr>
-          <w:rFonts w:asciiTheme="minorHAnsi" w:hAnsiTheme="minorHAnsi" w:cstheme="minorHAnsi"/>
-        </w:rPr>
-      </w:pPr>
-      <w:bookmarkStart w:id="23" w:name="_Toc237340294"/>
-      <w:r>
-        <w:rPr>
-          <w:rFonts w:asciiTheme="minorHAnsi" w:hAnsiTheme="minorHAnsi" w:cstheme="minorHAnsi"/>
-        </w:rPr>
-        <w:t>Fundamentos teóricos relevantes</w:t>
-      </w:r>
-      <w:bookmarkEnd w:id="23"/>
     </w:p>
     <w:p>
       <w:pPr>
@@ -9381,7 +9501,13 @@
         <w:rPr>
           <w:rFonts w:asciiTheme="minorHAnsi" w:hAnsiTheme="minorHAnsi" w:cstheme="minorHAnsi"/>
         </w:rPr>
-        <w:t>Aun reconociendo el gran potencial predictivo del Machine Learning, las investigaciones económicas señalan que estos algoritmos pueden ser frágiles ante problemas de multicolinealidad. Esta debilidad provoca en ocasiones que el modelo interiorice patrones engañosos que contradicen los principios económicos básicos (Mullainathan y Spiess, 2017). Como contramedida, la disciplina de la Inteligencia Artificial Explicable (XAI) sugiere incorporar las reglas del propio sector inmobiliario al algoritmo mediante el uso de restricciones monotónicas (Molnar, 2020). Al aplicar una restricción monotónica positiva, se asegura matemáticamente que el incremento en una variable de entrada (por ejemplo, los metros cuadrados construidos) dará como resultado un aumento, o al menos un mantenimiento, en el precio estimado. Este efecto se produce asumiendo que las demás variables no sufren alteraciones. Integrar este tipo de ataduras proporciona al modelo el raciocinio necesario para operar de forma viable en aplicaciones PropTech reales.</w:t>
+        <w:t xml:space="preserve">Aun reconociendo el gran potencial predictivo del Machine Learning, las investigaciones económicas señalan que estos algoritmos pueden ser frágiles ante problemas de multicolinealidad. Esta debilidad provoca en ocasiones que el modelo interiorice patrones engañosos que contradicen los principios económicos básicos (Mullainathan y Spiess, 2017). Como contramedida, la disciplina de la Inteligencia </w:t>
+      </w:r>
+      <w:r>
+        <w:rPr>
+          <w:rFonts w:asciiTheme="minorHAnsi" w:hAnsiTheme="minorHAnsi" w:cstheme="minorHAnsi"/>
+        </w:rPr>
+        <w:t>Artificial Explicable (XAI) sugiere incorporar las reglas del propio sector inmobiliario al algoritmo mediante el uso de restricciones monotónicas (Molnar, 2020). Al aplicar una restricción monotónica positiva, se asegura matemáticamente que el incremento en una variable de entrada (por ejemplo, los metros cuadrados construidos) dará como resultado un aumento, o al menos un mantenimiento, en el precio estimado. Este efecto se produce asumiendo que las demás variables no sufren alteraciones. Integrar este tipo de ataduras proporciona al modelo el raciocinio necesario para operar de forma viable en aplicaciones PropTech reales.</w:t>
       </w:r>
     </w:p>
     <w:p>
@@ -9389,18 +9515,18 @@
         <w:pStyle w:val="Ttulo2"/>
         <w:rPr>
           <w:rFonts w:asciiTheme="minorHAnsi" w:hAnsiTheme="minorHAnsi" w:cstheme="minorHAnsi"/>
-          <w:color w:val="EE0000"/>
-        </w:rPr>
-      </w:pPr>
-      <w:bookmarkStart w:id="24" w:name="_Toc237340295"/>
+          <w:color w:val="auto"/>
+        </w:rPr>
+      </w:pPr>
+      <w:bookmarkStart w:id="23" w:name="_Toc237344940"/>
       <w:r>
         <w:rPr>
           <w:rFonts w:asciiTheme="minorHAnsi" w:hAnsiTheme="minorHAnsi" w:cstheme="minorHAnsi"/>
-          <w:color w:val="EE0000"/>
+          <w:color w:val="auto"/>
         </w:rPr>
         <w:t>Técnicas y modelos relacionados</w:t>
       </w:r>
-      <w:bookmarkEnd w:id="24"/>
+      <w:bookmarkEnd w:id="23"/>
     </w:p>
     <w:p>
       <w:pPr>
@@ -9408,13 +9534,11 @@
         <w:spacing w:line="360" w:lineRule="auto"/>
         <w:rPr>
           <w:rFonts w:asciiTheme="minorHAnsi" w:hAnsiTheme="minorHAnsi" w:cstheme="minorHAnsi"/>
-          <w:color w:val="EE0000"/>
         </w:rPr>
       </w:pPr>
       <w:r>
         <w:rPr>
           <w:rFonts w:asciiTheme="minorHAnsi" w:hAnsiTheme="minorHAnsi" w:cstheme="minorHAnsi"/>
-          <w:color w:val="EE0000"/>
         </w:rPr>
         <w:t>Dentro del campo del aprendizaje automático (Machine Learning), el cálculo del precio de una vivienda se aborda como un problema de regresión supervisada multivariante. En los estudios más recientes, distintas arquitecturas de algoritmos han logrado resultados muy superiores a los de los modelos econométricos convencionales. A continuación, se detallan las técnicas predictivas más destacadas para dar solución a este reto:</w:t>
       </w:r>
@@ -9427,7 +9551,6 @@
           <w:rFonts w:asciiTheme="minorHAnsi" w:hAnsiTheme="minorHAnsi" w:cstheme="minorHAnsi"/>
           <w:b/>
           <w:bCs/>
-          <w:color w:val="EE0000"/>
         </w:rPr>
       </w:pPr>
       <w:r>
@@ -9435,7 +9558,6 @@
           <w:rFonts w:asciiTheme="minorHAnsi" w:hAnsiTheme="minorHAnsi" w:cstheme="minorHAnsi"/>
           <w:b/>
           <w:bCs/>
-          <w:color w:val="EE0000"/>
         </w:rPr>
         <w:t>Redes Neuronales Artificiales y Perceptrón Multicapa (MLP)</w:t>
       </w:r>
@@ -9446,13 +9568,11 @@
         <w:spacing w:line="360" w:lineRule="auto"/>
         <w:rPr>
           <w:rFonts w:asciiTheme="minorHAnsi" w:hAnsiTheme="minorHAnsi" w:cstheme="minorHAnsi"/>
-          <w:color w:val="EE0000"/>
         </w:rPr>
       </w:pPr>
       <w:r>
         <w:rPr>
           <w:rFonts w:asciiTheme="minorHAnsi" w:hAnsiTheme="minorHAnsi" w:cstheme="minorHAnsi"/>
-          <w:color w:val="EE0000"/>
         </w:rPr>
         <w:t>Inspiradas en el funcionamiento biológico del cerebro, las Redes Neuronales Artificiales (ANN) se estructuran en capas de nodos (neuronas) que aplican funciones matemáticas no lineales a la información de entrada. En el sector inmobiliario, redes como el Perceptrón Multicapa (MLP) destacan por su capacidad de aproximación universal, siendo muy eficaces para modelar relaciones complejas entre factores espaciales y estructurales (Goodfellow et al., 2016). No obstante, su gran inconveniente en el ecosistema PropTech es que funcionan como una "caja negra" (black-box) y presentan una alta tendencia al sobreajuste (overfitting) frente a datos tabulares. Por este motivo, en el presente proyecto su uso se ha restringido al procesamiento de imágenes mediante Redes Neuronales Convolucionales (CNN), delegando la predicción de precios a modelos más transparentes que cumplan con los requisitos legales y comerciales de explicabilidad.</w:t>
       </w:r>
@@ -9465,7 +9585,6 @@
           <w:rFonts w:asciiTheme="minorHAnsi" w:hAnsiTheme="minorHAnsi" w:cstheme="minorHAnsi"/>
           <w:b/>
           <w:bCs/>
-          <w:color w:val="EE0000"/>
         </w:rPr>
       </w:pPr>
       <w:r>
@@ -9473,7 +9592,6 @@
           <w:rFonts w:asciiTheme="minorHAnsi" w:hAnsiTheme="minorHAnsi" w:cstheme="minorHAnsi"/>
           <w:b/>
           <w:bCs/>
-          <w:color w:val="EE0000"/>
         </w:rPr>
         <w:t xml:space="preserve">Algoritmos de Ensamblado (Ensemble Learning): Random Forest </w:t>
       </w:r>
@@ -9484,13 +9602,11 @@
         <w:spacing w:line="360" w:lineRule="auto"/>
         <w:rPr>
           <w:rFonts w:asciiTheme="minorHAnsi" w:hAnsiTheme="minorHAnsi" w:cstheme="minorHAnsi"/>
-          <w:color w:val="EE0000"/>
         </w:rPr>
       </w:pPr>
       <w:r>
         <w:rPr>
           <w:rFonts w:asciiTheme="minorHAnsi" w:hAnsiTheme="minorHAnsi" w:cstheme="minorHAnsi"/>
-          <w:color w:val="EE0000"/>
         </w:rPr>
         <w:t>Para evitar los problemas de varianza propios de un único modelo, las técnicas de aprendizaje por conjuntos agrupan las respuestas de varios estimadores. El modelo Random Forest, creado por Breiman (2001), genera numerosos árboles de decisión de forma independiente durante el proceso de entrenamiento (método conocido como Bagging) y calcula la media de todos sus resultados. Si bien es una arquitectura muy estable frente al ruido estadístico y logra disminuir el sobreajuste, los bosques aleatorios exigen muchos recursos computacionales. Además, al igual que ocurre con las redes neuronales, no ofrecen mecanismos nativos para imponer y asegurar reglas económicas unidireccionales (monotonicidad).</w:t>
       </w:r>
@@ -9503,7 +9619,6 @@
           <w:rFonts w:asciiTheme="minorHAnsi" w:hAnsiTheme="minorHAnsi" w:cstheme="minorHAnsi"/>
           <w:b/>
           <w:bCs/>
-          <w:color w:val="EE0000"/>
         </w:rPr>
       </w:pPr>
       <w:r>
@@ -9511,7 +9626,6 @@
           <w:rFonts w:asciiTheme="minorHAnsi" w:hAnsiTheme="minorHAnsi" w:cstheme="minorHAnsi"/>
           <w:b/>
           <w:bCs/>
-          <w:color w:val="EE0000"/>
         </w:rPr>
         <w:t xml:space="preserve">Gradient Boosting Machine (GBM) </w:t>
       </w:r>
@@ -9522,13 +9636,11 @@
         <w:spacing w:line="360" w:lineRule="auto"/>
         <w:rPr>
           <w:rFonts w:asciiTheme="minorHAnsi" w:hAnsiTheme="minorHAnsi" w:cstheme="minorHAnsi"/>
-          <w:color w:val="EE0000"/>
         </w:rPr>
       </w:pPr>
       <w:r>
         <w:rPr>
           <w:rFonts w:asciiTheme="minorHAnsi" w:hAnsiTheme="minorHAnsi" w:cstheme="minorHAnsi"/>
-          <w:color w:val="EE0000"/>
         </w:rPr>
         <w:t>En contraste con Random Forest, que crea árboles de manera paralela e independiente, el Gradient Boosting se basa en la técnica de Boosting. Esto significa que entrena árboles de decisión de manera secuencial, diseñando cada nuevo árbol con el objetivo directo de corregir el error residual (el gradiente) que dejó el árbol anterior (Friedman, 2001). Esta estructura iterativa hace que el GBM sea uno de los algoritmos más potentes y eficaces que existen en la actualidad para procesar datos tabulares y estructurados, como es el caso de los registros inmobiliarios. De hecho, en este tipo de bases de datos, suele ofrecer mejores resultados predictivos que las redes de aprendizaje profundo o Deep Learning (Shwartz-Ziv y Armon, 2022).</w:t>
       </w:r>
@@ -9541,7 +9653,6 @@
           <w:rFonts w:asciiTheme="minorHAnsi" w:hAnsiTheme="minorHAnsi" w:cstheme="minorHAnsi"/>
           <w:b/>
           <w:bCs/>
-          <w:color w:val="EE0000"/>
           <w:lang w:val="en-US"/>
         </w:rPr>
       </w:pPr>
@@ -9550,7 +9661,6 @@
           <w:rFonts w:asciiTheme="minorHAnsi" w:hAnsiTheme="minorHAnsi" w:cstheme="minorHAnsi"/>
           <w:b/>
           <w:bCs/>
-          <w:color w:val="EE0000"/>
           <w:lang w:val="en-US"/>
         </w:rPr>
         <w:t xml:space="preserve">Histogram-based Gradient Boosting (HistGradientBoosting) </w:t>
@@ -9562,13 +9672,11 @@
         <w:spacing w:line="360" w:lineRule="auto"/>
         <w:rPr>
           <w:rFonts w:asciiTheme="minorHAnsi" w:hAnsiTheme="minorHAnsi" w:cstheme="minorHAnsi"/>
-          <w:color w:val="EE0000"/>
         </w:rPr>
       </w:pPr>
       <w:r>
         <w:rPr>
           <w:rFonts w:asciiTheme="minorHAnsi" w:hAnsiTheme="minorHAnsi" w:cstheme="minorHAnsi"/>
-          <w:color w:val="EE0000"/>
         </w:rPr>
         <w:t>El HistGradientBoosting representa la evolución optimizada del GBM clásico, tomando inspiración de librerías modernas como LightGBM. Su principal mejora consiste en agrupar los datos de las variables continuas (como el precio o los metros cuadrados) en intervalos discretos conocidos como histogramas o "contenedores". Este proceso de discretización permite evaluar muchas menos divisiones en los nodos de cada árbol, lo que acelera enormemente los tiempos de entrenamiento cuando se trabaja con volúmenes de Big Data.</w:t>
       </w:r>
@@ -9579,13 +9687,11 @@
         <w:spacing w:line="360" w:lineRule="auto"/>
         <w:rPr>
           <w:rFonts w:asciiTheme="minorHAnsi" w:hAnsiTheme="minorHAnsi" w:cstheme="minorHAnsi"/>
-          <w:color w:val="EE0000"/>
         </w:rPr>
       </w:pPr>
       <w:r>
         <w:rPr>
           <w:rFonts w:asciiTheme="minorHAnsi" w:hAnsiTheme="minorHAnsi" w:cstheme="minorHAnsi"/>
-          <w:color w:val="EE0000"/>
         </w:rPr>
         <w:t>Pero el aspecto más determinante de este algoritmo para nuestro estudio es que la librería HistGradientBoosting permite establecer restricciones monotónicas de forma nativa. Gracias a ello, es posible obligar matemáticamente al modelo a que la influencia de una variable concreta (como añadir habitaciones) sobre el precio final siempre mantenga una dirección lógica, ya sea positiva o negativa. De esta forma, se consigue unir la altísima precisión analítica del Machine Learning con las normas de negocio y el sentido común que demanda el mercado inmobiliario.</w:t>
       </w:r>
@@ -9597,14 +9703,14 @@
           <w:rFonts w:asciiTheme="minorHAnsi" w:hAnsiTheme="minorHAnsi" w:cstheme="minorHAnsi"/>
         </w:rPr>
       </w:pPr>
-      <w:bookmarkStart w:id="25" w:name="_Toc237340296"/>
+      <w:bookmarkStart w:id="24" w:name="_Toc237344941"/>
       <w:r>
         <w:rPr>
           <w:rFonts w:asciiTheme="minorHAnsi" w:hAnsiTheme="minorHAnsi" w:cstheme="minorHAnsi"/>
         </w:rPr>
         <w:t>Revisión de trabajos previos</w:t>
       </w:r>
-      <w:bookmarkEnd w:id="25"/>
+      <w:bookmarkEnd w:id="24"/>
     </w:p>
     <w:p>
       <w:pPr>
@@ -9861,7 +9967,7 @@
           <w:rFonts w:asciiTheme="minorHAnsi" w:hAnsiTheme="minorHAnsi" w:cstheme="minorHAnsi"/>
         </w:rPr>
       </w:pPr>
-      <w:bookmarkStart w:id="26" w:name="_Toc237340297"/>
+      <w:bookmarkStart w:id="25" w:name="_Toc237344942"/>
       <w:r>
         <w:rPr>
           <w:rFonts w:asciiTheme="minorHAnsi" w:hAnsiTheme="minorHAnsi" w:cstheme="minorHAnsi"/>
@@ -9874,7 +9980,7 @@
         </w:rPr>
         <w:t>a</w:t>
       </w:r>
-      <w:bookmarkEnd w:id="26"/>
+      <w:bookmarkEnd w:id="25"/>
     </w:p>
     <w:p>
       <w:pPr>
@@ -10002,40 +10108,40 @@
           <w:rFonts w:asciiTheme="minorHAnsi" w:hAnsiTheme="minorHAnsi" w:cstheme="minorHAnsi"/>
         </w:rPr>
       </w:pPr>
-      <w:bookmarkStart w:id="27" w:name="_Toc492888187"/>
-      <w:bookmarkStart w:id="28" w:name="_Toc492901275"/>
+      <w:bookmarkStart w:id="26" w:name="_Toc492888187"/>
+      <w:bookmarkStart w:id="27" w:name="_Toc492901275"/>
       <w:r>
         <w:rPr>
           <w:rFonts w:asciiTheme="minorHAnsi" w:hAnsiTheme="minorHAnsi" w:cstheme="minorHAnsi"/>
         </w:rPr>
         <w:br/>
       </w:r>
-      <w:bookmarkStart w:id="29" w:name="_Toc237340298"/>
+      <w:bookmarkStart w:id="28" w:name="_Toc237344943"/>
+      <w:bookmarkEnd w:id="26"/>
       <w:bookmarkEnd w:id="27"/>
+      <w:r>
+        <w:rPr>
+          <w:rFonts w:asciiTheme="minorHAnsi" w:hAnsiTheme="minorHAnsi" w:cstheme="minorHAnsi"/>
+        </w:rPr>
+        <w:t>Descripción del problema y requisitos</w:t>
+      </w:r>
       <w:bookmarkEnd w:id="28"/>
-      <w:r>
+    </w:p>
+    <w:p>
+      <w:pPr>
+        <w:pStyle w:val="Ttulo2"/>
         <w:rPr>
           <w:rFonts w:asciiTheme="minorHAnsi" w:hAnsiTheme="minorHAnsi" w:cstheme="minorHAnsi"/>
         </w:rPr>
-        <w:t>Descripción del problema y requisitos</w:t>
+      </w:pPr>
+      <w:bookmarkStart w:id="29" w:name="_Toc237344944"/>
+      <w:r>
+        <w:rPr>
+          <w:rFonts w:asciiTheme="minorHAnsi" w:hAnsiTheme="minorHAnsi" w:cstheme="minorHAnsi"/>
+        </w:rPr>
+        <w:t>Descripción detallada del problema</w:t>
       </w:r>
       <w:bookmarkEnd w:id="29"/>
-    </w:p>
-    <w:p>
-      <w:pPr>
-        <w:pStyle w:val="Ttulo2"/>
-        <w:rPr>
-          <w:rFonts w:asciiTheme="minorHAnsi" w:hAnsiTheme="minorHAnsi" w:cstheme="minorHAnsi"/>
-        </w:rPr>
-      </w:pPr>
-      <w:bookmarkStart w:id="30" w:name="_Toc237340299"/>
-      <w:r>
-        <w:rPr>
-          <w:rFonts w:asciiTheme="minorHAnsi" w:hAnsiTheme="minorHAnsi" w:cstheme="minorHAnsi"/>
-        </w:rPr>
-        <w:t>Descripción detallada del problema</w:t>
-      </w:r>
-      <w:bookmarkEnd w:id="30"/>
     </w:p>
     <w:p>
       <w:pPr>
@@ -10110,7 +10216,7 @@
           <w:rFonts w:cstheme="minorHAnsi"/>
         </w:rPr>
       </w:pPr>
-      <w:bookmarkStart w:id="31" w:name="_Toc237340341"/>
+      <w:bookmarkStart w:id="30" w:name="_Toc237344986"/>
       <w:r>
         <w:t xml:space="preserve">Figura </w:t>
       </w:r>
@@ -10125,7 +10231,7 @@
       <w:r>
         <w:t>: Transformación logarítmica de la variable precio</w:t>
       </w:r>
-      <w:bookmarkEnd w:id="31"/>
+      <w:bookmarkEnd w:id="30"/>
     </w:p>
     <w:p>
       <w:pPr>
@@ -10135,8 +10241,8 @@
           <w:rFonts w:cstheme="minorHAnsi"/>
         </w:rPr>
       </w:pPr>
-      <w:bookmarkStart w:id="32" w:name="_Toc216535093"/>
-      <w:bookmarkStart w:id="33" w:name="_Toc237340342"/>
+      <w:bookmarkStart w:id="31" w:name="_Toc216535093"/>
+      <w:bookmarkStart w:id="32" w:name="_Toc237344987"/>
       <w:r>
         <w:rPr>
           <w:rFonts w:cstheme="minorHAnsi"/>
@@ -10187,52 +10293,52 @@
         </w:rPr>
         <w:t xml:space="preserve">Diagrama de </w:t>
       </w:r>
+      <w:bookmarkEnd w:id="31"/>
+      <w:r>
+        <w:rPr>
+          <w:rFonts w:cstheme="minorHAnsi"/>
+        </w:rPr>
+        <w:t>los Problemas Detectados</w:t>
+      </w:r>
       <w:bookmarkEnd w:id="32"/>
-      <w:r>
-        <w:rPr>
-          <w:rFonts w:cstheme="minorHAnsi"/>
-        </w:rPr>
-        <w:t>los Problemas Detectados</w:t>
+    </w:p>
+    <w:p>
+      <w:pPr>
+        <w:pStyle w:val="Ttulo2"/>
+        <w:rPr>
+          <w:rFonts w:asciiTheme="minorHAnsi" w:hAnsiTheme="minorHAnsi" w:cstheme="minorHAnsi"/>
+        </w:rPr>
+      </w:pPr>
+      <w:bookmarkStart w:id="33" w:name="_Toc237344945"/>
+      <w:r>
+        <w:rPr>
+          <w:rFonts w:asciiTheme="minorHAnsi" w:hAnsiTheme="minorHAnsi" w:cstheme="minorHAnsi"/>
+        </w:rPr>
+        <w:t xml:space="preserve">Especificación </w:t>
+      </w:r>
+      <w:r>
+        <w:rPr>
+          <w:rFonts w:asciiTheme="minorHAnsi" w:hAnsiTheme="minorHAnsi" w:cstheme="minorHAnsi"/>
+        </w:rPr>
+        <w:t>de requisitos</w:t>
       </w:r>
       <w:bookmarkEnd w:id="33"/>
     </w:p>
     <w:p>
       <w:pPr>
-        <w:pStyle w:val="Ttulo2"/>
+        <w:pStyle w:val="Ttulo3"/>
         <w:rPr>
           <w:rFonts w:asciiTheme="minorHAnsi" w:hAnsiTheme="minorHAnsi" w:cstheme="minorHAnsi"/>
         </w:rPr>
       </w:pPr>
-      <w:bookmarkStart w:id="34" w:name="_Toc237340300"/>
+      <w:bookmarkStart w:id="34" w:name="_Toc237344946"/>
       <w:r>
         <w:rPr>
           <w:rFonts w:asciiTheme="minorHAnsi" w:hAnsiTheme="minorHAnsi" w:cstheme="minorHAnsi"/>
         </w:rPr>
-        <w:t xml:space="preserve">Especificación </w:t>
-      </w:r>
-      <w:r>
-        <w:rPr>
-          <w:rFonts w:asciiTheme="minorHAnsi" w:hAnsiTheme="minorHAnsi" w:cstheme="minorHAnsi"/>
-        </w:rPr>
-        <w:t>de requisitos</w:t>
+        <w:t>Requisitos funcionales</w:t>
       </w:r>
       <w:bookmarkEnd w:id="34"/>
-    </w:p>
-    <w:p>
-      <w:pPr>
-        <w:pStyle w:val="Ttulo3"/>
-        <w:rPr>
-          <w:rFonts w:asciiTheme="minorHAnsi" w:hAnsiTheme="minorHAnsi" w:cstheme="minorHAnsi"/>
-        </w:rPr>
-      </w:pPr>
-      <w:bookmarkStart w:id="35" w:name="_Toc237340301"/>
-      <w:r>
-        <w:rPr>
-          <w:rFonts w:asciiTheme="minorHAnsi" w:hAnsiTheme="minorHAnsi" w:cstheme="minorHAnsi"/>
-        </w:rPr>
-        <w:t>Requisitos funcionales</w:t>
-      </w:r>
-      <w:bookmarkEnd w:id="35"/>
     </w:p>
     <w:p>
       <w:pPr>
@@ -10682,7 +10788,7 @@
           <w:rFonts w:cstheme="minorHAnsi"/>
         </w:rPr>
       </w:pPr>
-      <w:bookmarkStart w:id="36" w:name="_Toc237340349"/>
+      <w:bookmarkStart w:id="35" w:name="_Toc237344994"/>
       <w:r>
         <w:t xml:space="preserve">Tabla </w:t>
       </w:r>
@@ -10697,30 +10803,30 @@
       <w:r>
         <w:t>: Requisitos funcionales del sistema.</w:t>
       </w:r>
+      <w:bookmarkEnd w:id="35"/>
+    </w:p>
+    <w:p>
+      <w:pPr>
+        <w:rPr>
+          <w:rFonts w:cstheme="minorHAnsi"/>
+        </w:rPr>
+      </w:pPr>
+    </w:p>
+    <w:p>
+      <w:pPr>
+        <w:pStyle w:val="Ttulo3"/>
+        <w:rPr>
+          <w:rFonts w:asciiTheme="minorHAnsi" w:hAnsiTheme="minorHAnsi" w:cstheme="minorHAnsi"/>
+        </w:rPr>
+      </w:pPr>
+      <w:bookmarkStart w:id="36" w:name="_Toc237344947"/>
+      <w:r>
+        <w:rPr>
+          <w:rFonts w:asciiTheme="minorHAnsi" w:hAnsiTheme="minorHAnsi" w:cstheme="minorHAnsi"/>
+        </w:rPr>
+        <w:t>Requisitos no funcionales</w:t>
+      </w:r>
       <w:bookmarkEnd w:id="36"/>
-    </w:p>
-    <w:p>
-      <w:pPr>
-        <w:rPr>
-          <w:rFonts w:cstheme="minorHAnsi"/>
-        </w:rPr>
-      </w:pPr>
-    </w:p>
-    <w:p>
-      <w:pPr>
-        <w:pStyle w:val="Ttulo3"/>
-        <w:rPr>
-          <w:rFonts w:asciiTheme="minorHAnsi" w:hAnsiTheme="minorHAnsi" w:cstheme="minorHAnsi"/>
-        </w:rPr>
-      </w:pPr>
-      <w:bookmarkStart w:id="37" w:name="_Toc237340302"/>
-      <w:r>
-        <w:rPr>
-          <w:rFonts w:asciiTheme="minorHAnsi" w:hAnsiTheme="minorHAnsi" w:cstheme="minorHAnsi"/>
-        </w:rPr>
-        <w:t>Requisitos no funcionales</w:t>
-      </w:r>
-      <w:bookmarkEnd w:id="37"/>
     </w:p>
     <w:p>
       <w:pPr>
@@ -11118,8 +11224,8 @@
           <w:rFonts w:cstheme="minorHAnsi"/>
         </w:rPr>
       </w:pPr>
-      <w:bookmarkStart w:id="38" w:name="_Toc216535104"/>
-      <w:bookmarkStart w:id="39" w:name="_Toc237340350"/>
+      <w:bookmarkStart w:id="37" w:name="_Toc216535104"/>
+      <w:bookmarkStart w:id="38" w:name="_Toc237344995"/>
       <w:r>
         <w:rPr>
           <w:rFonts w:cstheme="minorHAnsi"/>
@@ -11164,8 +11270,8 @@
         </w:rPr>
         <w:t>: Requisitos no funcionales del sistema.</w:t>
       </w:r>
+      <w:bookmarkEnd w:id="37"/>
       <w:bookmarkEnd w:id="38"/>
-      <w:bookmarkEnd w:id="39"/>
     </w:p>
     <w:p>
       <w:pPr>
@@ -11914,7 +12020,7 @@
           <w:rFonts w:cstheme="minorHAnsi"/>
         </w:rPr>
       </w:pPr>
-      <w:bookmarkStart w:id="40" w:name="_Toc237340351"/>
+      <w:bookmarkStart w:id="39" w:name="_Toc237344996"/>
       <w:r>
         <w:t xml:space="preserve">Tabla </w:t>
       </w:r>
@@ -11929,7 +12035,7 @@
       <w:r>
         <w:t>: Historias de usuario del sistema TasIA.</w:t>
       </w:r>
-      <w:bookmarkEnd w:id="40"/>
+      <w:bookmarkEnd w:id="39"/>
     </w:p>
     <w:p>
       <w:pPr>
@@ -12087,14 +12193,14 @@
           <w:rFonts w:asciiTheme="minorHAnsi" w:hAnsiTheme="minorHAnsi" w:cstheme="minorHAnsi"/>
         </w:rPr>
       </w:pPr>
-      <w:bookmarkStart w:id="41" w:name="_Toc237340303"/>
+      <w:bookmarkStart w:id="40" w:name="_Toc237344948"/>
       <w:r>
         <w:rPr>
           <w:rFonts w:asciiTheme="minorHAnsi" w:hAnsiTheme="minorHAnsi" w:cstheme="minorHAnsi"/>
         </w:rPr>
         <w:t>Restricciones técnicas y éticas</w:t>
       </w:r>
-      <w:bookmarkEnd w:id="41"/>
+      <w:bookmarkEnd w:id="40"/>
     </w:p>
     <w:p>
       <w:pPr>
@@ -12319,30 +12425,30 @@
         </w:rPr>
         <w:br/>
       </w:r>
-      <w:bookmarkStart w:id="42" w:name="_Toc237340304"/>
+      <w:bookmarkStart w:id="41" w:name="_Toc237344949"/>
       <w:r>
         <w:rPr>
           <w:rFonts w:asciiTheme="minorHAnsi" w:hAnsiTheme="minorHAnsi" w:cstheme="minorHAnsi"/>
         </w:rPr>
         <w:t>Datos y fuentes de información</w:t>
       </w:r>
+      <w:bookmarkEnd w:id="41"/>
+    </w:p>
+    <w:p>
+      <w:pPr>
+        <w:pStyle w:val="Ttulo2"/>
+        <w:rPr>
+          <w:rFonts w:asciiTheme="minorHAnsi" w:hAnsiTheme="minorHAnsi" w:cstheme="minorHAnsi"/>
+        </w:rPr>
+      </w:pPr>
+      <w:bookmarkStart w:id="42" w:name="_Toc237344950"/>
+      <w:r>
+        <w:rPr>
+          <w:rFonts w:asciiTheme="minorHAnsi" w:hAnsiTheme="minorHAnsi" w:cstheme="minorHAnsi"/>
+        </w:rPr>
+        <w:t>Origen y descripción de los datos</w:t>
+      </w:r>
       <w:bookmarkEnd w:id="42"/>
-    </w:p>
-    <w:p>
-      <w:pPr>
-        <w:pStyle w:val="Ttulo2"/>
-        <w:rPr>
-          <w:rFonts w:asciiTheme="minorHAnsi" w:hAnsiTheme="minorHAnsi" w:cstheme="minorHAnsi"/>
-        </w:rPr>
-      </w:pPr>
-      <w:bookmarkStart w:id="43" w:name="_Toc237340305"/>
-      <w:r>
-        <w:rPr>
-          <w:rFonts w:asciiTheme="minorHAnsi" w:hAnsiTheme="minorHAnsi" w:cstheme="minorHAnsi"/>
-        </w:rPr>
-        <w:t>Origen y descripción de los datos</w:t>
-      </w:r>
-      <w:bookmarkEnd w:id="43"/>
     </w:p>
     <w:p>
       <w:pPr>
@@ -12621,14 +12727,14 @@
           <w:rFonts w:asciiTheme="minorHAnsi" w:hAnsiTheme="minorHAnsi" w:cstheme="minorHAnsi"/>
         </w:rPr>
       </w:pPr>
-      <w:bookmarkStart w:id="44" w:name="_Toc237340306"/>
+      <w:bookmarkStart w:id="43" w:name="_Toc237344951"/>
       <w:r>
         <w:rPr>
           <w:rFonts w:asciiTheme="minorHAnsi" w:hAnsiTheme="minorHAnsi" w:cstheme="minorHAnsi"/>
         </w:rPr>
         <w:t>Análisis exploratorio de los datos</w:t>
       </w:r>
-      <w:bookmarkEnd w:id="44"/>
+      <w:bookmarkEnd w:id="43"/>
     </w:p>
     <w:p>
       <w:pPr>
@@ -12733,7 +12839,7 @@
           <w:bCs/>
         </w:rPr>
       </w:pPr>
-      <w:bookmarkStart w:id="45" w:name="_Toc237340343"/>
+      <w:bookmarkStart w:id="44" w:name="_Toc237344988"/>
       <w:r>
         <w:t xml:space="preserve">Figura </w:t>
       </w:r>
@@ -12748,7 +12854,7 @@
       <w:r>
         <w:t>: Matriz de correlación de variables numéricas</w:t>
       </w:r>
-      <w:bookmarkEnd w:id="45"/>
+      <w:bookmarkEnd w:id="44"/>
     </w:p>
     <w:p>
       <w:pPr>
@@ -12915,7 +13021,7 @@
           <w:bCs/>
         </w:rPr>
       </w:pPr>
-      <w:bookmarkStart w:id="46" w:name="_Toc237340344"/>
+      <w:bookmarkStart w:id="45" w:name="_Toc237344989"/>
       <w:r>
         <w:t xml:space="preserve">Figura </w:t>
       </w:r>
@@ -12930,7 +13036,7 @@
       <w:r>
         <w:t>: Impacto real de las amenidades (Mediana)</w:t>
       </w:r>
-      <w:bookmarkEnd w:id="46"/>
+      <w:bookmarkEnd w:id="45"/>
     </w:p>
     <w:p>
       <w:pPr>
@@ -13096,7 +13202,7 @@
           <w:bCs/>
         </w:rPr>
       </w:pPr>
-      <w:bookmarkStart w:id="47" w:name="_Toc237340345"/>
+      <w:bookmarkStart w:id="46" w:name="_Toc237344990"/>
       <w:r>
         <w:t xml:space="preserve">Figura </w:t>
       </w:r>
@@ -13111,7 +13217,7 @@
       <w:r>
         <w:t>: Validación del modelo ResNet50 (Etiquetado IA)</w:t>
       </w:r>
-      <w:bookmarkEnd w:id="47"/>
+      <w:bookmarkEnd w:id="46"/>
     </w:p>
     <w:p>
       <w:pPr>
@@ -13177,14 +13283,14 @@
           <w:rFonts w:asciiTheme="minorHAnsi" w:hAnsiTheme="minorHAnsi" w:cstheme="minorHAnsi"/>
         </w:rPr>
       </w:pPr>
-      <w:bookmarkStart w:id="48" w:name="_Toc237340307"/>
+      <w:bookmarkStart w:id="47" w:name="_Toc237344952"/>
       <w:r>
         <w:rPr>
           <w:rFonts w:asciiTheme="minorHAnsi" w:hAnsiTheme="minorHAnsi" w:cstheme="minorHAnsi"/>
         </w:rPr>
         <w:t>Preprocesado y limpieza</w:t>
       </w:r>
-      <w:bookmarkEnd w:id="48"/>
+      <w:bookmarkEnd w:id="47"/>
     </w:p>
     <w:p>
       <w:pPr>
@@ -13282,14 +13388,14 @@
           <w:rFonts w:asciiTheme="minorHAnsi" w:hAnsiTheme="minorHAnsi" w:cstheme="minorHAnsi"/>
         </w:rPr>
       </w:pPr>
-      <w:bookmarkStart w:id="49" w:name="_Toc237340308"/>
+      <w:bookmarkStart w:id="48" w:name="_Toc237344953"/>
       <w:r>
         <w:rPr>
           <w:rFonts w:asciiTheme="minorHAnsi" w:hAnsiTheme="minorHAnsi" w:cstheme="minorHAnsi"/>
         </w:rPr>
         <w:t>Ingeniería de características</w:t>
       </w:r>
-      <w:bookmarkEnd w:id="49"/>
+      <w:bookmarkEnd w:id="48"/>
     </w:p>
     <w:p>
       <w:pPr>
@@ -13473,14 +13579,14 @@
           <w:rFonts w:asciiTheme="minorHAnsi" w:hAnsiTheme="minorHAnsi" w:cstheme="minorHAnsi"/>
         </w:rPr>
       </w:pPr>
-      <w:bookmarkStart w:id="50" w:name="_Toc237340309"/>
+      <w:bookmarkStart w:id="49" w:name="_Toc237344954"/>
       <w:r>
         <w:rPr>
           <w:rFonts w:asciiTheme="minorHAnsi" w:hAnsiTheme="minorHAnsi" w:cstheme="minorHAnsi"/>
         </w:rPr>
         <w:t>Consideraciones sobre calidad, privacidad y sesgo</w:t>
       </w:r>
-      <w:bookmarkEnd w:id="50"/>
+      <w:bookmarkEnd w:id="49"/>
     </w:p>
     <w:p>
       <w:pPr>
@@ -13691,30 +13797,30 @@
         </w:rPr>
         <w:br/>
       </w:r>
-      <w:bookmarkStart w:id="51" w:name="_Toc237340310"/>
+      <w:bookmarkStart w:id="50" w:name="_Toc237344955"/>
       <w:r>
         <w:rPr>
           <w:rFonts w:asciiTheme="minorHAnsi" w:hAnsiTheme="minorHAnsi" w:cstheme="minorHAnsi"/>
         </w:rPr>
         <w:t>Metodología y diseño de la solución</w:t>
       </w:r>
+      <w:bookmarkEnd w:id="50"/>
+    </w:p>
+    <w:p>
+      <w:pPr>
+        <w:pStyle w:val="Ttulo2"/>
+        <w:rPr>
+          <w:rFonts w:asciiTheme="minorHAnsi" w:hAnsiTheme="minorHAnsi" w:cstheme="minorHAnsi"/>
+        </w:rPr>
+      </w:pPr>
+      <w:bookmarkStart w:id="51" w:name="_Toc237344956"/>
+      <w:r>
+        <w:rPr>
+          <w:rFonts w:asciiTheme="minorHAnsi" w:hAnsiTheme="minorHAnsi" w:cstheme="minorHAnsi"/>
+        </w:rPr>
+        <w:t>Enfoque metodológico</w:t>
+      </w:r>
       <w:bookmarkEnd w:id="51"/>
-    </w:p>
-    <w:p>
-      <w:pPr>
-        <w:pStyle w:val="Ttulo2"/>
-        <w:rPr>
-          <w:rFonts w:asciiTheme="minorHAnsi" w:hAnsiTheme="minorHAnsi" w:cstheme="minorHAnsi"/>
-        </w:rPr>
-      </w:pPr>
-      <w:bookmarkStart w:id="52" w:name="_Toc237340311"/>
-      <w:r>
-        <w:rPr>
-          <w:rFonts w:asciiTheme="minorHAnsi" w:hAnsiTheme="minorHAnsi" w:cstheme="minorHAnsi"/>
-        </w:rPr>
-        <w:t>Enfoque metodológico</w:t>
-      </w:r>
-      <w:bookmarkEnd w:id="52"/>
     </w:p>
     <w:p>
       <w:pPr>
@@ -13987,14 +14093,14 @@
           <w:rFonts w:asciiTheme="minorHAnsi" w:hAnsiTheme="minorHAnsi" w:cstheme="minorHAnsi"/>
         </w:rPr>
       </w:pPr>
-      <w:bookmarkStart w:id="53" w:name="_Toc237340312"/>
+      <w:bookmarkStart w:id="52" w:name="_Toc237344957"/>
       <w:r>
         <w:rPr>
           <w:rFonts w:asciiTheme="minorHAnsi" w:hAnsiTheme="minorHAnsi" w:cstheme="minorHAnsi"/>
         </w:rPr>
         <w:t>Arquitectura del sistema</w:t>
       </w:r>
-      <w:bookmarkEnd w:id="53"/>
+      <w:bookmarkEnd w:id="52"/>
     </w:p>
     <w:p>
       <w:pPr>
@@ -14357,7 +14463,7 @@
           <w:rFonts w:cstheme="minorHAnsi"/>
         </w:rPr>
       </w:pPr>
-      <w:bookmarkStart w:id="54" w:name="_Toc237340346"/>
+      <w:bookmarkStart w:id="53" w:name="_Toc237344991"/>
       <w:r>
         <w:t xml:space="preserve">Figura </w:t>
       </w:r>
@@ -14372,7 +14478,7 @@
       <w:r>
         <w:t>: Evaluación del modelo maestro: Precio real vs predicho</w:t>
       </w:r>
-      <w:bookmarkEnd w:id="54"/>
+      <w:bookmarkEnd w:id="53"/>
     </w:p>
     <w:p>
       <w:pPr>
@@ -14438,14 +14544,14 @@
           <w:rFonts w:asciiTheme="minorHAnsi" w:hAnsiTheme="minorHAnsi" w:cstheme="minorHAnsi"/>
         </w:rPr>
       </w:pPr>
-      <w:bookmarkStart w:id="55" w:name="_Toc237340313"/>
+      <w:bookmarkStart w:id="54" w:name="_Toc237344958"/>
       <w:r>
         <w:rPr>
           <w:rFonts w:asciiTheme="minorHAnsi" w:hAnsiTheme="minorHAnsi" w:cstheme="minorHAnsi"/>
         </w:rPr>
         <w:t>Selección de modelos y algoritmos</w:t>
       </w:r>
-      <w:bookmarkEnd w:id="55"/>
+      <w:bookmarkEnd w:id="54"/>
     </w:p>
     <w:p>
       <w:pPr>
@@ -14869,7 +14975,7 @@
           <w:rFonts w:cstheme="minorHAnsi"/>
         </w:rPr>
       </w:pPr>
-      <w:bookmarkStart w:id="56" w:name="_Toc237340347"/>
+      <w:bookmarkStart w:id="55" w:name="_Toc237344992"/>
       <w:r>
         <w:t xml:space="preserve">Figura </w:t>
       </w:r>
@@ -14884,7 +14990,7 @@
       <w:r>
         <w:t>: Distribución de errores (residuos) de predicción</w:t>
       </w:r>
-      <w:bookmarkEnd w:id="56"/>
+      <w:bookmarkEnd w:id="55"/>
     </w:p>
     <w:p>
       <w:pPr>
@@ -14950,14 +15056,14 @@
           <w:rFonts w:asciiTheme="minorHAnsi" w:hAnsiTheme="minorHAnsi" w:cstheme="minorHAnsi"/>
         </w:rPr>
       </w:pPr>
-      <w:bookmarkStart w:id="57" w:name="_Toc237340314"/>
+      <w:bookmarkStart w:id="56" w:name="_Toc237344959"/>
       <w:r>
         <w:rPr>
           <w:rFonts w:asciiTheme="minorHAnsi" w:hAnsiTheme="minorHAnsi" w:cstheme="minorHAnsi"/>
         </w:rPr>
         <w:t>Herramientas y tecnologías empleadas</w:t>
       </w:r>
-      <w:bookmarkEnd w:id="57"/>
+      <w:bookmarkEnd w:id="56"/>
     </w:p>
     <w:p>
       <w:pPr>
@@ -15426,14 +15532,14 @@
           <w:rFonts w:asciiTheme="minorHAnsi" w:hAnsiTheme="minorHAnsi" w:cstheme="minorHAnsi"/>
         </w:rPr>
       </w:pPr>
-      <w:bookmarkStart w:id="58" w:name="_Toc237340315"/>
+      <w:bookmarkStart w:id="57" w:name="_Toc237344960"/>
       <w:r>
         <w:rPr>
           <w:rFonts w:asciiTheme="minorHAnsi" w:hAnsiTheme="minorHAnsi" w:cstheme="minorHAnsi"/>
         </w:rPr>
         <w:t>Flujo de trabajo y pipeline de datos</w:t>
       </w:r>
-      <w:bookmarkEnd w:id="58"/>
+      <w:bookmarkEnd w:id="57"/>
     </w:p>
     <w:p>
       <w:pPr>
@@ -15504,30 +15610,30 @@
         </w:rPr>
         <w:br/>
       </w:r>
-      <w:bookmarkStart w:id="59" w:name="_Toc237340316"/>
+      <w:bookmarkStart w:id="58" w:name="_Toc237344961"/>
       <w:r>
         <w:rPr>
           <w:rFonts w:asciiTheme="minorHAnsi" w:hAnsiTheme="minorHAnsi" w:cstheme="minorHAnsi"/>
         </w:rPr>
         <w:t>Implementación</w:t>
       </w:r>
+      <w:bookmarkEnd w:id="58"/>
+    </w:p>
+    <w:p>
+      <w:pPr>
+        <w:pStyle w:val="Ttulo2"/>
+        <w:rPr>
+          <w:rFonts w:asciiTheme="minorHAnsi" w:hAnsiTheme="minorHAnsi" w:cstheme="minorHAnsi"/>
+        </w:rPr>
+      </w:pPr>
+      <w:bookmarkStart w:id="59" w:name="_Toc237344962"/>
+      <w:r>
+        <w:rPr>
+          <w:rFonts w:asciiTheme="minorHAnsi" w:hAnsiTheme="minorHAnsi" w:cstheme="minorHAnsi"/>
+        </w:rPr>
+        <w:t>Entorno de desarrollo</w:t>
+      </w:r>
       <w:bookmarkEnd w:id="59"/>
-    </w:p>
-    <w:p>
-      <w:pPr>
-        <w:pStyle w:val="Ttulo2"/>
-        <w:rPr>
-          <w:rFonts w:asciiTheme="minorHAnsi" w:hAnsiTheme="minorHAnsi" w:cstheme="minorHAnsi"/>
-        </w:rPr>
-      </w:pPr>
-      <w:bookmarkStart w:id="60" w:name="_Toc237340317"/>
-      <w:r>
-        <w:rPr>
-          <w:rFonts w:asciiTheme="minorHAnsi" w:hAnsiTheme="minorHAnsi" w:cstheme="minorHAnsi"/>
-        </w:rPr>
-        <w:t>Entorno de desarrollo</w:t>
-      </w:r>
-      <w:bookmarkEnd w:id="60"/>
     </w:p>
     <w:p>
       <w:pPr>
@@ -16014,14 +16120,14 @@
           <w:rFonts w:asciiTheme="minorHAnsi" w:hAnsiTheme="minorHAnsi" w:cstheme="minorHAnsi"/>
         </w:rPr>
       </w:pPr>
-      <w:bookmarkStart w:id="61" w:name="_Toc237340318"/>
+      <w:bookmarkStart w:id="60" w:name="_Toc237344963"/>
       <w:r>
         <w:rPr>
           <w:rFonts w:asciiTheme="minorHAnsi" w:hAnsiTheme="minorHAnsi" w:cstheme="minorHAnsi"/>
         </w:rPr>
         <w:t>Implementación del sistema</w:t>
       </w:r>
-      <w:bookmarkEnd w:id="61"/>
+      <w:bookmarkEnd w:id="60"/>
     </w:p>
     <w:p>
       <w:pPr>
@@ -16426,14 +16532,14 @@
           <w:rFonts w:asciiTheme="minorHAnsi" w:hAnsiTheme="minorHAnsi" w:cstheme="minorHAnsi"/>
         </w:rPr>
       </w:pPr>
-      <w:bookmarkStart w:id="62" w:name="_Toc237340319"/>
+      <w:bookmarkStart w:id="61" w:name="_Toc237344964"/>
       <w:r>
         <w:rPr>
           <w:rFonts w:asciiTheme="minorHAnsi" w:hAnsiTheme="minorHAnsi" w:cstheme="minorHAnsi"/>
         </w:rPr>
         <w:t>Entrenamiento de modelos</w:t>
       </w:r>
-      <w:bookmarkEnd w:id="62"/>
+      <w:bookmarkEnd w:id="61"/>
     </w:p>
     <w:p>
       <w:pPr>
@@ -16712,14 +16818,14 @@
           <w:rFonts w:asciiTheme="minorHAnsi" w:hAnsiTheme="minorHAnsi" w:cstheme="minorHAnsi"/>
         </w:rPr>
       </w:pPr>
-      <w:bookmarkStart w:id="63" w:name="_Toc237340320"/>
+      <w:bookmarkStart w:id="62" w:name="_Toc237344965"/>
       <w:r>
         <w:rPr>
           <w:rFonts w:asciiTheme="minorHAnsi" w:hAnsiTheme="minorHAnsi" w:cstheme="minorHAnsi"/>
         </w:rPr>
         <w:t>Ajuste de hiperparámetros</w:t>
       </w:r>
-      <w:bookmarkEnd w:id="63"/>
+      <w:bookmarkEnd w:id="62"/>
     </w:p>
     <w:p>
       <w:pPr>
@@ -17071,14 +17177,14 @@
           <w:rFonts w:asciiTheme="minorHAnsi" w:hAnsiTheme="minorHAnsi" w:cstheme="minorHAnsi"/>
         </w:rPr>
       </w:pPr>
-      <w:bookmarkStart w:id="64" w:name="_Toc237340321"/>
+      <w:bookmarkStart w:id="63" w:name="_Toc237344966"/>
       <w:r>
         <w:rPr>
           <w:rFonts w:asciiTheme="minorHAnsi" w:hAnsiTheme="minorHAnsi" w:cstheme="minorHAnsi"/>
         </w:rPr>
         <w:t>Consideraciones de escalabilidad y rendimiento</w:t>
       </w:r>
-      <w:bookmarkEnd w:id="64"/>
+      <w:bookmarkEnd w:id="63"/>
     </w:p>
     <w:p>
       <w:pPr>
@@ -17453,30 +17559,30 @@
         </w:rPr>
         <w:br/>
       </w:r>
-      <w:bookmarkStart w:id="65" w:name="_Toc237340322"/>
+      <w:bookmarkStart w:id="64" w:name="_Toc237344967"/>
       <w:r>
         <w:rPr>
           <w:rFonts w:asciiTheme="minorHAnsi" w:hAnsiTheme="minorHAnsi" w:cstheme="minorHAnsi"/>
         </w:rPr>
         <w:t>Evaluación y resultados</w:t>
       </w:r>
+      <w:bookmarkEnd w:id="64"/>
+    </w:p>
+    <w:p>
+      <w:pPr>
+        <w:pStyle w:val="Ttulo2"/>
+        <w:rPr>
+          <w:rFonts w:asciiTheme="minorHAnsi" w:hAnsiTheme="minorHAnsi" w:cstheme="minorHAnsi"/>
+        </w:rPr>
+      </w:pPr>
+      <w:bookmarkStart w:id="65" w:name="_Toc237344968"/>
+      <w:r>
+        <w:rPr>
+          <w:rFonts w:asciiTheme="minorHAnsi" w:hAnsiTheme="minorHAnsi" w:cstheme="minorHAnsi"/>
+        </w:rPr>
+        <w:t>Métricas de evaluación</w:t>
+      </w:r>
       <w:bookmarkEnd w:id="65"/>
-    </w:p>
-    <w:p>
-      <w:pPr>
-        <w:pStyle w:val="Ttulo2"/>
-        <w:rPr>
-          <w:rFonts w:asciiTheme="minorHAnsi" w:hAnsiTheme="minorHAnsi" w:cstheme="minorHAnsi"/>
-        </w:rPr>
-      </w:pPr>
-      <w:bookmarkStart w:id="66" w:name="_Toc237340323"/>
-      <w:r>
-        <w:rPr>
-          <w:rFonts w:asciiTheme="minorHAnsi" w:hAnsiTheme="minorHAnsi" w:cstheme="minorHAnsi"/>
-        </w:rPr>
-        <w:t>Métricas de evaluación</w:t>
-      </w:r>
-      <w:bookmarkEnd w:id="66"/>
     </w:p>
     <w:p>
       <w:pPr>
@@ -17904,14 +18010,14 @@
           <w:rFonts w:asciiTheme="minorHAnsi" w:hAnsiTheme="minorHAnsi" w:cstheme="minorHAnsi"/>
         </w:rPr>
       </w:pPr>
-      <w:bookmarkStart w:id="67" w:name="_Toc237340324"/>
+      <w:bookmarkStart w:id="66" w:name="_Toc237344969"/>
       <w:r>
         <w:rPr>
           <w:rFonts w:asciiTheme="minorHAnsi" w:hAnsiTheme="minorHAnsi" w:cstheme="minorHAnsi"/>
         </w:rPr>
         <w:t>Diseño experimental</w:t>
       </w:r>
-      <w:bookmarkEnd w:id="67"/>
+      <w:bookmarkEnd w:id="66"/>
     </w:p>
     <w:p>
       <w:pPr>
@@ -18342,14 +18448,14 @@
           <w:rFonts w:asciiTheme="minorHAnsi" w:hAnsiTheme="minorHAnsi" w:cstheme="minorHAnsi"/>
         </w:rPr>
       </w:pPr>
-      <w:bookmarkStart w:id="68" w:name="_Toc237340325"/>
+      <w:bookmarkStart w:id="67" w:name="_Toc237344970"/>
       <w:r>
         <w:rPr>
           <w:rFonts w:asciiTheme="minorHAnsi" w:hAnsiTheme="minorHAnsi" w:cstheme="minorHAnsi"/>
         </w:rPr>
         <w:t>Resultados obtenidos</w:t>
       </w:r>
-      <w:bookmarkEnd w:id="68"/>
+      <w:bookmarkEnd w:id="67"/>
     </w:p>
     <w:p>
       <w:pPr>
@@ -18746,7 +18852,7 @@
           <w:rFonts w:cstheme="minorHAnsi"/>
         </w:rPr>
       </w:pPr>
-      <w:bookmarkStart w:id="69" w:name="_Toc237340348"/>
+      <w:bookmarkStart w:id="68" w:name="_Toc237344993"/>
       <w:r>
         <w:t xml:space="preserve">Figura </w:t>
       </w:r>
@@ -18761,7 +18867,7 @@
       <w:r>
         <w:t>: Importancia de las variables (Permutation Feature Importance)</w:t>
       </w:r>
-      <w:bookmarkEnd w:id="69"/>
+      <w:bookmarkEnd w:id="68"/>
     </w:p>
     <w:p>
       <w:pPr>
@@ -18908,14 +19014,14 @@
           <w:rFonts w:asciiTheme="minorHAnsi" w:hAnsiTheme="minorHAnsi" w:cstheme="minorHAnsi"/>
         </w:rPr>
       </w:pPr>
-      <w:bookmarkStart w:id="70" w:name="_Toc237340326"/>
+      <w:bookmarkStart w:id="69" w:name="_Toc237344971"/>
       <w:r>
         <w:rPr>
           <w:rFonts w:asciiTheme="minorHAnsi" w:hAnsiTheme="minorHAnsi" w:cstheme="minorHAnsi"/>
         </w:rPr>
         <w:t>Comparación con otras soluciones</w:t>
       </w:r>
-      <w:bookmarkEnd w:id="70"/>
+      <w:bookmarkEnd w:id="69"/>
     </w:p>
     <w:p>
       <w:pPr>
@@ -19182,14 +19288,14 @@
           <w:rFonts w:asciiTheme="minorHAnsi" w:hAnsiTheme="minorHAnsi" w:cstheme="minorHAnsi"/>
         </w:rPr>
       </w:pPr>
-      <w:bookmarkStart w:id="71" w:name="_Toc237340327"/>
+      <w:bookmarkStart w:id="70" w:name="_Toc237344972"/>
       <w:r>
         <w:rPr>
           <w:rFonts w:asciiTheme="minorHAnsi" w:hAnsiTheme="minorHAnsi" w:cstheme="minorHAnsi"/>
         </w:rPr>
         <w:t>Análisis crítico de los resultados</w:t>
       </w:r>
-      <w:bookmarkEnd w:id="71"/>
+      <w:bookmarkEnd w:id="70"/>
     </w:p>
     <w:p>
       <w:pPr>
@@ -19461,30 +19567,30 @@
         </w:rPr>
         <w:br/>
       </w:r>
-      <w:bookmarkStart w:id="72" w:name="_Toc237340328"/>
+      <w:bookmarkStart w:id="71" w:name="_Toc237344973"/>
       <w:r>
         <w:rPr>
           <w:rFonts w:asciiTheme="minorHAnsi" w:hAnsiTheme="minorHAnsi" w:cstheme="minorHAnsi"/>
         </w:rPr>
         <w:t>Discusión</w:t>
       </w:r>
+      <w:bookmarkEnd w:id="71"/>
+    </w:p>
+    <w:p>
+      <w:pPr>
+        <w:pStyle w:val="Ttulo2"/>
+        <w:rPr>
+          <w:rFonts w:asciiTheme="minorHAnsi" w:hAnsiTheme="minorHAnsi" w:cstheme="minorHAnsi"/>
+        </w:rPr>
+      </w:pPr>
+      <w:bookmarkStart w:id="72" w:name="_Toc237344974"/>
+      <w:r>
+        <w:rPr>
+          <w:rFonts w:asciiTheme="minorHAnsi" w:hAnsiTheme="minorHAnsi" w:cstheme="minorHAnsi"/>
+        </w:rPr>
+        <w:t>Interpretación de los resultados</w:t>
+      </w:r>
       <w:bookmarkEnd w:id="72"/>
-    </w:p>
-    <w:p>
-      <w:pPr>
-        <w:pStyle w:val="Ttulo2"/>
-        <w:rPr>
-          <w:rFonts w:asciiTheme="minorHAnsi" w:hAnsiTheme="minorHAnsi" w:cstheme="minorHAnsi"/>
-        </w:rPr>
-      </w:pPr>
-      <w:bookmarkStart w:id="73" w:name="_Toc237340329"/>
-      <w:r>
-        <w:rPr>
-          <w:rFonts w:asciiTheme="minorHAnsi" w:hAnsiTheme="minorHAnsi" w:cstheme="minorHAnsi"/>
-        </w:rPr>
-        <w:t>Interpretación de los resultados</w:t>
-      </w:r>
-      <w:bookmarkEnd w:id="73"/>
     </w:p>
     <w:p>
       <w:pPr>
@@ -19645,14 +19751,14 @@
           <w:rFonts w:asciiTheme="minorHAnsi" w:hAnsiTheme="minorHAnsi" w:cstheme="minorHAnsi"/>
         </w:rPr>
       </w:pPr>
-      <w:bookmarkStart w:id="74" w:name="_Toc237340330"/>
+      <w:bookmarkStart w:id="73" w:name="_Toc237344975"/>
       <w:r>
         <w:rPr>
           <w:rFonts w:asciiTheme="minorHAnsi" w:hAnsiTheme="minorHAnsi" w:cstheme="minorHAnsi"/>
         </w:rPr>
         <w:t>Impacto técnico y aplicado</w:t>
       </w:r>
-      <w:bookmarkEnd w:id="74"/>
+      <w:bookmarkEnd w:id="73"/>
     </w:p>
     <w:p>
       <w:pPr>
@@ -19950,14 +20056,14 @@
           <w:rFonts w:asciiTheme="minorHAnsi" w:hAnsiTheme="minorHAnsi" w:cstheme="minorHAnsi"/>
         </w:rPr>
       </w:pPr>
-      <w:bookmarkStart w:id="75" w:name="_Toc237340331"/>
+      <w:bookmarkStart w:id="74" w:name="_Toc237344976"/>
       <w:r>
         <w:rPr>
           <w:rFonts w:asciiTheme="minorHAnsi" w:hAnsiTheme="minorHAnsi" w:cstheme="minorHAnsi"/>
         </w:rPr>
         <w:t>Limitaciones del trabajo</w:t>
       </w:r>
-      <w:bookmarkEnd w:id="75"/>
+      <w:bookmarkEnd w:id="74"/>
     </w:p>
     <w:p>
       <w:pPr>
@@ -20257,14 +20363,14 @@
           <w:rFonts w:asciiTheme="minorHAnsi" w:hAnsiTheme="minorHAnsi" w:cstheme="minorHAnsi"/>
         </w:rPr>
       </w:pPr>
-      <w:bookmarkStart w:id="76" w:name="_Toc237340332"/>
+      <w:bookmarkStart w:id="75" w:name="_Toc237344977"/>
       <w:r>
         <w:rPr>
           <w:rFonts w:asciiTheme="minorHAnsi" w:hAnsiTheme="minorHAnsi" w:cstheme="minorHAnsi"/>
         </w:rPr>
         <w:t>Implicaciones éticas y legales</w:t>
       </w:r>
-      <w:bookmarkEnd w:id="76"/>
+      <w:bookmarkEnd w:id="75"/>
     </w:p>
     <w:p>
       <w:pPr>
@@ -20516,7 +20622,7 @@
         </w:rPr>
         <w:br/>
       </w:r>
-      <w:bookmarkStart w:id="77" w:name="_Toc237340333"/>
+      <w:bookmarkStart w:id="76" w:name="_Toc237344978"/>
       <w:r>
         <w:rPr>
           <w:rFonts w:asciiTheme="minorHAnsi" w:hAnsiTheme="minorHAnsi" w:cstheme="minorHAnsi"/>
@@ -20529,36 +20635,36 @@
         </w:rPr>
         <w:t>onclusiones y líneas futuras</w:t>
       </w:r>
+      <w:bookmarkEnd w:id="76"/>
+    </w:p>
+    <w:p>
+      <w:pPr>
+        <w:rPr>
+          <w:rFonts w:cstheme="minorHAnsi"/>
+        </w:rPr>
+      </w:pPr>
+      <w:r>
+        <w:rPr>
+          <w:rFonts w:cstheme="minorHAnsi"/>
+        </w:rPr>
+        <w:t>Ideas a las que se llega después del desarrollo del proyecto, así como las líneas posibles de trabajo posterior.</w:t>
+      </w:r>
+    </w:p>
+    <w:p>
+      <w:pPr>
+        <w:pStyle w:val="Ttulo2"/>
+        <w:rPr>
+          <w:rFonts w:asciiTheme="minorHAnsi" w:hAnsiTheme="minorHAnsi" w:cstheme="minorHAnsi"/>
+        </w:rPr>
+      </w:pPr>
+      <w:bookmarkStart w:id="77" w:name="_Toc237344979"/>
+      <w:r>
+        <w:rPr>
+          <w:rFonts w:asciiTheme="minorHAnsi" w:hAnsiTheme="minorHAnsi" w:cstheme="minorHAnsi"/>
+        </w:rPr>
+        <w:t>Conclusiones</w:t>
+      </w:r>
       <w:bookmarkEnd w:id="77"/>
-    </w:p>
-    <w:p>
-      <w:pPr>
-        <w:rPr>
-          <w:rFonts w:cstheme="minorHAnsi"/>
-        </w:rPr>
-      </w:pPr>
-      <w:r>
-        <w:rPr>
-          <w:rFonts w:cstheme="minorHAnsi"/>
-        </w:rPr>
-        <w:t>Ideas a las que se llega después del desarrollo del proyecto, así como las líneas posibles de trabajo posterior.</w:t>
-      </w:r>
-    </w:p>
-    <w:p>
-      <w:pPr>
-        <w:pStyle w:val="Ttulo2"/>
-        <w:rPr>
-          <w:rFonts w:asciiTheme="minorHAnsi" w:hAnsiTheme="minorHAnsi" w:cstheme="minorHAnsi"/>
-        </w:rPr>
-      </w:pPr>
-      <w:bookmarkStart w:id="78" w:name="_Toc237340334"/>
-      <w:r>
-        <w:rPr>
-          <w:rFonts w:asciiTheme="minorHAnsi" w:hAnsiTheme="minorHAnsi" w:cstheme="minorHAnsi"/>
-        </w:rPr>
-        <w:t>Conclusiones</w:t>
-      </w:r>
-      <w:bookmarkEnd w:id="78"/>
     </w:p>
     <w:p>
       <w:pPr>
@@ -20848,14 +20954,14 @@
           <w:rFonts w:asciiTheme="minorHAnsi" w:hAnsiTheme="minorHAnsi" w:cstheme="minorHAnsi"/>
         </w:rPr>
       </w:pPr>
-      <w:bookmarkStart w:id="79" w:name="_Toc237340335"/>
+      <w:bookmarkStart w:id="78" w:name="_Toc237344980"/>
       <w:r>
         <w:rPr>
           <w:rFonts w:asciiTheme="minorHAnsi" w:hAnsiTheme="minorHAnsi" w:cstheme="minorHAnsi"/>
         </w:rPr>
         <w:t>Cumplimiento de objetivos</w:t>
       </w:r>
-      <w:bookmarkEnd w:id="79"/>
+      <w:bookmarkEnd w:id="78"/>
     </w:p>
     <w:p>
       <w:pPr>
@@ -21134,7 +21240,7 @@
           <w:rFonts w:asciiTheme="minorHAnsi" w:hAnsiTheme="minorHAnsi" w:cstheme="minorHAnsi"/>
         </w:rPr>
       </w:pPr>
-      <w:bookmarkStart w:id="80" w:name="_Toc237340336"/>
+      <w:bookmarkStart w:id="79" w:name="_Toc237344981"/>
       <w:r>
         <w:rPr>
           <w:rFonts w:asciiTheme="minorHAnsi" w:hAnsiTheme="minorHAnsi" w:cstheme="minorHAnsi"/>
@@ -21153,7 +21259,7 @@
         </w:rPr>
         <w:t xml:space="preserve"> futuras</w:t>
       </w:r>
-      <w:bookmarkEnd w:id="80"/>
+      <w:bookmarkEnd w:id="79"/>
     </w:p>
     <w:p>
       <w:pPr>
@@ -21502,14 +21608,14 @@
           <w:rFonts w:asciiTheme="minorHAnsi" w:hAnsiTheme="minorHAnsi" w:cstheme="minorHAnsi"/>
         </w:rPr>
       </w:pPr>
-      <w:bookmarkStart w:id="81" w:name="_Toc237340337"/>
+      <w:bookmarkStart w:id="80" w:name="_Toc237344982"/>
       <w:r>
         <w:rPr>
           <w:rFonts w:asciiTheme="minorHAnsi" w:hAnsiTheme="minorHAnsi" w:cstheme="minorHAnsi"/>
         </w:rPr>
         <w:t>Bibliografía</w:t>
       </w:r>
-      <w:bookmarkEnd w:id="81"/>
+      <w:bookmarkEnd w:id="80"/>
       <w:r>
         <w:rPr>
           <w:rFonts w:asciiTheme="minorHAnsi" w:hAnsiTheme="minorHAnsi" w:cstheme="minorHAnsi"/>
@@ -22848,14 +22954,14 @@
           <w:rFonts w:asciiTheme="minorHAnsi" w:hAnsiTheme="minorHAnsi" w:cstheme="minorHAnsi"/>
         </w:rPr>
       </w:pPr>
-      <w:bookmarkStart w:id="82" w:name="_Toc237340338"/>
+      <w:bookmarkStart w:id="81" w:name="_Toc237344983"/>
       <w:r>
         <w:rPr>
           <w:rFonts w:asciiTheme="minorHAnsi" w:hAnsiTheme="minorHAnsi" w:cstheme="minorHAnsi"/>
         </w:rPr>
         <w:t>Uso de herramientas de inteligencia artificial generativa</w:t>
       </w:r>
-      <w:bookmarkEnd w:id="82"/>
+      <w:bookmarkEnd w:id="81"/>
     </w:p>
     <w:p>
       <w:pPr>
@@ -23206,7 +23312,7 @@
           <w:rFonts w:asciiTheme="minorHAnsi" w:hAnsiTheme="minorHAnsi" w:cstheme="minorHAnsi"/>
         </w:rPr>
       </w:pPr>
-      <w:bookmarkStart w:id="83" w:name="_Toc237340339"/>
+      <w:bookmarkStart w:id="82" w:name="_Toc237344984"/>
       <w:r>
         <w:rPr>
           <w:rFonts w:asciiTheme="minorHAnsi" w:hAnsiTheme="minorHAnsi" w:cstheme="minorHAnsi"/>
@@ -23227,7 +23333,7 @@
         </w:rPr>
         <w:t xml:space="preserve"> Título anexo I</w:t>
       </w:r>
-      <w:bookmarkEnd w:id="83"/>
+      <w:bookmarkEnd w:id="82"/>
     </w:p>
     <w:p>
       <w:pPr>
@@ -23300,7 +23406,7 @@
           <w:rFonts w:asciiTheme="minorHAnsi" w:hAnsiTheme="minorHAnsi" w:cstheme="minorHAnsi"/>
         </w:rPr>
       </w:pPr>
-      <w:bookmarkStart w:id="84" w:name="_Toc237340340"/>
+      <w:bookmarkStart w:id="83" w:name="_Toc237344985"/>
       <w:r>
         <w:rPr>
           <w:rFonts w:asciiTheme="minorHAnsi" w:hAnsiTheme="minorHAnsi" w:cstheme="minorHAnsi"/>
@@ -23335,7 +23441,7 @@
         </w:rPr>
         <w:t>nexo II</w:t>
       </w:r>
-      <w:bookmarkEnd w:id="84"/>
+      <w:bookmarkEnd w:id="83"/>
     </w:p>
     <w:p>
       <w:pPr>

--- a/Memoria_TFM_Final.docx
+++ b/Memoria_TFM_Final.docx
@@ -312,17 +312,20 @@
         <w:rPr>
           <w:rFonts w:asciiTheme="minorHAnsi" w:hAnsiTheme="minorHAnsi" w:cstheme="minorHAnsi"/>
           <w:spacing w:val="-20"/>
-          <w:sz w:val="44"/>
+          <w:sz w:val="40"/>
+          <w:szCs w:val="40"/>
         </w:rPr>
       </w:pPr>
       <w:r>
         <w:rPr>
           <w:rFonts w:asciiTheme="minorHAnsi" w:hAnsiTheme="minorHAnsi" w:cstheme="minorHAnsi"/>
           <w:b/>
+          <w:bCs/>
           <w:spacing w:val="20"/>
-          <w:sz w:val="44"/>
-        </w:rPr>
-        <w:t>Título título título título título título título título título título título título título</w:t>
+          <w:sz w:val="40"/>
+          <w:szCs w:val="40"/>
+        </w:rPr>
+        <w:t>TasIA: Sistema de Valoración Automatizada (AVM) de Activos Residenciales Mediante HistGradientBoosting Monotónico e IA Generativa Visual</w:t>
       </w:r>
     </w:p>
     <w:p>
@@ -333,57 +336,23 @@
           <w:rFonts w:asciiTheme="minorHAnsi" w:hAnsiTheme="minorHAnsi" w:cstheme="minorHAnsi"/>
           <w:spacing w:val="-20"/>
           <w:sz w:val="44"/>
-        </w:rPr>
-      </w:pPr>
-    </w:p>
-    <w:p>
-      <w:pPr>
-        <w:pStyle w:val="CdigoFuente"/>
-        <w:jc w:val="center"/>
-        <w:rPr>
-          <w:rFonts w:asciiTheme="minorHAnsi" w:hAnsiTheme="minorHAnsi" w:cstheme="minorHAnsi"/>
-          <w:i/>
-          <w:iCs/>
-          <w:spacing w:val="-20"/>
-          <w:sz w:val="40"/>
-          <w:szCs w:val="18"/>
+          <w:lang w:val="en-US"/>
         </w:rPr>
       </w:pPr>
       <w:r>
         <w:rPr>
           <w:rFonts w:asciiTheme="minorHAnsi" w:hAnsiTheme="minorHAnsi" w:cstheme="minorHAnsi"/>
           <w:b/>
+          <w:bCs/>
           <w:i/>
           <w:iCs/>
           <w:spacing w:val="20"/>
           <w:sz w:val="40"/>
           <w:szCs w:val="18"/>
-        </w:rPr>
-        <w:t>Título</w:t>
-      </w:r>
-      <w:r>
-        <w:rPr>
-          <w:rFonts w:asciiTheme="minorHAnsi" w:hAnsiTheme="minorHAnsi" w:cstheme="minorHAnsi"/>
-          <w:b/>
-          <w:i/>
-          <w:iCs/>
-          <w:spacing w:val="20"/>
-          <w:sz w:val="40"/>
-          <w:szCs w:val="18"/>
-        </w:rPr>
-        <w:t xml:space="preserve"> en inglés Título en inglés Título en inglés Título en inglés Título en inglés </w:t>
-      </w:r>
-    </w:p>
-    <w:p>
-      <w:pPr>
-        <w:pStyle w:val="CdigoFuente"/>
-        <w:jc w:val="center"/>
-        <w:rPr>
-          <w:rFonts w:asciiTheme="minorHAnsi" w:hAnsiTheme="minorHAnsi" w:cstheme="minorHAnsi"/>
-          <w:spacing w:val="-20"/>
-          <w:sz w:val="44"/>
-        </w:rPr>
-      </w:pPr>
+          <w:lang w:val="en-US"/>
+        </w:rPr>
+        <w:t>TasIA: Automated Valuation Model (AVM) for Residential Real Estate Assets Using Monotonic HistGradientBoosting and Visual Generative AI</w:t>
+      </w:r>
     </w:p>
     <w:p>
       <w:pPr>
@@ -391,6 +360,7 @@
         <w:jc w:val="center"/>
         <w:rPr>
           <w:rFonts w:cstheme="minorHAnsi"/>
+          <w:lang w:val="en-US"/>
         </w:rPr>
       </w:pPr>
     </w:p>
@@ -1404,6 +1374,7 @@
           <w:rFonts w:asciiTheme="minorHAnsi" w:hAnsiTheme="minorHAnsi" w:cstheme="minorHAnsi"/>
           <w:szCs w:val="48"/>
         </w:rPr>
+        <w:lastRenderedPageBreak/>
         <w:t>Resumen</w:t>
       </w:r>
       <w:bookmarkEnd w:id="0"/>
@@ -1485,22 +1456,50 @@
           <w:rFonts w:cstheme="minorHAnsi"/>
           <w:szCs w:val="24"/>
         </w:rPr>
-        <w:t>La metodología comprende la construcción de un pipeline de extracción web propio (Web Scraping con Playwright) que recopiló más de 3.600 anuncios inmobiliarios reales del portal pisos.com. Sobre ese volumen bruto, se aplicó una fase de etiquetado visual automatizado mediante la API de Gemini (estrategia Teacher-Student de Weak Supervision), generando un corpus dinámico que ya supera los 660 inmuebles con etiquetas de calidad visual validadas. Este volumen crece a diario mediante etiquetado automatizado, respetando los límites de cuota gratuita de la API de Google Gemini. Sobre este corpus, se desarrolló un algoritmo HistGradientBoosting monolítico con restricciones monotónicas y Target Encoding geográfico. Esta técnica obliga al modelo a respetar la lógica económica del mercado, solucionando el problema de la multicolinealidad espacial.</w:t>
-      </w:r>
-    </w:p>
-    <w:p>
-      <w:pPr>
+        <w:t xml:space="preserve">La metodología comprende la construcción de un pipeline de extracción web propio (Web Scraping con Playwright) que recopiló más de 3.600 anuncios inmobiliarios reales del portal pisos.com. Sobre ese volumen bruto, se aplicó una fase de etiquetado visual automatizado mediante la API de Gemini (estrategia Teacher-Student de Weak Supervision), generando un corpus dinámico que ya supera los </w:t>
+      </w:r>
+      <w:r>
         <w:rPr>
           <w:rFonts w:cstheme="minorHAnsi"/>
           <w:szCs w:val="24"/>
         </w:rPr>
-      </w:pPr>
+        <w:t>835</w:t>
+      </w:r>
       <w:r>
         <w:rPr>
           <w:rFonts w:cstheme="minorHAnsi"/>
           <w:szCs w:val="24"/>
         </w:rPr>
-        <w:t>Los resultados demuestran una alta capacidad predictiva sobre el conjunto de prueba (Test Set, 20% reservado), alcanzando una Raíz del Error Cuadrático Medio (RMSE) de 264.055 € y un coeficiente de determinación (R^2) de 0,931. El RMSE debe leerse en el contexto del dataset: procede del mercado real y abarca tanto viviendas de lujo en zonas céntricas como pisos a reformar en la periferia, lo que eleva la varianza del precio. A medida que el corpus crezca, este error absoluto seguirá descendiendo.</w:t>
+        <w:t xml:space="preserve"> inmuebles con etiquetas de calidad visual validadas. Este volumen crece a diario mediante etiquetado automatizado, respetando los límites de cuota gratuita de la API de Google Gemini. Sobre este corpus, se desarrolló un algoritmo HistGradientBoosting monolítico con restricciones monotónicas y Target Encoding geográfico. Esta técnica obliga al modelo a respetar la lógica económica del mercado, solucionando el problema de la multicolinealidad espacial.</w:t>
+      </w:r>
+    </w:p>
+    <w:p>
+      <w:pPr>
+        <w:rPr>
+          <w:rFonts w:cstheme="minorHAnsi"/>
+          <w:szCs w:val="24"/>
+        </w:rPr>
+      </w:pPr>
+      <w:r>
+        <w:rPr>
+          <w:rFonts w:cstheme="minorHAnsi"/>
+          <w:szCs w:val="24"/>
+        </w:rPr>
+        <w:t xml:space="preserve">Los resultados demuestran una alta capacidad predictiva sobre el conjunto de prueba (Test Set, 20% reservado), alcanzando una Raíz del Error Cuadrático Medio (RMSE) de </w:t>
+      </w:r>
+      <w:r>
+        <w:rPr>
+          <w:rFonts w:cstheme="minorHAnsi"/>
+          <w:szCs w:val="24"/>
+        </w:rPr>
+        <w:t xml:space="preserve">237,018 </w:t>
+      </w:r>
+      <w:r>
+        <w:rPr>
+          <w:rFonts w:cstheme="minorHAnsi"/>
+          <w:szCs w:val="24"/>
+        </w:rPr>
+        <w:t>€ y un coeficiente de determinación (R^2) de 0,911. El RMSE debe leerse en el contexto del dataset: procede del mercado real y abarca tanto viviendas de lujo en zonas céntricas como pisos a reformar en la periferia, lo que eleva la varianza del precio. A medida que el corpus crezca, este error absoluto seguirá descendiendo.</w:t>
       </w:r>
     </w:p>
     <w:p>
@@ -1631,6 +1630,7 @@
           <w:rFonts w:asciiTheme="minorHAnsi" w:hAnsiTheme="minorHAnsi" w:cstheme="minorHAnsi"/>
           <w:lang w:val="en-US"/>
         </w:rPr>
+        <w:lastRenderedPageBreak/>
         <w:t>Abstract</w:t>
       </w:r>
       <w:r>
@@ -1678,7 +1678,23 @@
           <w:szCs w:val="24"/>
           <w:lang w:val="en-US"/>
         </w:rPr>
-        <w:t>The methodology includes the construction of a proprietary web scraping pipeline (using Playwright in Stealth mode) that collected over 3,600 real property listings from pisos.com. From this raw volume, an automated visual labelling phase was applied using the Gemini API (Teacher-Student Weak Supervision strategy), generating a dynamic corpus that already exceeds 660 properties with validated visual quality labels, growing continuously through daily automated labelling scheduled via Windows Task Scheduler. A monolithic HistGradientBoosting algorithm with monotonic constraints and geographic Target Encoding was then trained on this corpus.</w:t>
+        <w:t xml:space="preserve">The methodology includes the construction of a proprietary web scraping pipeline (using Playwright in Stealth mode) that collected over 3,600 real property listings from pisos.com. From this raw volume, an automated visual labelling phase was applied using the Gemini API (Teacher-Student Weak Supervision strategy), generating a dynamic corpus that already exceeds </w:t>
+      </w:r>
+      <w:r>
+        <w:rPr>
+          <w:rFonts w:cstheme="minorHAnsi"/>
+          <w:szCs w:val="24"/>
+          <w:lang w:val="en-US"/>
+        </w:rPr>
+        <w:t>835</w:t>
+      </w:r>
+      <w:r>
+        <w:rPr>
+          <w:rFonts w:cstheme="minorHAnsi"/>
+          <w:szCs w:val="24"/>
+          <w:lang w:val="en-US"/>
+        </w:rPr>
+        <w:t xml:space="preserve"> properties with validated visual quality labels, growing continuously through daily automated labelling scheduled via Windows Task Scheduler. A monolithic HistGradientBoosting algorithm with monotonic constraints and geographic Target Encoding was then trained on this corpus.</w:t>
       </w:r>
     </w:p>
     <w:p>
@@ -1694,44 +1710,8 @@
         </w:rPr>
       </w:pPr>
       <w:r>
-        <w:rPr>
-          <w:rFonts w:cstheme="minorHAnsi"/>
-          <w:szCs w:val="24"/>
-          <w:lang w:val="en-US"/>
-        </w:rPr>
-        <w:t>The results demonstrate a high predictive capacity on the hold-out test set (20%), achieving a Root Mean Squared Error (RMSE) of 2</w:t>
-      </w:r>
-      <w:r>
-        <w:rPr>
-          <w:rFonts w:cstheme="minorHAnsi"/>
-          <w:szCs w:val="24"/>
-          <w:lang w:val="en-US"/>
-        </w:rPr>
-        <w:t>57</w:t>
-      </w:r>
-      <w:r>
-        <w:rPr>
-          <w:rFonts w:cstheme="minorHAnsi"/>
-          <w:szCs w:val="24"/>
-          <w:lang w:val="en-US"/>
-        </w:rPr>
-        <w:t>,</w:t>
-      </w:r>
-      <w:r>
-        <w:rPr>
-          <w:rFonts w:cstheme="minorHAnsi"/>
-          <w:szCs w:val="24"/>
-          <w:lang w:val="en-US"/>
-        </w:rPr>
-        <w:t>29</w:t>
-      </w:r>
-      <w:r>
-        <w:rPr>
-          <w:rFonts w:cstheme="minorHAnsi"/>
-          <w:szCs w:val="24"/>
-          <w:lang w:val="en-US"/>
-        </w:rPr>
-        <w:t>5 € and a coefficient of determination (R^2) of 0.931. The RMSE reflects the heteroscedastic nature of a real-market dataset spanning luxury properties and entry-level housing alike — an expected and well-documented limitation that will diminish as the corpus scales up.</w:t>
+        <w:rPr/>
+        <w:t>The results demonstrate a high predictive capacity on the hold-out test set (20%), achieving a Root Mean Squared Error (RMSE) of 237,018 € and a coefficient of determination (R^2) of 0.911. The RMSE reflects the heteroscedastic nature of a real-market dataset spanning luxury properties and entry-level housing alike — an expected and well-documented limitation that will diminish as the corpus scales up.</w:t>
       </w:r>
     </w:p>
     <w:p>
@@ -1943,6 +1923,7 @@
           <w:rFonts w:asciiTheme="minorHAnsi" w:hAnsiTheme="minorHAnsi" w:cstheme="minorHAnsi"/>
           <w:lang w:val="en-US"/>
         </w:rPr>
+        <w:lastRenderedPageBreak/>
         <w:t xml:space="preserve">Índice de </w:t>
       </w:r>
       <w:r>
@@ -6978,6 +6959,7 @@
         <w:rPr>
           <w:rFonts w:asciiTheme="minorHAnsi" w:hAnsiTheme="minorHAnsi" w:cstheme="minorHAnsi"/>
         </w:rPr>
+        <w:lastRenderedPageBreak/>
         <w:t xml:space="preserve">Índice de </w:t>
       </w:r>
       <w:r>
@@ -7770,6 +7752,7 @@
         <w:rPr>
           <w:rFonts w:asciiTheme="minorHAnsi" w:hAnsiTheme="minorHAnsi" w:cstheme="minorHAnsi"/>
         </w:rPr>
+        <w:lastRenderedPageBreak/>
         <w:t>Índice de tablas</w:t>
       </w:r>
     </w:p>
@@ -8461,6 +8444,7 @@
         <w:rPr>
           <w:rFonts w:asciiTheme="minorHAnsi" w:hAnsiTheme="minorHAnsi" w:cstheme="minorHAnsi"/>
         </w:rPr>
+        <w:lastRenderedPageBreak/>
         <w:t>Contexto y m</w:t>
       </w:r>
       <w:r>
@@ -8549,7 +8533,14 @@
         <w:rPr>
           <w:rFonts w:cstheme="minorHAnsi"/>
         </w:rPr>
-        <w:t>Relevancia Tecnológica y Académica: El proyecto no se limita a aplicar modelos predictivos básicos, sino que aborda el desafío de la explicabilidad y la coherencia matemática mediante la implementación de algoritmos de última generación (HistGradientBoosting) dotados de restricciones monotónicas. Esto obliga a la Inteligencia Artificial a aprender respetando la lógica económica del mundo real, logrando un equilibrio inédito entre alta precisión y sentido común.</w:t>
+        <w:t xml:space="preserve">Relevancia Tecnológica y Académica: El proyecto no se limita a aplicar modelos predictivos básicos, sino que aborda el desafío de la explicabilidad y la </w:t>
+      </w:r>
+      <w:r>
+        <w:rPr>
+          <w:rFonts w:cstheme="minorHAnsi"/>
+        </w:rPr>
+        <w:lastRenderedPageBreak/>
+        <w:t>coherencia matemática mediante la implementación de algoritmos de última generación (HistGradientBoosting) dotados de restricciones monotónicas. Esto obliga a la Inteligencia Artificial a aprender respetando la lógica económica del mundo real, logrando un equilibrio inédito entre alta precisión y sentido común.</w:t>
       </w:r>
     </w:p>
     <w:p>
@@ -8662,6 +8653,7 @@
         <w:rPr>
           <w:rFonts w:asciiTheme="minorHAnsi" w:hAnsiTheme="minorHAnsi" w:cstheme="minorHAnsi"/>
         </w:rPr>
+        <w:lastRenderedPageBreak/>
         <w:t>Objetivos</w:t>
       </w:r>
       <w:r>
@@ -8879,7 +8871,14 @@
         <w:rPr>
           <w:rFonts w:cstheme="minorHAnsi"/>
         </w:rPr>
-        <w:t>orregir las vulnerabilidades y sesgos lógicos detectados en los modelos base implementando un algoritmo HistGradientBoosting con monotonic constraints, garantizando que variables clave (como la superficie) tengan siempre un impacto positivo y coherente en el precio final.</w:t>
+        <w:t xml:space="preserve">orregir las vulnerabilidades y sesgos lógicos detectados en los modelos base implementando un algoritmo HistGradientBoosting con monotonic </w:t>
+      </w:r>
+      <w:r>
+        <w:rPr>
+          <w:rFonts w:cstheme="minorHAnsi"/>
+        </w:rPr>
+        <w:lastRenderedPageBreak/>
+        <w:t>constraints, garantizando que variables clave (como la superficie) tengan siempre un impacto positivo y coherente en el precio final.</w:t>
       </w:r>
     </w:p>
     <w:p>
@@ -9001,7 +9000,14 @@
         <w:rPr>
           <w:rFonts w:asciiTheme="minorHAnsi" w:hAnsiTheme="minorHAnsi" w:cstheme="minorHAnsi"/>
         </w:rPr>
-        <w:t>Naturaleza de los datos (Precio de oferta vs. Precio de cierre): La variable objetivo empleada para entrenar a TasIA se basa en los precios de publicación o salida extraídos de portales inmobiliarios (asking prices). Por tanto, el modelo no contempla las variaciones derivadas de las negociaciones finales entre comprador y vendedor (closing prices), una limitación endémica en la mayoría de los estudios PropTech debido a la opacidad de los registros notariales públicos.</w:t>
+        <w:t xml:space="preserve">Naturaleza de los datos (Precio de oferta vs. Precio de cierre): La variable objetivo empleada para entrenar a TasIA se basa en los precios de publicación o salida extraídos de portales inmobiliarios (asking prices). Por tanto, el modelo no contempla las variaciones derivadas de las negociaciones finales entre comprador y vendedor (closing prices), una limitación endémica en la mayoría </w:t>
+      </w:r>
+      <w:r>
+        <w:rPr>
+          <w:rFonts w:asciiTheme="minorHAnsi" w:hAnsiTheme="minorHAnsi" w:cstheme="minorHAnsi"/>
+        </w:rPr>
+        <w:lastRenderedPageBreak/>
+        <w:t>de los estudios PropTech debido a la opacidad de los registros notariales públicos.</w:t>
       </w:r>
     </w:p>
     <w:p>
@@ -9103,6 +9109,7 @@
         <w:rPr>
           <w:rFonts w:asciiTheme="minorHAnsi" w:hAnsiTheme="minorHAnsi" w:cstheme="minorHAnsi"/>
         </w:rPr>
+        <w:lastRenderedPageBreak/>
         <w:t>Estructura del documento</w:t>
       </w:r>
       <w:bookmarkEnd w:id="20"/>
@@ -9406,6 +9413,7 @@
           <w:b/>
           <w:bCs/>
         </w:rPr>
+        <w:lastRenderedPageBreak/>
         <w:t>Modelos de Valoración Automatizada (AVM) y PropTech</w:t>
       </w:r>
     </w:p>
@@ -9501,7 +9509,14 @@
         <w:rPr>
           <w:rFonts w:asciiTheme="minorHAnsi" w:hAnsiTheme="minorHAnsi" w:cstheme="minorHAnsi"/>
         </w:rPr>
-        <w:t xml:space="preserve">Aun reconociendo el gran potencial predictivo del Machine Learning, las investigaciones económicas señalan que estos algoritmos pueden ser frágiles ante problemas de multicolinealidad. Esta debilidad provoca en ocasiones que el modelo interiorice patrones engañosos que contradicen los principios económicos básicos (Mullainathan y Spiess, 2017). Como contramedida, la disciplina de la Inteligencia </w:t>
+        <w:t xml:space="preserve">Aun reconociendo el gran potencial predictivo del Machine Learning, las investigaciones económicas señalan que estos algoritmos pueden ser frágiles ante problemas de multicolinealidad. Esta debilidad provoca en ocasiones que el modelo </w:t>
+      </w:r>
+      <w:r>
+        <w:rPr>
+          <w:rFonts w:asciiTheme="minorHAnsi" w:hAnsiTheme="minorHAnsi" w:cstheme="minorHAnsi"/>
+        </w:rPr>
+        <w:lastRenderedPageBreak/>
+        <w:t xml:space="preserve">interiorice patrones engañosos que contradicen los principios económicos básicos (Mullainathan y Spiess, 2017). Como contramedida, la disciplina de la Inteligencia </w:t>
       </w:r>
       <w:r>
         <w:rPr>
@@ -9574,7 +9589,14 @@
         <w:rPr>
           <w:rFonts w:asciiTheme="minorHAnsi" w:hAnsiTheme="minorHAnsi" w:cstheme="minorHAnsi"/>
         </w:rPr>
-        <w:t>Inspiradas en el funcionamiento biológico del cerebro, las Redes Neuronales Artificiales (ANN) se estructuran en capas de nodos (neuronas) que aplican funciones matemáticas no lineales a la información de entrada. En el sector inmobiliario, redes como el Perceptrón Multicapa (MLP) destacan por su capacidad de aproximación universal, siendo muy eficaces para modelar relaciones complejas entre factores espaciales y estructurales (Goodfellow et al., 2016). No obstante, su gran inconveniente en el ecosistema PropTech es que funcionan como una "caja negra" (black-box) y presentan una alta tendencia al sobreajuste (overfitting) frente a datos tabulares. Por este motivo, en el presente proyecto su uso se ha restringido al procesamiento de imágenes mediante Redes Neuronales Convolucionales (CNN), delegando la predicción de precios a modelos más transparentes que cumplan con los requisitos legales y comerciales de explicabilidad.</w:t>
+        <w:t xml:space="preserve">Inspiradas en el funcionamiento biológico del cerebro, las Redes Neuronales Artificiales (ANN) se estructuran en capas de nodos (neuronas) que aplican funciones matemáticas no lineales a la información de entrada. En el sector inmobiliario, redes como el Perceptrón Multicapa (MLP) destacan por su capacidad de aproximación universal, siendo muy eficaces para modelar relaciones complejas entre factores espaciales y estructurales (Goodfellow et al., 2016). No obstante, su gran inconveniente en el ecosistema PropTech es que funcionan como una "caja negra" (black-box) y presentan una alta tendencia al sobreajuste (overfitting) frente a datos tabulares. Por este motivo, en el presente proyecto su uso se ha restringido al </w:t>
+      </w:r>
+      <w:r>
+        <w:rPr>
+          <w:rFonts w:asciiTheme="minorHAnsi" w:hAnsiTheme="minorHAnsi" w:cstheme="minorHAnsi"/>
+        </w:rPr>
+        <w:lastRenderedPageBreak/>
+        <w:t>procesamiento de imágenes mediante Redes Neuronales Convolucionales (CNN), delegando la predicción de precios a modelos más transparentes que cumplan con los requisitos legales y comerciales de explicabilidad.</w:t>
       </w:r>
     </w:p>
     <w:p>
@@ -9678,7 +9700,14 @@
         <w:rPr>
           <w:rFonts w:asciiTheme="minorHAnsi" w:hAnsiTheme="minorHAnsi" w:cstheme="minorHAnsi"/>
         </w:rPr>
-        <w:t>El HistGradientBoosting representa la evolución optimizada del GBM clásico, tomando inspiración de librerías modernas como LightGBM. Su principal mejora consiste en agrupar los datos de las variables continuas (como el precio o los metros cuadrados) en intervalos discretos conocidos como histogramas o "contenedores". Este proceso de discretización permite evaluar muchas menos divisiones en los nodos de cada árbol, lo que acelera enormemente los tiempos de entrenamiento cuando se trabaja con volúmenes de Big Data.</w:t>
+        <w:t xml:space="preserve">El HistGradientBoosting representa la evolución optimizada del GBM clásico, tomando inspiración de librerías modernas como LightGBM. Su principal mejora consiste en agrupar los datos de las variables continuas (como el precio o los metros cuadrados) </w:t>
+      </w:r>
+      <w:r>
+        <w:rPr>
+          <w:rFonts w:asciiTheme="minorHAnsi" w:hAnsiTheme="minorHAnsi" w:cstheme="minorHAnsi"/>
+        </w:rPr>
+        <w:lastRenderedPageBreak/>
+        <w:t>en intervalos discretos conocidos como histogramas o "contenedores". Este proceso de discretización permite evaluar muchas menos divisiones en los nodos de cada árbol, lo que acelera enormemente los tiempos de entrenamiento cuando se trabaja con volúmenes de Big Data.</w:t>
       </w:r>
     </w:p>
     <w:p>
@@ -9767,6 +9796,7 @@
           <w:rFonts w:cstheme="minorHAnsi"/>
           <w:b/>
         </w:rPr>
+        <w:lastRenderedPageBreak/>
         <w:t>Ventajas:</w:t>
       </w:r>
       <w:r>
@@ -9885,6 +9915,7 @@
         <w:rPr>
           <w:rFonts w:cstheme="minorHAnsi"/>
         </w:rPr>
+        <w:lastRenderedPageBreak/>
         <w:t xml:space="preserve">3. </w:t>
       </w:r>
       <w:r>
@@ -10057,6 +10088,7 @@
           <w:b/>
           <w:bCs/>
         </w:rPr>
+        <w:lastRenderedPageBreak/>
         <w:t>2. Adaptabilidad espacial y visual</w:t>
       </w:r>
       <w:r>
@@ -10220,14 +10252,27 @@
       <w:r>
         <w:t xml:space="preserve">Figura </w:t>
       </w:r>
-      <w:fldSimple w:instr=" SEQ Figura \* ARABIC ">
-        <w:r>
-          <w:rPr>
-            <w:noProof/>
-          </w:rPr>
-          <w:t>1</w:t>
-        </w:r>
-      </w:fldSimple>
+      <w:r>
+        <w:fldChar w:fldCharType="begin"/>
+      </w:r>
+      <w:r>
+        <w:instrText xml:space="preserve"> SEQ Figura \* ARABIC </w:instrText>
+      </w:r>
+      <w:r>
+        <w:fldChar w:fldCharType="separate"/>
+      </w:r>
+      <w:r>
+        <w:rPr>
+          <w:noProof/>
+        </w:rPr>
+        <w:t>1</w:t>
+      </w:r>
+      <w:r>
+        <w:rPr>
+          <w:noProof/>
+        </w:rPr>
+        <w:fldChar w:fldCharType="end"/>
+      </w:r>
       <w:r>
         <w:t>: Transformación logarítmica de la variable precio</w:t>
       </w:r>
@@ -10350,7 +10395,14 @@
         <w:rPr>
           <w:rFonts w:cstheme="minorHAnsi"/>
         </w:rPr>
-        <w:t>Los requisitos funcionales establecen los comportamientos, procesos y acciones concretas que el ecosistema TasIA debe ejecutar para satisfacer los objetivos del proyecto. Con el propósito de garantizar la trazabilidad y simplificar la validación durante la etapa de pruebas, se ha asignado un código de identificación único (RF-XX) a cada funcionalidad. En la siguiente tabla se exponen los requisitos funcionales principales, los cuales cubren desde el procesamiento algorítmico en el backend hasta la interacción directa con el usuario a través de la interfaz web (frontend):</w:t>
+        <w:t xml:space="preserve">Los requisitos funcionales establecen los comportamientos, procesos y acciones concretas que el ecosistema TasIA debe ejecutar para satisfacer los objetivos del proyecto. Con el propósito de garantizar la trazabilidad y simplificar la validación durante la etapa de pruebas, se ha asignado un código de identificación único (RF-XX) a cada funcionalidad. En la siguiente tabla se exponen los requisitos funcionales </w:t>
+      </w:r>
+      <w:r>
+        <w:rPr>
+          <w:rFonts w:cstheme="minorHAnsi"/>
+        </w:rPr>
+        <w:lastRenderedPageBreak/>
+        <w:t>principales, los cuales cubren desde el procesamiento algorítmico en el backend hasta la interacción directa con el usuario a través de la interfaz web (frontend):</w:t>
       </w:r>
     </w:p>
     <w:p>
@@ -10716,6 +10768,7 @@
               <w:rPr>
                 <w:rFonts w:cstheme="minorHAnsi"/>
               </w:rPr>
+              <w:lastRenderedPageBreak/>
               <w:t>RF07</w:t>
             </w:r>
           </w:p>
@@ -10792,14 +10845,27 @@
       <w:r>
         <w:t xml:space="preserve">Tabla </w:t>
       </w:r>
-      <w:fldSimple w:instr=" SEQ Tabla \* ARABIC ">
-        <w:r>
-          <w:rPr>
-            <w:noProof/>
-          </w:rPr>
-          <w:t>1</w:t>
-        </w:r>
-      </w:fldSimple>
+      <w:r>
+        <w:fldChar w:fldCharType="begin"/>
+      </w:r>
+      <w:r>
+        <w:instrText xml:space="preserve"> SEQ Tabla \* ARABIC </w:instrText>
+      </w:r>
+      <w:r>
+        <w:fldChar w:fldCharType="separate"/>
+      </w:r>
+      <w:r>
+        <w:rPr>
+          <w:noProof/>
+        </w:rPr>
+        <w:t>1</w:t>
+      </w:r>
+      <w:r>
+        <w:rPr>
+          <w:noProof/>
+        </w:rPr>
+        <w:fldChar w:fldCharType="end"/>
+      </w:r>
       <w:r>
         <w:t>: Requisitos funcionales del sistema.</w:t>
       </w:r>
@@ -11071,6 +11137,7 @@
               <w:rPr>
                 <w:rFonts w:cstheme="minorHAnsi"/>
               </w:rPr>
+              <w:lastRenderedPageBreak/>
               <w:t>RNF05</w:t>
             </w:r>
           </w:p>
@@ -11448,7 +11515,11 @@
               <w:cnfStyle w:val="000000000000" w:firstRow="0" w:lastRow="0" w:firstColumn="0" w:lastColumn="0" w:oddVBand="0" w:evenVBand="0" w:oddHBand="0" w:evenHBand="0" w:firstRowFirstColumn="0" w:firstRowLastColumn="0" w:lastRowFirstColumn="0" w:lastRowLastColumn="0"/>
             </w:pPr>
             <w:r>
-              <w:t>Como usuario, quiero que la aplicación me explique por qué el modelo ha llegado a ese precio (transparencia algorítmica).</w:t>
+              <w:t xml:space="preserve">Como usuario, quiero que la </w:t>
+            </w:r>
+            <w:r>
+              <w:lastRenderedPageBreak/>
+              <w:t>aplicación me explique por qué el modelo ha llegado a ese precio (transparencia algorítmica).</w:t>
             </w:r>
           </w:p>
         </w:tc>
@@ -11461,6 +11532,7 @@
               <w:cnfStyle w:val="000000000000" w:firstRow="0" w:lastRow="0" w:firstColumn="0" w:lastColumn="0" w:oddVBand="0" w:evenVBand="0" w:oddHBand="0" w:evenHBand="0" w:firstRowFirstColumn="0" w:firstRowLastColumn="0" w:lastRowFirstColumn="0" w:lastRowLastColumn="0"/>
             </w:pPr>
             <w:r>
+              <w:lastRenderedPageBreak/>
               <w:t>Alta</w:t>
             </w:r>
           </w:p>
@@ -11643,7 +11715,11 @@
               <w:cnfStyle w:val="000000000000" w:firstRow="0" w:lastRow="0" w:firstColumn="0" w:lastColumn="0" w:oddVBand="0" w:evenVBand="0" w:oddHBand="0" w:evenHBand="0" w:firstRowFirstColumn="0" w:firstRowLastColumn="0" w:lastRowFirstColumn="0" w:lastRowLastColumn="0"/>
             </w:pPr>
             <w:r>
-              <w:t>Como desarrollador, quiero que el pipeline de datos (SQLite → CSV → modelo) sea reproducible con random_state=42.</w:t>
+              <w:t xml:space="preserve">Como desarrollador, quiero que el pipeline de datos (SQLite → CSV → modelo) sea </w:t>
+            </w:r>
+            <w:r>
+              <w:lastRenderedPageBreak/>
+              <w:t>reproducible con random_state=42.</w:t>
             </w:r>
           </w:p>
         </w:tc>
@@ -11656,6 +11732,7 @@
               <w:cnfStyle w:val="000000000000" w:firstRow="0" w:lastRow="0" w:firstColumn="0" w:lastColumn="0" w:oddVBand="0" w:evenVBand="0" w:oddHBand="0" w:evenHBand="0" w:firstRowFirstColumn="0" w:firstRowLastColumn="0" w:lastRowFirstColumn="0" w:lastRowLastColumn="0"/>
             </w:pPr>
             <w:r>
+              <w:lastRenderedPageBreak/>
               <w:t>Alta</w:t>
             </w:r>
           </w:p>
@@ -11890,6 +11967,7 @@
           </w:tcPr>
           <w:p>
             <w:r>
+              <w:lastRenderedPageBreak/>
               <w:t>HU9</w:t>
             </w:r>
           </w:p>
@@ -12024,14 +12102,27 @@
       <w:r>
         <w:t xml:space="preserve">Tabla </w:t>
       </w:r>
-      <w:fldSimple w:instr=" SEQ Tabla \* ARABIC ">
-        <w:r>
-          <w:rPr>
-            <w:noProof/>
-          </w:rPr>
-          <w:t>3</w:t>
-        </w:r>
-      </w:fldSimple>
+      <w:r>
+        <w:fldChar w:fldCharType="begin"/>
+      </w:r>
+      <w:r>
+        <w:instrText xml:space="preserve"> SEQ Tabla \* ARABIC </w:instrText>
+      </w:r>
+      <w:r>
+        <w:fldChar w:fldCharType="separate"/>
+      </w:r>
+      <w:r>
+        <w:rPr>
+          <w:noProof/>
+        </w:rPr>
+        <w:t>3</w:t>
+      </w:r>
+      <w:r>
+        <w:rPr>
+          <w:noProof/>
+        </w:rPr>
+        <w:fldChar w:fldCharType="end"/>
+      </w:r>
       <w:r>
         <w:t>: Historias de usuario del sistema TasIA.</w:t>
       </w:r>
@@ -12183,6 +12274,7 @@
         <w:rPr>
           <w:rFonts w:cstheme="minorHAnsi"/>
         </w:rPr>
+        <w:lastRenderedPageBreak/>
         <w:t>8: complejo</w:t>
       </w:r>
     </w:p>
@@ -12385,7 +12477,14 @@
         <w:rPr>
           <w:rFonts w:cstheme="minorHAnsi"/>
         </w:rPr>
-        <w:t xml:space="preserve"> Desde una perspectiva ética, cualquier herramienta tecnológica diseñada para tasar el patrimonio económico de un ciudadano debe ser transparente y auditable. Este imperativo moral y legal es el que justifica la principal decisión algorítmica de esta investigación: la imposición de restricciones monotónicas en el modelo HistGradientBoosting y la relegación de las Redes Neuronales a meros extractores de imágenes. Al forzar matemáticamente al modelo predictivo a interiorizar reglas de sentido común (como garantizar que una reforma recién hecha siempre aporte valor), el proyecto consigue que las predicciones generadas sean justas, lógicas y perfectamente comprensibles para cualquier usuario sin conocimientos técnicos.</w:t>
+        <w:t xml:space="preserve"> Desde una perspectiva ética, cualquier herramienta tecnológica diseñada para tasar el patrimonio económico de un ciudadano debe ser transparente y auditable. Este imperativo moral y legal es el que justifica la principal decisión algorítmica de esta investigación: la imposición de restricciones monotónicas en el modelo HistGradientBoosting y la relegación de las Redes Neuronales a meros </w:t>
+      </w:r>
+      <w:r>
+        <w:rPr>
+          <w:rFonts w:cstheme="minorHAnsi"/>
+        </w:rPr>
+        <w:lastRenderedPageBreak/>
+        <w:t>extractores de imágenes. Al forzar matemáticamente al modelo predictivo a interiorizar reglas de sentido común (como garantizar que una reforma recién hecha siempre aporte valor), el proyecto consigue que las predicciones generadas sean justas, lógicas y perfectamente comprensibles para cualquier usuario sin conocimientos técnicos.</w:t>
       </w:r>
     </w:p>
     <w:p>
@@ -12490,7 +12589,14 @@
         <w:rPr>
           <w:rFonts w:cstheme="minorHAnsi"/>
         </w:rPr>
-        <w:t>La información base procede de extracción web automatizada (Web Scraping) realizada directamente sobre el portal pisos.com, uno de los principales marketplaces inmobiliarios de España. El motor de extracción se construyó con Playwright en modo Stealth, una librería de automatización de navegadores que permite simular comportamiento humano real para sortear los sistemas de detección anti-bot. Se implementaron mecanismos de resiliencia como la rotación dinámica de User-Agents, retrasos aleatorios entre peticiones y un sistema de checkpoint (vlm_checkpoint.json) que registra el progreso tras cada iteración, garantizando la reanudación automática del proceso ante interrupciones sin pérdida de datos. El pipeline de datos quedó automatizado mediante el Programador de Tareas de Windows, ejecutando tandas periódicas de scraping sin intervención humana. Como respaldan investigaciones recientes en economía urbana, la extracción web se ha convertido en una herramienta fundamental para superar la latencia y opacidad de los registros oficiales (Boeing y Waddell, 2017).</w:t>
+        <w:t xml:space="preserve">La información base procede de extracción web automatizada (Web Scraping) realizada directamente sobre el portal pisos.com, uno de los principales marketplaces inmobiliarios de España. El motor de extracción se construyó con Playwright en modo Stealth, una librería de automatización de navegadores que permite simular comportamiento humano real para sortear los sistemas de detección anti-bot. Se implementaron mecanismos de resiliencia como la rotación dinámica de User-Agents, retrasos aleatorios entre peticiones y un sistema de checkpoint (vlm_checkpoint.json) que registra el progreso tras cada iteración, garantizando la reanudación automática del proceso ante interrupciones sin pérdida de datos. El pipeline de datos quedó automatizado mediante el Programador de Tareas de Windows, ejecutando tandas periódicas de scraping sin intervención humana. Como respaldan investigaciones recientes en economía urbana, la extracción web se ha convertido en una herramienta </w:t>
+      </w:r>
+      <w:r>
+        <w:rPr>
+          <w:rFonts w:cstheme="minorHAnsi"/>
+        </w:rPr>
+        <w:lastRenderedPageBreak/>
+        <w:t>fundamental para superar la latencia y opacidad de los registros oficiales (Boeing y Waddell, 2017).</w:t>
       </w:r>
     </w:p>
     <w:p>
@@ -12607,7 +12713,14 @@
         <w:rPr>
           <w:rFonts w:cstheme="minorHAnsi"/>
         </w:rPr>
-        <w:t>0 inmuebles y continúa creciendo de forma autónoma.</w:t>
+        <w:t xml:space="preserve">0 inmuebles y continúa creciendo de forma </w:t>
+      </w:r>
+      <w:r>
+        <w:rPr>
+          <w:rFonts w:cstheme="minorHAnsi"/>
+        </w:rPr>
+        <w:lastRenderedPageBreak/>
+        <w:t>autónoma.</w:t>
       </w:r>
       <w:r>
         <w:rPr>
@@ -12746,7 +12859,14 @@
         <w:rPr>
           <w:rFonts w:cstheme="minorHAnsi"/>
         </w:rPr>
-        <w:t>Antes de proceder a la fase de modelado algorítmico, es imperativo realizar un Análisis Exploratorio de Datos (EDA, por sus siglas en inglés). Como estableció Tukey (1977), el análisis exploratorio visual y estadístico es fundamental para comprender las distribuciones subyacentes, detectar anomalías y formular hipótesis sobre el comportamiento de las variables antes de aplicar inferencia estadística compleja.Para el conjunto de datos de TasIA, el análisis inicial se centró en tres dimensiones críticas: la distribución de la variable objetivo, la representatividad geográfica y la relación bivariada de las características principales.</w:t>
+        <w:t xml:space="preserve">Antes de proceder a la fase de modelado algorítmico, es imperativo realizar un Análisis Exploratorio de Datos (EDA, por sus siglas en inglés). Como estableció Tukey (1977), el análisis exploratorio visual y estadístico es fundamental para comprender las distribuciones subyacentes, detectar anomalías y formular hipótesis sobre el </w:t>
+      </w:r>
+      <w:r>
+        <w:rPr>
+          <w:rFonts w:cstheme="minorHAnsi"/>
+        </w:rPr>
+        <w:lastRenderedPageBreak/>
+        <w:t>comportamiento de las variables antes de aplicar inferencia estadística compleja.Para el conjunto de datos de TasIA, el análisis inicial se centró en tres dimensiones críticas: la distribución de la variable objetivo, la representatividad geográfica y la relación bivariada de las características principales.</w:t>
       </w:r>
     </w:p>
     <w:p>
@@ -12843,14 +12963,27 @@
       <w:r>
         <w:t xml:space="preserve">Figura </w:t>
       </w:r>
-      <w:fldSimple w:instr=" SEQ Figura \* ARABIC ">
-        <w:r>
-          <w:rPr>
-            <w:noProof/>
-          </w:rPr>
-          <w:t>3</w:t>
-        </w:r>
-      </w:fldSimple>
+      <w:r>
+        <w:fldChar w:fldCharType="begin"/>
+      </w:r>
+      <w:r>
+        <w:instrText xml:space="preserve"> SEQ Figura \* ARABIC </w:instrText>
+      </w:r>
+      <w:r>
+        <w:fldChar w:fldCharType="separate"/>
+      </w:r>
+      <w:r>
+        <w:rPr>
+          <w:noProof/>
+        </w:rPr>
+        <w:t>3</w:t>
+      </w:r>
+      <w:r>
+        <w:rPr>
+          <w:noProof/>
+        </w:rPr>
+        <w:fldChar w:fldCharType="end"/>
+      </w:r>
       <w:r>
         <w:t>: Matriz de correlación de variables numéricas</w:t>
       </w:r>
@@ -12871,6 +13004,7 @@
           <w:color w:val="444444"/>
           <w:sz w:val="18"/>
         </w:rPr>
+        <w:lastRenderedPageBreak/>
         <w:t xml:space="preserve">Figura </w:t>
       </w:r>
       <w:r>
@@ -13025,14 +13159,27 @@
       <w:r>
         <w:t xml:space="preserve">Figura </w:t>
       </w:r>
-      <w:fldSimple w:instr=" SEQ Figura \* ARABIC ">
-        <w:r>
-          <w:rPr>
-            <w:noProof/>
-          </w:rPr>
-          <w:t>4</w:t>
-        </w:r>
-      </w:fldSimple>
+      <w:r>
+        <w:fldChar w:fldCharType="begin"/>
+      </w:r>
+      <w:r>
+        <w:instrText xml:space="preserve"> SEQ Figura \* ARABIC </w:instrText>
+      </w:r>
+      <w:r>
+        <w:fldChar w:fldCharType="separate"/>
+      </w:r>
+      <w:r>
+        <w:rPr>
+          <w:noProof/>
+        </w:rPr>
+        <w:t>4</w:t>
+      </w:r>
+      <w:r>
+        <w:rPr>
+          <w:noProof/>
+        </w:rPr>
+        <w:fldChar w:fldCharType="end"/>
+      </w:r>
       <w:r>
         <w:t>: Impacto real de las amenidades (Mediana)</w:t>
       </w:r>
@@ -13053,6 +13200,7 @@
           <w:color w:val="444444"/>
           <w:sz w:val="18"/>
         </w:rPr>
+        <w:lastRenderedPageBreak/>
         <w:t xml:space="preserve">Figura </w:t>
       </w:r>
       <w:r>
@@ -13206,14 +13354,27 @@
       <w:r>
         <w:t xml:space="preserve">Figura </w:t>
       </w:r>
-      <w:fldSimple w:instr=" SEQ Figura \* ARABIC ">
-        <w:r>
-          <w:rPr>
-            <w:noProof/>
-          </w:rPr>
-          <w:t>5</w:t>
-        </w:r>
-      </w:fldSimple>
+      <w:r>
+        <w:fldChar w:fldCharType="begin"/>
+      </w:r>
+      <w:r>
+        <w:instrText xml:space="preserve"> SEQ Figura \* ARABIC </w:instrText>
+      </w:r>
+      <w:r>
+        <w:fldChar w:fldCharType="separate"/>
+      </w:r>
+      <w:r>
+        <w:rPr>
+          <w:noProof/>
+        </w:rPr>
+        <w:t>5</w:t>
+      </w:r>
+      <w:r>
+        <w:rPr>
+          <w:noProof/>
+        </w:rPr>
+        <w:fldChar w:fldCharType="end"/>
+      </w:r>
       <w:r>
         <w:t>: Validación del modelo ResNet50 (Etiquetado IA)</w:t>
       </w:r>
@@ -13288,6 +13449,7 @@
         <w:rPr>
           <w:rFonts w:asciiTheme="minorHAnsi" w:hAnsiTheme="minorHAnsi" w:cstheme="minorHAnsi"/>
         </w:rPr>
+        <w:lastRenderedPageBreak/>
         <w:t>Preprocesado y limpieza</w:t>
       </w:r>
       <w:bookmarkEnd w:id="47"/>
@@ -13407,7 +13569,14 @@
         <w:rPr>
           <w:rFonts w:cstheme="minorHAnsi"/>
         </w:rPr>
-        <w:t>La ingeniería de características es el proceso de utilizar el conocimiento del dominio para extraer variables de mayor valor predictivo a partir de los datos brutos, facilitando el aprendizaje del algoritmo (Zheng y Casari, 2018). En el desarrollo de TasIA, este paso resultó crítico para dotar al modelo de Machine Learning del contexto geoespacial necesario para emular la intuición de un tasador humano.</w:t>
+        <w:t xml:space="preserve">La ingeniería de características es el proceso de utilizar el conocimiento del dominio para extraer variables de mayor valor predictivo a partir de los datos brutos, facilitando el </w:t>
+      </w:r>
+      <w:r>
+        <w:rPr>
+          <w:rFonts w:cstheme="minorHAnsi"/>
+        </w:rPr>
+        <w:lastRenderedPageBreak/>
+        <w:t>aprendizaje del algoritmo (Zheng y Casari, 2018). En el desarrollo de TasIA, este paso resultó crítico para dotar al modelo de Machine Learning del contexto geoespacial necesario para emular la intuición de un tasador humano.</w:t>
       </w:r>
     </w:p>
     <w:p>
@@ -13526,7 +13695,14 @@
         <w:rPr>
           <w:rFonts w:cstheme="minorHAnsi"/>
         </w:rPr>
-        <w:t>Dado el sesgo positivo inherente a los precios inmobiliarios (donde una minoría de activos alcanza valores atípicos superiores al millón de euros), entrenar el modelo directamente sobre el precio absoluto (€) provocaría que los errores de predicción en propiedades de lujo penalizaran excesivamente la función de pérdida. Para mitigar este efecto, se aplicó una transformación logarítmica a la variable dependiente ($y = \log(precio)$). Esta transformación estabiliza la varianza y permite que el modelo optimice sus predicciones basándose en errores porcentuales (relativos) en lugar de errores absolutos, alineándose con las metodologías econométricas estándar.</w:t>
+        <w:t xml:space="preserve">Dado el sesgo positivo inherente a los precios inmobiliarios (donde una minoría de activos alcanza valores atípicos superiores al millón de euros), entrenar el modelo directamente sobre el precio absoluto (€) provocaría que los errores de predicción en propiedades de lujo penalizaran excesivamente la función de pérdida. Para mitigar este efecto, se aplicó una transformación logarítmica a la variable dependiente ($y = \log(precio)$). Esta transformación estabiliza la varianza y permite que el modelo </w:t>
+      </w:r>
+      <w:r>
+        <w:rPr>
+          <w:rFonts w:cstheme="minorHAnsi"/>
+        </w:rPr>
+        <w:lastRenderedPageBreak/>
+        <w:t>optimice sus predicciones basándose en errores porcentuales (relativos) en lugar de errores absolutos, alineándose con las metodologías econométricas estándar.</w:t>
       </w:r>
     </w:p>
     <w:p>
@@ -13645,6 +13821,7 @@
         <w:rPr>
           <w:rFonts w:cstheme="minorHAnsi"/>
         </w:rPr>
+        <w:lastRenderedPageBreak/>
         <w:t>Resolución: Para salvaguardar la calidad del dataset, se diseñó un pipeline de preprocesamiento restrictivo. En lugar de aplicar técnicas de imputación estadística ciega (que podrían inventar patrones irreales en el mercado), se optó por la eliminación estricta de registros incompletos o atípicos (outliers extremos), primando la veracidad y calidad de las observaciones por encima del volumen bruto de datos.</w:t>
       </w:r>
     </w:p>
@@ -13739,7 +13916,14 @@
         <w:rPr>
           <w:rFonts w:cstheme="minorHAnsi"/>
         </w:rPr>
-        <w:t>Resolución: Para evitar que el algoritmo penalice activos por factores ajenos a su valor arquitectónico, el conjunto de datos fue purgado de cualquier variable socioeconómica o demográfica. TasIA no tiene acceso a la renta per cápita, origen étnico, ni tasa de criminalidad de los barrios. Sus predicciones se basan única y exclusivamente en las características físicas del inmueble (superficie, estado, infraestructura) y en su relación métrica con el entorno mediante ratios normalizados (ratio_metros_zona). De este modo, se garantiza una tasación objetiva, justa y basada puramente en los fundamentos de la teoría hedónica.</w:t>
+        <w:t xml:space="preserve">Resolución: Para evitar que el algoritmo penalice activos por factores ajenos a su valor arquitectónico, el conjunto de datos fue purgado de cualquier variable socioeconómica o demográfica. TasIA no tiene acceso a la renta per cápita, origen étnico, ni tasa de criminalidad de los barrios. Sus predicciones se basan </w:t>
+      </w:r>
+      <w:r>
+        <w:rPr>
+          <w:rFonts w:cstheme="minorHAnsi"/>
+        </w:rPr>
+        <w:lastRenderedPageBreak/>
+        <w:t>única y exclusivamente en las características físicas del inmueble (superficie, estado, infraestructura) y en su relación métrica con el entorno mediante ratios normalizados (ratio_metros_zona). De este modo, se garantiza una tasación objetiva, justa y basada puramente en los fundamentos de la teoría hedónica.</w:t>
       </w:r>
     </w:p>
     <w:p>
@@ -13949,7 +14133,14 @@
         <w:rPr>
           <w:rFonts w:cstheme="minorHAnsi"/>
         </w:rPr>
-        <w:t>), utilizado para optimizar los pesos de las redes neuronales y los nodos de los árboles; y un 20% se reservó como conjunto de prueba (</w:t>
+        <w:t xml:space="preserve">), utilizado para optimizar los pesos de las redes neuronales y los nodos de los árboles; y un 20% se </w:t>
+      </w:r>
+      <w:r>
+        <w:rPr>
+          <w:rFonts w:cstheme="minorHAnsi"/>
+        </w:rPr>
+        <w:lastRenderedPageBreak/>
+        <w:t>reservó como conjunto de prueba (</w:t>
       </w:r>
       <w:r>
         <w:rPr>
@@ -14189,6 +14380,7 @@
           <w:b/>
           <w:bCs/>
         </w:rPr>
+        <w:lastRenderedPageBreak/>
         <w:t xml:space="preserve">1. </w:t>
       </w:r>
       <w:r>
@@ -14388,6 +14580,7 @@
         <w:rPr>
           <w:rFonts w:cstheme="minorHAnsi"/>
         </w:rPr>
+        <w:lastRenderedPageBreak/>
         <w:t>Diagrama de Arquitectura de TasIA</w:t>
       </w:r>
     </w:p>
@@ -14467,14 +14660,27 @@
       <w:r>
         <w:t xml:space="preserve">Figura </w:t>
       </w:r>
-      <w:fldSimple w:instr=" SEQ Figura \* ARABIC ">
-        <w:r>
-          <w:rPr>
-            <w:noProof/>
-          </w:rPr>
-          <w:t>8</w:t>
-        </w:r>
-      </w:fldSimple>
+      <w:r>
+        <w:fldChar w:fldCharType="begin"/>
+      </w:r>
+      <w:r>
+        <w:instrText xml:space="preserve"> SEQ Figura \* ARABIC </w:instrText>
+      </w:r>
+      <w:r>
+        <w:fldChar w:fldCharType="separate"/>
+      </w:r>
+      <w:r>
+        <w:rPr>
+          <w:noProof/>
+        </w:rPr>
+        <w:t>8</w:t>
+      </w:r>
+      <w:r>
+        <w:rPr>
+          <w:noProof/>
+        </w:rPr>
+        <w:fldChar w:fldCharType="end"/>
+      </w:r>
       <w:r>
         <w:t>: Evaluación del modelo maestro: Precio real vs predicho</w:t>
       </w:r>
@@ -14577,7 +14783,14 @@
         <w:rPr>
           <w:rFonts w:cstheme="minorHAnsi"/>
         </w:rPr>
-        <w:t xml:space="preserve"> real, el algoritmo seleccionado debe satisfacer tres criterios excluyentes: alta capacidad de generalización (precisión), viabilidad en producción (baja latencia computacional) y auditabilidad (cumplimiento de la lógica de negocio).</w:t>
+        <w:t xml:space="preserve"> real, el algoritmo seleccionado </w:t>
+      </w:r>
+      <w:r>
+        <w:rPr>
+          <w:rFonts w:cstheme="minorHAnsi"/>
+        </w:rPr>
+        <w:lastRenderedPageBreak/>
+        <w:t>debe satisfacer tres criterios excluyentes: alta capacidad de generalización (precisión), viabilidad en producción (baja latencia computacional) y auditabilidad (cumplimiento de la lógica de negocio).</w:t>
       </w:r>
     </w:p>
     <w:p>
@@ -14807,7 +15020,14 @@
         <w:rPr>
           <w:rFonts w:cstheme="minorHAnsi"/>
         </w:rPr>
-        <w:t xml:space="preserve"> agrupa las variables continuas en histogramas discretos (contenedores de memoria). Esta técnica reduce drásticamente el número de divisiones evaluadas en cada nodo del árbol.</w:t>
+        <w:t xml:space="preserve"> agrupa las variables continuas en histogramas discretos (contenedores de memoria). </w:t>
+      </w:r>
+      <w:r>
+        <w:rPr>
+          <w:rFonts w:cstheme="minorHAnsi"/>
+        </w:rPr>
+        <w:lastRenderedPageBreak/>
+        <w:t>Esta técnica reduce drásticamente el número de divisiones evaluadas en cada nodo del árbol.</w:t>
       </w:r>
     </w:p>
     <w:p>
@@ -14926,6 +15146,7 @@
           <w:rFonts w:cstheme="minorHAnsi"/>
           <w:noProof/>
         </w:rPr>
+        <w:lastRenderedPageBreak/>
         <w:drawing>
           <wp:inline distT="0" distB="0" distL="0" distR="0" wp14:anchorId="33362E46" wp14:editId="3AC2BD16">
             <wp:extent cx="5396230" cy="3208655"/>
@@ -14979,14 +15200,27 @@
       <w:r>
         <w:t xml:space="preserve">Figura </w:t>
       </w:r>
-      <w:fldSimple w:instr=" SEQ Figura \* ARABIC ">
-        <w:r>
-          <w:rPr>
-            <w:noProof/>
-          </w:rPr>
-          <w:t>9</w:t>
-        </w:r>
-      </w:fldSimple>
+      <w:r>
+        <w:fldChar w:fldCharType="begin"/>
+      </w:r>
+      <w:r>
+        <w:instrText xml:space="preserve"> SEQ Figura \* ARABIC </w:instrText>
+      </w:r>
+      <w:r>
+        <w:fldChar w:fldCharType="separate"/>
+      </w:r>
+      <w:r>
+        <w:rPr>
+          <w:noProof/>
+        </w:rPr>
+        <w:t>9</w:t>
+      </w:r>
+      <w:r>
+        <w:rPr>
+          <w:noProof/>
+        </w:rPr>
+        <w:fldChar w:fldCharType="end"/>
+      </w:r>
       <w:r>
         <w:t>: Distribución de errores (residuos) de predicción</w:t>
       </w:r>
@@ -15150,6 +15384,7 @@
         <w:rPr>
           <w:rFonts w:cstheme="minorHAnsi"/>
         </w:rPr>
+        <w:lastRenderedPageBreak/>
         <w:t xml:space="preserve">Python (3.x): Lenguaje de programación vehicular de todo el proyecto. Su elección es indiscutible al ser el estándar de facto en el ecosistema del </w:t>
       </w:r>
       <w:r>
@@ -15353,7 +15588,14 @@
         <w:rPr>
           <w:rFonts w:cstheme="minorHAnsi"/>
         </w:rPr>
-        <w:t xml:space="preserve"> por su superior rendimiento al manejar grandes matrices numéricas generadas por árboles de decisión, garantizando tiempos de carga en milisegundos durante la inferencia en producción.</w:t>
+        <w:t xml:space="preserve"> por su superior rendimiento al manejar grandes matrices numéricas generadas por árboles de </w:t>
+      </w:r>
+      <w:r>
+        <w:rPr>
+          <w:rFonts w:cstheme="minorHAnsi"/>
+        </w:rPr>
+        <w:lastRenderedPageBreak/>
+        <w:t>decisión, garantizando tiempos de carga en milisegundos durante la inferencia en producción.</w:t>
       </w:r>
     </w:p>
     <w:p>
@@ -15744,7 +15986,14 @@
         <w:rPr>
           <w:rFonts w:cstheme="minorHAnsi"/>
         </w:rPr>
-        <w:t xml:space="preserve"> heurístico) y las pruebas unitarias de inferencia a través de la librería Streamlit (app.py) se llevaron a cabo en una máquina local estándar (arquitectura x64), demostrando que, una vez el modelo .joblib está entrenado, el sistema es lo suficientemente ligero como para ejecutarse en hardware de consumo sin necesidad de aceleración gráfica dedicada.</w:t>
+        <w:t xml:space="preserve"> heurístico) y las pruebas unitarias de inferencia a través de la librería Streamlit (app.py) se llevaron a cabo en una máquina local estándar (arquitectura x64), demostrando que, una vez el modelo .joblib está entrenado, </w:t>
+      </w:r>
+      <w:r>
+        <w:rPr>
+          <w:rFonts w:cstheme="minorHAnsi"/>
+        </w:rPr>
+        <w:lastRenderedPageBreak/>
+        <w:t>el sistema es lo suficientemente ligero como para ejecutarse en hardware de consumo sin necesidad de aceleración gráfica dedicada.</w:t>
       </w:r>
     </w:p>
     <w:p>
@@ -16016,7 +16265,11 @@
           </w:tcPr>
           <w:p>
             <w:r>
-              <w:t>Entrenamiento del clasificador CNN (ResNet50) para la categorización y filtrado de fotografías del inmueble.</w:t>
+              <w:t xml:space="preserve">Entrenamiento del clasificador CNN (ResNet50) para la </w:t>
+            </w:r>
+            <w:r>
+              <w:lastRenderedPageBreak/>
+              <w:t>categorización y filtrado de fotografías del inmueble.</w:t>
             </w:r>
           </w:p>
         </w:tc>
@@ -16028,6 +16281,7 @@
           </w:tcPr>
           <w:p>
             <w:r>
+              <w:lastRenderedPageBreak/>
               <w:t>Visualización</w:t>
             </w:r>
           </w:p>
@@ -16303,6 +16557,7 @@
         <w:rPr>
           <w:rFonts w:cstheme="minorHAnsi"/>
         </w:rPr>
+        <w:lastRenderedPageBreak/>
         <w:t>Notebook 3 (Entrenamiento del Modelo):</w:t>
       </w:r>
       <w:r>
@@ -16502,6 +16757,7 @@
         <w:rPr>
           <w:rFonts w:cstheme="minorHAnsi"/>
         </w:rPr>
+        <w:lastRenderedPageBreak/>
         <w:t>Renderizado (</w:t>
       </w:r>
       <w:r>
@@ -16686,6 +16942,7 @@
         <w:rPr>
           <w:rFonts w:cstheme="minorHAnsi"/>
         </w:rPr>
+        <w:lastRenderedPageBreak/>
         <w:t>Para el ajuste fino (</w:t>
       </w:r>
       <w:r>
@@ -16837,7 +17094,14 @@
         <w:rPr>
           <w:rFonts w:cstheme="minorHAnsi"/>
         </w:rPr>
-        <w:t>La instanciación de un algoritmo con sus hiperparámetros por defecto rara vez produce el modelo óptimo para un conjunto de datos específico. Para maximizar el rendimiento predictivo de TasIA y controlar la varianza (riesgo de sobreajuste), se implementó un proceso riguroso de ajuste de hiperparámetros (</w:t>
+        <w:t xml:space="preserve">La instanciación de un algoritmo con sus hiperparámetros por defecto rara vez produce el modelo óptimo para un conjunto de datos específico. Para maximizar el rendimiento predictivo de TasIA y controlar la varianza (riesgo de sobreajuste), se implementó un </w:t>
+      </w:r>
+      <w:r>
+        <w:rPr>
+          <w:rFonts w:cstheme="minorHAnsi"/>
+        </w:rPr>
+        <w:lastRenderedPageBreak/>
+        <w:t>proceso riguroso de ajuste de hiperparámetros (</w:t>
       </w:r>
       <w:r>
         <w:rPr>
@@ -17098,7 +17362,14 @@
         <w:rPr>
           <w:rFonts w:cstheme="minorHAnsi"/>
         </w:rPr>
-        <w:t xml:space="preserve"> Un aspecto metodológico vital durante esta fase fue el tratamiento de las restricciones monotónicas (monotonic_cst). Durante el proceso de </w:t>
+        <w:t xml:space="preserve"> Un aspecto metodológico vital durante esta fase fue el tratamiento de las restricciones monotónicas </w:t>
+      </w:r>
+      <w:r>
+        <w:rPr>
+          <w:rFonts w:cstheme="minorHAnsi"/>
+        </w:rPr>
+        <w:lastRenderedPageBreak/>
+        <w:t xml:space="preserve">(monotonic_cst). Durante el proceso de </w:t>
       </w:r>
       <w:r>
         <w:rPr>
@@ -17307,7 +17578,14 @@
         <w:rPr>
           <w:rFonts w:cstheme="minorHAnsi"/>
         </w:rPr>
-        <w:t xml:space="preserve"> agrupa previamente las variables continuas en contenedores de memoria discretos o histogramas (bins). Como documentaron Ke et al. (2017) en el desarrollo de esta técnica, esto reduce la complejidad a O(n), permitiendo que el tiempo de entrenamiento de TasIA escale de forma casi lineal. Si el </w:t>
+        <w:t xml:space="preserve"> agrupa previamente las variables continuas en </w:t>
+      </w:r>
+      <w:r>
+        <w:rPr>
+          <w:rFonts w:cstheme="minorHAnsi"/>
+        </w:rPr>
+        <w:lastRenderedPageBreak/>
+        <w:t xml:space="preserve">contenedores de memoria discretos o histogramas (bins). Como documentaron Ke et al. (2017) en el desarrollo de esta técnica, esto reduce la complejidad a O(n), permitiendo que el tiempo de entrenamiento de TasIA escale de forma casi lineal. Si el </w:t>
       </w:r>
       <w:r>
         <w:rPr>
@@ -17528,7 +17806,14 @@
         <w:rPr>
           <w:rFonts w:cstheme="minorHAnsi"/>
         </w:rPr>
-        <w:t>) y replicarse en múltiples servidores en la nube detrás de un balanceador de carga, distribuyendo las peticiones concurrentes de forma transparente y sin cuellos de botella.</w:t>
+        <w:t xml:space="preserve">) y replicarse en múltiples servidores en la nube detrás de un </w:t>
+      </w:r>
+      <w:r>
+        <w:rPr>
+          <w:rFonts w:cstheme="minorHAnsi"/>
+        </w:rPr>
+        <w:lastRenderedPageBreak/>
+        <w:t>balanceador de carga, distribuyendo las peticiones concurrentes de forma transparente y sin cuellos de botella.</w:t>
       </w:r>
     </w:p>
     <w:p>
@@ -17729,6 +18014,7 @@
           <w:i/>
           <w:iCs/>
         </w:rPr>
+        <w:lastRenderedPageBreak/>
         <w:t>Justificación:</w:t>
       </w:r>
       <w:r>
@@ -17993,6 +18279,7 @@
         <w:rPr>
           <w:rFonts w:cstheme="minorHAnsi"/>
         </w:rPr>
+        <w:lastRenderedPageBreak/>
         <w:t>La combinación de estas cuatro métricas garantiza una evaluación holística: el RMSE y el R^2 aseguran la rigurosidad matemática del algoritmo, mientras que el MAE y el MAPE traducen esos resultados a indicadores clave de rendimiento (KPIs) comprensibles para el sector de la tasación tradicional.</w:t>
       </w:r>
     </w:p>
@@ -18206,6 +18493,7 @@
         <w:rPr>
           <w:rFonts w:cstheme="minorHAnsi"/>
         </w:rPr>
+        <w:lastRenderedPageBreak/>
         <w:t xml:space="preserve">En su lugar, el conjunto de </w:t>
       </w:r>
       <w:r>
@@ -18508,7 +18796,7 @@
         <w:rPr>
           <w:rFonts w:cstheme="minorHAnsi"/>
         </w:rPr>
-        <w:t>A continuación, se presentan las métricas de rendimiento obtenidas por el modelo final HistGradientBoostingRegressor, entrenado sobre el corpus de propiedades etiquetadas y evaluado sobre el Test Set reservado (20% de la muestra):RMSE (Test Set): 264.055 €Este valor debe interpretarse en el contexto del dataset. Las propiedades etiquetadas provienen directamente del mercado real y cubren desde pisos de lujo en zonas céntricas hasta inmuebles a reformar en la periferia. Esta distribución heterogénea eleva la varianza del precio y, con ella, el error absoluto en euros — un comportamiento esperado en datasets reales y que mejora progresivamente conforme crece el corpus.</w:t>
+        <w:t>A continuación, se presentan las métricas de rendimiento obtenidas por el modelo final HistGradientBoostingRegressor, entrenado sobre el corpus de propiedades etiquetadas y evaluado sobre el Test Set reservado (20% de la muestra):RMSE (Test Set): 237.018 €Este valor debe interpretarse en el contexto del dataset. Las propiedades etiquetadas provienen directamente del mercado real y cubren desde pisos de lujo en zonas céntricas hasta inmuebles a reformar en la periferia. Esta distribución heterogénea eleva la varianza del precio y, con ella, el error absoluto en euros — un comportamiento esperado en datasets reales y que mejora progresivamente conforme crece el corpus.</w:t>
       </w:r>
     </w:p>
     <w:tbl>
@@ -18601,7 +18889,7 @@
           </w:tcPr>
           <w:p>
             <w:r>
-              <w:t>0.931</w:t>
+              <w:t>0.911</w:t>
             </w:r>
           </w:p>
         </w:tc>
@@ -18621,7 +18909,11 @@
           </w:tcPr>
           <w:p>
             <w:r>
-              <w:t>El modelo explica el 93,1% de la variabilidad del precio de los inmuebles, mostrando una alta robustez explicativa.</w:t>
+              <w:t xml:space="preserve">El modelo explica el 91,06% de la variabilidad del precio de los inmuebles, mostrando una alta </w:t>
+            </w:r>
+            <w:r>
+              <w:lastRenderedPageBreak/>
+              <w:t>robustez explicativa.</w:t>
             </w:r>
           </w:p>
         </w:tc>
@@ -18633,6 +18925,7 @@
           </w:tcPr>
           <w:p>
             <w:r>
+              <w:lastRenderedPageBreak/>
               <w:t>Error Absoluto Medio (MAE)</w:t>
             </w:r>
           </w:p>
@@ -18685,7 +18978,7 @@
           </w:tcPr>
           <w:p>
             <w:r>
-              <w:t>19%</w:t>
+              <w:t>18,06%</w:t>
             </w:r>
           </w:p>
         </w:tc>
@@ -18705,7 +18998,7 @@
           </w:tcPr>
           <w:p>
             <w:r>
-              <w:t>El error relativo medio del 19% sitúa a TasIA en un nivel de precisión muy competitivo para valoraciones automatizadas en mercados reales.</w:t>
+              <w:t>El error relativo medio del 18,06% sitúa a TasIA en un nivel de precisión muy competitivo para valoraciones automatizadas en mercados reales.</w:t>
             </w:r>
           </w:p>
         </w:tc>
@@ -18727,7 +19020,7 @@
           </w:tcPr>
           <w:p>
             <w:r>
-              <w:t>264.055</w:t>
+              <w:t>237.018</w:t>
             </w:r>
           </w:p>
         </w:tc>
@@ -18747,7 +19040,11 @@
           </w:tcPr>
           <w:p>
             <w:r>
-              <w:t>Error cuadrático medio medido sobre el Test Set, penalizando desviaciones grandes. Es coherente con la variabilidad del dataset de mercado real.</w:t>
+              <w:t xml:space="preserve">Error cuadrático medio medido sobre el Test Set, penalizando desviaciones grandes. Es coherente con la variabilidad del </w:t>
+            </w:r>
+            <w:r>
+              <w:lastRenderedPageBreak/>
+              <w:t>dataset de mercado real.</w:t>
             </w:r>
           </w:p>
         </w:tc>
@@ -18856,14 +19153,27 @@
       <w:r>
         <w:t xml:space="preserve">Figura </w:t>
       </w:r>
-      <w:fldSimple w:instr=" SEQ Figura \* ARABIC ">
-        <w:r>
-          <w:rPr>
-            <w:noProof/>
-          </w:rPr>
-          <w:t>10</w:t>
-        </w:r>
-      </w:fldSimple>
+      <w:r>
+        <w:fldChar w:fldCharType="begin"/>
+      </w:r>
+      <w:r>
+        <w:instrText xml:space="preserve"> SEQ Figura \* ARABIC </w:instrText>
+      </w:r>
+      <w:r>
+        <w:fldChar w:fldCharType="separate"/>
+      </w:r>
+      <w:r>
+        <w:rPr>
+          <w:noProof/>
+        </w:rPr>
+        <w:t>10</w:t>
+      </w:r>
+      <w:r>
+        <w:rPr>
+          <w:noProof/>
+        </w:rPr>
+        <w:fldChar w:fldCharType="end"/>
+      </w:r>
       <w:r>
         <w:t>: Importancia de las variables (Permutation Feature Importance)</w:t>
       </w:r>
@@ -18882,6 +19192,7 @@
           <w:i/>
           <w:sz w:val="20"/>
         </w:rPr>
+        <w:lastRenderedPageBreak/>
         <w:t xml:space="preserve">Figura </w:t>
       </w:r>
       <w:r>
@@ -19082,6 +19393,7 @@
           <w:b/>
           <w:bCs/>
         </w:rPr>
+        <w:lastRenderedPageBreak/>
         <w:t>1. Comparativa frente a Modelos Econométricos Tradicionales</w:t>
       </w:r>
       <w:r>
@@ -19176,7 +19488,7 @@
         <w:rPr>
           <w:rFonts w:cstheme="minorHAnsi"/>
         </w:rPr>
-        <w:t>TasIA supera este benchmark académico logrando un MAPE del 19%. Esta mejora del rendimiento se atribuye directamente al éxito de la fase de Feature Engineering (la inyección de los ratios espaciales de la micro-zona), lo que demuestra que proporcionar contexto local al algoritmo es estadísticamente más efectivo que aumentar ciegamente la profundidad de los árboles.</w:t>
+        <w:t>TasIA supera este benchmark académico logrando un MAPE del 18,06%. Esta mejora del rendimiento se atribuye directamente al éxito de la fase de Feature Engineering (la inyección de los ratios espaciales de la micro-zona), lo que demuestra que proporcionar contexto local al algoritmo es estadísticamente más efectivo que aumentar ciegamente la profundidad de los árboles.</w:t>
       </w:r>
     </w:p>
     <w:p>
@@ -19264,7 +19576,14 @@
         <w:rPr>
           <w:rFonts w:cstheme="minorHAnsi"/>
         </w:rPr>
-        <w:t xml:space="preserve">Más allá de las métricas puras, la superioridad cualitativa de TasIA frente a trabajos académicos previos reside en su aplicabilidad real. Mientras que la mayoría de los estudios proponen modelos de "caja negra" que, en ocasiones, devalúan un inmueble al añadirle metros cuadrados por artefactos estadísticos, TasIA es uno de los pocos sistemas que integra </w:t>
+        <w:t xml:space="preserve">Más allá de las métricas puras, la superioridad cualitativa de TasIA frente a trabajos académicos previos reside </w:t>
+      </w:r>
+      <w:r>
+        <w:rPr>
+          <w:rFonts w:cstheme="minorHAnsi"/>
+        </w:rPr>
+        <w:lastRenderedPageBreak/>
+        <w:t xml:space="preserve">en su aplicabilidad real. Mientras que la mayoría de los estudios proponen modelos de "caja negra" que, en ocasiones, devalúan un inmueble al añadirle metros cuadrados por artefactos estadísticos, TasIA es uno de los pocos sistemas que integra </w:t>
       </w:r>
       <w:r>
         <w:rPr>
@@ -19430,7 +19749,14 @@
         <w:rPr>
           <w:rFonts w:cstheme="minorHAnsi"/>
         </w:rPr>
-        <w:t>) extraídos de portales web. En el mercado español, estos precios de publicación suelen incorporar un margen de negociación o sobreprecio que oscila históricamente entre un 5% y un 10%. Por tanto, es vital interpretar que el modelo no predice el valor real de cierre ante notario (</w:t>
+        <w:t xml:space="preserve">) extraídos de portales web. En el mercado español, estos precios de publicación suelen incorporar un margen de negociación o sobreprecio que oscila </w:t>
+      </w:r>
+      <w:r>
+        <w:rPr>
+          <w:rFonts w:cstheme="minorHAnsi"/>
+        </w:rPr>
+        <w:lastRenderedPageBreak/>
+        <w:t>históricamente entre un 5% y un 10%. Por tanto, es vital interpretar que el modelo no predice el valor real de cierre ante notario (</w:t>
       </w:r>
       <w:r>
         <w:rPr>
@@ -19530,7 +19856,7 @@
         <w:rPr>
           <w:rFonts w:cstheme="minorHAnsi"/>
         </w:rPr>
-        <w:t>A nivel de producto PropTech, el error porcentual medio (MAPE \approx 19%) confirma la viabilidad absoluta de TasIA como herramienta de tasación comercial o de Lead Generation para agencias inmobiliarias. Permite ofrecer estimaciones instantáneas, fiables y de coste marginal cero para captar clientes particulares.</w:t>
+        <w:t>A nivel de producto PropTech, el error porcentual medio (MAPE \approx 18,06%) confirma la viabilidad absoluta de TasIA como herramienta de tasación comercial o de Lead Generation para agencias inmobiliarias. Permite ofrecer estimaciones instantáneas, fiables y de coste marginal cero para captar clientes particulares.</w:t>
       </w:r>
     </w:p>
     <w:p>
@@ -19565,6 +19891,7 @@
         <w:rPr>
           <w:rFonts w:asciiTheme="minorHAnsi" w:hAnsiTheme="minorHAnsi" w:cstheme="minorHAnsi"/>
         </w:rPr>
+        <w:lastRenderedPageBreak/>
         <w:br/>
       </w:r>
       <w:bookmarkStart w:id="71" w:name="_Toc237344973"/>
@@ -19636,7 +19963,7 @@
         <w:rPr>
           <w:rFonts w:cstheme="minorHAnsi"/>
         </w:rPr>
-        <w:t>El hecho de haber alcanzado un coeficiente de determinación del 93,1% (R^2 = 0.931) no debe interpretarse solo como un éxito algorítmico, sino como una validación de la metodología de preparación de datos. La interpretación principal es que el mercado inmobiliario, a pesar de su aparente volatilidad, sigue patrones lógicos y estructurados que pueden ser capturados si se proporciona el contexto adecuado. Los resultados demuestran que el esfuerzo invertido en la Ingeniería de Variables (creación de ratios espaciales) ha sido más determinante para el éxito del sistema que la simple potencia bruta del procesador.</w:t>
+        <w:t>El hecho de haber alcanzado un coeficiente de determinación del 91,06% (R^2 = 0.911) no debe interpretarse solo como un éxito algorítmico, sino como una validación de la metodología de preparación de datos. La interpretación principal es que el mercado inmobiliario, a pesar de su aparente volatilidad, sigue patrones lógicos y estructurados que pueden ser capturados si se proporciona el contexto adecuado. Los resultados demuestran que el esfuerzo invertido en la Ingeniería de Variables (creación de ratios espaciales) ha sido más determinante para el éxito del sistema que la simple potencia bruta del procesador.</w:t>
       </w:r>
     </w:p>
     <w:p>
@@ -19663,7 +19990,14 @@
         <w:rPr>
           <w:rFonts w:cstheme="minorHAnsi"/>
         </w:rPr>
-        <w:t>Una de las reflexiones más profundas de este trabajo es la superación del dilema entre "precisión" y "explicabilidad". Históricamente, los modelos más precisos solían ser cajas negras incomprensibles. TasIA demuestra que es posible mantener una precisión de nivel profesional (MAPE del 19%) integrando al mismo tiempo restricciones monotónicas. Esto significa que el algoritmo "entiende" la lógica del tasador humano: sabe que más metros cuadrados deben traducirse en más valor. La interpretación de este resultado es clave: para que la IA sea adoptada en sectores críticos como el inmobiliario, debe ser "lógica" además de "precisa".</w:t>
+        <w:t xml:space="preserve">Una de las reflexiones más profundas de este trabajo es la superación del dilema entre "precisión" y "explicabilidad". Históricamente, los modelos más precisos solían ser cajas negras incomprensibles. TasIA demuestra que es posible mantener una precisión de nivel profesional (MAPE del 18,06%) integrando al mismo tiempo restricciones monotónicas. Esto significa que el algoritmo "entiende" la lógica del tasador humano: sabe que más metros cuadrados deben traducirse en más valor. La interpretación de este resultado es </w:t>
+      </w:r>
+      <w:r>
+        <w:rPr>
+          <w:rFonts w:cstheme="minorHAnsi"/>
+        </w:rPr>
+        <w:lastRenderedPageBreak/>
+        <w:t>clave: para que la IA sea adoptada en sectores críticos como el inmobiliario, debe ser "lógica" además de "precisa".</w:t>
       </w:r>
     </w:p>
     <w:p>
@@ -19858,7 +20192,14 @@
         <w:rPr>
           <w:rFonts w:cstheme="minorHAnsi"/>
         </w:rPr>
-        <w:t xml:space="preserve">), la captación de propietarios dispuestos a vender es el mayor cuello de botella del negocio. TasIA puede integrarse como un </w:t>
+        <w:t xml:space="preserve">), la captación de propietarios dispuestos a vender es el mayor cuello de botella del negocio. TasIA puede integrarse </w:t>
+      </w:r>
+      <w:r>
+        <w:rPr>
+          <w:rFonts w:cstheme="minorHAnsi"/>
+        </w:rPr>
+        <w:lastRenderedPageBreak/>
+        <w:t xml:space="preserve">como un </w:t>
       </w:r>
       <w:r>
         <w:rPr>
@@ -20032,7 +20373,14 @@
         <w:rPr>
           <w:rFonts w:cstheme="minorHAnsi"/>
         </w:rPr>
-        <w:t xml:space="preserve">En conclusión, el impacto técnico de TasIA reside en haber democratizado una tecnología que hasta hace poco era dominio exclusivo de grandes corporaciones bancarias. El sistema demuestra que, con herramientas de código abierto y un enfoque </w:t>
+        <w:t xml:space="preserve">En conclusión, el impacto técnico de TasIA reside en haber democratizado una tecnología que hasta hace poco era dominio exclusivo de grandes corporaciones </w:t>
+      </w:r>
+      <w:r>
+        <w:rPr>
+          <w:rFonts w:cstheme="minorHAnsi"/>
+        </w:rPr>
+        <w:lastRenderedPageBreak/>
+        <w:t xml:space="preserve">bancarias. El sistema demuestra que, con herramientas de código abierto y un enfoque </w:t>
       </w:r>
       <w:r>
         <w:rPr>
@@ -20215,7 +20563,14 @@
         <w:rPr>
           <w:rFonts w:cstheme="minorHAnsi"/>
         </w:rPr>
-        <w:t xml:space="preserve"> La ingeniería de variables ha utilizado las divisiones administrativas oficiales (distritos y barrios) para calcular el contexto geográfico (ratio_metros_zona). Metodológicamente, esto crea límites artificiales o "efectos frontera". Dos viviendas idénticas situadas en aceras opuestas de una misma calle, pero que pertenecen administrativamente a barrios distintos, podrían recibir tasaciones con saltos abruptos debido a las medias discretas de su zona, a pesar de compartir el mismo ecosistema comercial.</w:t>
+        <w:t xml:space="preserve"> La ingeniería de variables ha utilizado las divisiones administrativas oficiales (distritos y barrios) para calcular el </w:t>
+      </w:r>
+      <w:r>
+        <w:rPr>
+          <w:rFonts w:cstheme="minorHAnsi"/>
+        </w:rPr>
+        <w:lastRenderedPageBreak/>
+        <w:t>contexto geográfico (ratio_metros_zona). Metodológicamente, esto crea límites artificiales o "efectos frontera". Dos viviendas idénticas situadas en aceras opuestas de una misma calle, pero que pertenecen administrativamente a barrios distintos, podrían recibir tasaciones con saltos abruptos debido a las medias discretas de su zona, a pesar de compartir el mismo ecosistema comercial.</w:t>
       </w:r>
     </w:p>
     <w:p>
@@ -20353,7 +20708,14 @@
         <w:rPr>
           <w:rFonts w:cstheme="minorHAnsi"/>
         </w:rPr>
-        <w:t>Restricción Normativa (Orden ECO/805/2003): Como limitación legal y de aplicación técnica, TasIA es estrictamente un Modelo de Valoración Automática (AVM) de carácter estadístico. Tecnológicamente, es incapaz de certificar la legalidad urbanística del activo, comprobar la coincidencia con el catastro o inspeccionar vicios ocultos, por lo que carece de validez legal para emitir valoraciones con finalidad de garantía hipotecaria en España.</w:t>
+        <w:t xml:space="preserve">Restricción Normativa (Orden ECO/805/2003): Como limitación legal y de aplicación técnica, TasIA es estrictamente un Modelo de Valoración Automática (AVM) de carácter estadístico. Tecnológicamente, es incapaz de certificar la </w:t>
+      </w:r>
+      <w:r>
+        <w:rPr>
+          <w:rFonts w:cstheme="minorHAnsi"/>
+        </w:rPr>
+        <w:lastRenderedPageBreak/>
+        <w:t>legalidad urbanística del activo, comprobar la coincidencia con el catastro o inspeccionar vicios ocultos, por lo que carece de validez legal para emitir valoraciones con finalidad de garantía hipotecaria en España.</w:t>
       </w:r>
     </w:p>
     <w:p>
@@ -20474,7 +20836,14 @@
         <w:rPr>
           <w:rFonts w:cstheme="minorHAnsi"/>
         </w:rPr>
-        <w:t xml:space="preserve"> son espejos de los datos con los que se entrenan. Una implicación ética crítica es el riesgo de perpetuar, o incluso amplificar, desigualdades históricas. Si un barrio ha sufrido desinversión o marginación histórica, los datos reflejarán precios bajos. Si el algoritmo asimila esto de forma agresiva, podría generar un sesgo de "círculo vicioso" (similar al </w:t>
+        <w:t xml:space="preserve"> son espejos de los datos con los que se entrenan. Una implicación ética crítica es el riesgo de perpetuar, o incluso amplificar, desigualdades históricas. Si un barrio ha </w:t>
+      </w:r>
+      <w:r>
+        <w:rPr>
+          <w:rFonts w:cstheme="minorHAnsi"/>
+        </w:rPr>
+        <w:lastRenderedPageBreak/>
+        <w:t xml:space="preserve">sufrido desinversión o marginación histórica, los datos reflejarán precios bajos. Si el algoritmo asimila esto de forma agresiva, podría generar un sesgo de "círculo vicioso" (similar al </w:t>
       </w:r>
       <w:r>
         <w:rPr>
@@ -20716,7 +21085,7 @@
         <w:rPr>
           <w:rFonts w:cstheme="minorHAnsi"/>
         </w:rPr>
-        <w:t>El logro técnico más destacable es haber construido un modelo predictivo real y funcional (RMSE Test: 264.055; R2 = 0,931 €) entrenado sobre datos reales del mercado madrileño, con un corpus obtenido íntegramente mediante Web Scraping y enriquecido con etiquetas visuales de calidad generadas por IA Generativa. Esto valida que el sistema es lo suficientemente robusto como para operar en un entorno comercial PropTech, superando el rendimiento de modelos de regresión tradicionales</w:t>
+        <w:t>El logro técnico más destacable es haber construido un modelo predictivo real y funcional (RMSE Test: 237.018; R2 = 0,911 €) entrenado sobre datos reales del mercado madrileño, con un corpus obtenido íntegramente mediante Web Scraping y enriquecido con etiquetas visuales de calidad generadas por IA Generativa. Esto valida que el sistema es lo suficientemente robusto como para operar en un entorno comercial PropTech, superando el rendimiento de modelos de regresión tradicionales</w:t>
       </w:r>
     </w:p>
     <w:p>
@@ -20745,6 +21114,7 @@
           <w:b/>
           <w:bCs/>
         </w:rPr>
+        <w:lastRenderedPageBreak/>
         <w:t>2. El éxito del enfoque "Data-Centric" y el contexto espacial</w:t>
       </w:r>
       <w:r>
@@ -20959,6 +21329,7 @@
         <w:rPr>
           <w:rFonts w:asciiTheme="minorHAnsi" w:hAnsiTheme="minorHAnsi" w:cstheme="minorHAnsi"/>
         </w:rPr>
+        <w:lastRenderedPageBreak/>
         <w:t>Cumplimiento de objetivos</w:t>
       </w:r>
       <w:bookmarkEnd w:id="78"/>
@@ -21025,7 +21396,7 @@
         <w:rPr>
           <w:rFonts w:cstheme="minorHAnsi"/>
         </w:rPr>
-        <w:t>El objetivo primordial del trabajo consistía en diseñar, entrenar y desplegar un Modelo de Valoración Automática (AVM) basado en Inteligencia Artificial capaz de tasar activos inmobiliarios residenciales en la ciudad de Madrid. Este objetivo se ha alcanzado íntegramente mediante la puesta en producción del sistema TasIA, el cual emite tasaciones en tiempo real con un margen de error relativo (MAPE) del 19%, demostrando ser una herramienta viable y técnicamente solvente frente a soluciones comerciales actuales.</w:t>
+        <w:t>El objetivo primordial del trabajo consistía en diseñar, entrenar y desplegar un Modelo de Valoración Automática (AVM) basado en Inteligencia Artificial capaz de tasar activos inmobiliarios residenciales en la ciudad de Madrid. Este objetivo se ha alcanzado íntegramente mediante la puesta en producción del sistema TasIA, el cual emite tasaciones en tiempo real con un margen de error relativo (MAPE) del 18,06%, demostrando ser una herramienta viable y técnicamente solvente frente a soluciones comerciales actuales.</w:t>
       </w:r>
     </w:p>
     <w:p>
@@ -21111,6 +21482,7 @@
         <w:rPr>
           <w:rFonts w:cstheme="minorHAnsi"/>
         </w:rPr>
+        <w:lastRenderedPageBreak/>
         <w:t>Objetivo Específico 2: Experimentación y selección algorítmica óptima.</w:t>
       </w:r>
     </w:p>
@@ -21128,7 +21500,7 @@
         <w:rPr>
           <w:rFonts w:cstheme="minorHAnsi"/>
         </w:rPr>
-        <w:t>La decisión final recayó en el estimador HistGradientBoostingRegressor, cumpliendo el objetivo de maximizar la capacidad predictiva (RMSE Test: 264.055; R2 = 0,931 €) minimizando el coste computacional. Este RMSE refleja fielmente la varianza natural de un dataset concentrado en propiedades con etiqueta visual validada, cuyo rango de precios es más amplio que el de la vivienda estándar.</w:t>
+        <w:t>La decisión final recayó en el estimador HistGradientBoostingRegressor, cumpliendo el objetivo de maximizar la capacidad predictiva (RMSE Test: 237.018; R2 = 0,911 €) minimizando el coste computacional. Este RMSE refleja fielmente la varianza natural de un dataset concentrado en propiedades con etiqueta visual validada, cuyo rango de precios es más amplio que el de la vivienda estándar.</w:t>
       </w:r>
     </w:p>
     <w:p>
@@ -21245,6 +21617,7 @@
         <w:rPr>
           <w:rFonts w:asciiTheme="minorHAnsi" w:hAnsiTheme="minorHAnsi" w:cstheme="minorHAnsi"/>
         </w:rPr>
+        <w:lastRenderedPageBreak/>
         <w:t>Líneas</w:t>
       </w:r>
       <w:r>
@@ -21393,7 +21766,14 @@
         <w:rPr>
           <w:rFonts w:cstheme="minorHAnsi"/>
         </w:rPr>
-        <w:t>, concretamente Redes Neuronales Convolucionales (CNNs), para procesar las fotografías del anuncio y puntuar automáticamente el estado de conservación del inmueble, eliminando la necesidad de que el usuario introduzca este dato de forma subjetiva.</w:t>
+        <w:t xml:space="preserve">, </w:t>
+      </w:r>
+      <w:r>
+        <w:rPr>
+          <w:rFonts w:cstheme="minorHAnsi"/>
+        </w:rPr>
+        <w:lastRenderedPageBreak/>
+        <w:t>concretamente Redes Neuronales Convolucionales (CNNs), para procesar las fotografías del anuncio y puntuar automáticamente el estado de conservación del inmueble, eliminando la necesidad de que el usuario introduzca este dato de forma subjetiva.</w:t>
       </w:r>
     </w:p>
     <w:p>
@@ -21970,6 +22350,7 @@
           <w:rFonts w:cstheme="minorHAnsi"/>
           <w:lang w:val="en-US"/>
         </w:rPr>
+        <w:lastRenderedPageBreak/>
         <w:t xml:space="preserve">[10] Grinsztajn, L., Oyallon, E., &amp; Varoquaux, G. (2022). Why do tree-based models still outperform deep learning on typical tabular data? </w:t>
       </w:r>
       <w:r>
@@ -22288,6 +22669,7 @@
           <w:rFonts w:cstheme="minorHAnsi"/>
           <w:lang w:val="en-US"/>
         </w:rPr>
+        <w:lastRenderedPageBreak/>
         <w:t xml:space="preserve">[19] Molnar, C. (2020). </w:t>
       </w:r>
       <w:r>
@@ -22698,6 +23080,7 @@
           <w:rFonts w:cstheme="minorHAnsi"/>
           <w:lang w:val="en-US"/>
         </w:rPr>
+        <w:lastRenderedPageBreak/>
         <w:t xml:space="preserve">[30] Tukey, J. W. (1977). </w:t>
       </w:r>
       <w:r>
@@ -22959,6 +23342,7 @@
         <w:rPr>
           <w:rFonts w:asciiTheme="minorHAnsi" w:hAnsiTheme="minorHAnsi" w:cstheme="minorHAnsi"/>
         </w:rPr>
+        <w:lastRenderedPageBreak/>
         <w:t>Uso de herramientas de inteligencia artificial generativa</w:t>
       </w:r>
       <w:bookmarkEnd w:id="81"/>
@@ -23186,7 +23570,16 @@
           <w:color w:val="000000" w:themeColor="text1"/>
           <w:szCs w:val="24"/>
         </w:rPr>
-        <w:t xml:space="preserve">, con independencia de las herramientas empleadas. Durante la defensa y en cualquier revisión o requerimiento del tutor/tribunal, deberá ser capaz de explicar y justificar cada afirmación, dato, figura, fragmento de código, procedimiento y decisión metodológica, así como la pertinencia y veracidad de todas las fuentes citadas. La incapacidad para defender con solvencia alguno de estos elementos o para aportar la justificación/documentación correspondiente de una fuente se considerará una falta grave de autoría académica y conllevará una </w:t>
+        <w:t xml:space="preserve">, con independencia de las herramientas empleadas. Durante la defensa y en cualquier revisión o requerimiento del tutor/tribunal, deberá ser capaz de explicar y justificar cada afirmación, dato, figura, fragmento de código, procedimiento y decisión metodológica, así como la pertinencia y veracidad de todas las fuentes citadas. La incapacidad para </w:t>
+      </w:r>
+      <w:r>
+        <w:rPr>
+          <w:rFonts w:eastAsia="Aptos" w:cstheme="minorHAnsi"/>
+          <w:color w:val="000000" w:themeColor="text1"/>
+          <w:szCs w:val="24"/>
+        </w:rPr>
+        <w:lastRenderedPageBreak/>
+        <w:t xml:space="preserve">defender con solvencia alguno de estos elementos o para aportar la justificación/documentación correspondiente de una fuente se considerará una falta grave de autoría académica y conllevará una </w:t>
       </w:r>
       <w:r>
         <w:rPr>
@@ -23319,6 +23712,7 @@
           <w:sz w:val="40"/>
           <w:szCs w:val="40"/>
         </w:rPr>
+        <w:lastRenderedPageBreak/>
         <w:t xml:space="preserve">Anexo I </w:t>
       </w:r>
       <w:r>
@@ -23413,6 +23807,7 @@
           <w:sz w:val="40"/>
           <w:szCs w:val="40"/>
         </w:rPr>
+        <w:lastRenderedPageBreak/>
         <w:t>Anexo II</w:t>
       </w:r>
       <w:r>
@@ -23631,7 +24026,6 @@
         <w:docPartUnique/>
       </w:docPartObj>
     </w:sdtPr>
-    <w:sdtEndPr/>
     <w:sdtContent>
       <w:p>
         <w:pPr>
@@ -23669,7 +24063,6 @@
         <w:docPartUnique/>
       </w:docPartObj>
     </w:sdtPr>
-    <w:sdtEndPr/>
     <w:sdtContent>
       <w:p>
         <w:pPr>
@@ -24569,7 +24962,7 @@
         <w:sz w:val="20"/>
       </w:rPr>
       <w:br/>
-      <w:t>Descripción del problema y requisitos</w:t>
+      <w:t>Introducción</w:t>
     </w:r>
     <w:r>
       <w:rPr>
@@ -32674,7 +33067,6 @@
   <w:style w:type="character" w:default="1" w:styleId="Fuentedeprrafopredeter">
     <w:name w:val="Default Paragraph Font"/>
     <w:uiPriority w:val="1"/>
-    <w:semiHidden/>
     <w:unhideWhenUsed/>
   </w:style>
   <w:style w:type="table" w:default="1" w:styleId="Tablanormal">
